--- a/Resume/GeraltHeart_Tech.docx
+++ b/Resume/GeraltHeart_Tech.docx
@@ -2309,7 +2309,27 @@
           <w:sz w:val="22"/>
           <w:szCs w:val="22"/>
         </w:rPr>
-        <w:t xml:space="preserve">React, pytest, Three.js, </w:t>
+        <w:t>React,</w:t>
+      </w:r>
+      <w:r>
+        <w:rPr>
+          <w:rFonts w:ascii="Garamond" w:hAnsi="Garamond" w:cs="Arial"/>
+          <w:bCs/>
+          <w:color w:val="000000" w:themeColor="text1"/>
+          <w:sz w:val="22"/>
+          <w:szCs w:val="22"/>
+        </w:rPr>
+        <w:t xml:space="preserve"> Node.js,</w:t>
+      </w:r>
+      <w:r>
+        <w:rPr>
+          <w:rFonts w:ascii="Garamond" w:hAnsi="Garamond" w:cs="Arial"/>
+          <w:bCs/>
+          <w:color w:val="000000" w:themeColor="text1"/>
+          <w:sz w:val="22"/>
+          <w:szCs w:val="22"/>
+        </w:rPr>
+        <w:t xml:space="preserve"> pytest, Three.js, </w:t>
       </w:r>
       <w:r>
         <w:rPr>

--- a/Resume/GeraltHeart_Tech.docx
+++ b/Resume/GeraltHeart_Tech.docx
@@ -199,7 +199,7 @@
           <w:bottom w:val="single" w:sz="4" w:space="1" w:color="auto"/>
         </w:pBdr>
         <w:spacing w:line="240" w:lineRule="auto"/>
-        <w:ind w:right="302"/>
+        <w:ind w:right="302" w:hanging="90"/>
         <w:rPr>
           <w:rFonts w:ascii="Garamond" w:hAnsi="Garamond" w:cs="Times New Roman"/>
           <w:bCs/>
@@ -221,9 +221,6 @@
     </w:p>
     <w:p>
       <w:pPr>
-        <w:pBdr>
-          <w:bottom w:val="single" w:sz="6" w:space="1" w:color="auto"/>
-        </w:pBdr>
         <w:spacing w:before="0" w:line="240" w:lineRule="auto"/>
         <w:ind w:right="302"/>
         <w:rPr>
@@ -252,7 +249,27 @@
           <w:sz w:val="22"/>
           <w:szCs w:val="22"/>
         </w:rPr>
-        <w:t>, Data mining, Network Systems, and Computer vision</w:t>
+        <w:t xml:space="preserve">, Data mining, Network Systems, and Computer </w:t>
+      </w:r>
+      <w:r>
+        <w:rPr>
+          <w:rFonts w:ascii="Garamond" w:hAnsi="Garamond" w:cs="Times New Roman"/>
+          <w:bCs/>
+          <w:color w:val="000000" w:themeColor="text1"/>
+          <w:sz w:val="22"/>
+          <w:szCs w:val="22"/>
+        </w:rPr>
+        <w:t>V</w:t>
+      </w:r>
+      <w:r>
+        <w:rPr>
+          <w:rFonts w:ascii="Garamond" w:hAnsi="Garamond" w:cs="Times New Roman"/>
+          <w:bCs/>
+          <w:color w:val="000000" w:themeColor="text1"/>
+          <w:sz w:val="22"/>
+          <w:szCs w:val="22"/>
+        </w:rPr>
+        <w:t>ision</w:t>
       </w:r>
       <w:r>
         <w:rPr>
@@ -271,7 +288,7 @@
           <w:bottom w:val="single" w:sz="6" w:space="1" w:color="auto"/>
         </w:pBdr>
         <w:spacing w:line="240" w:lineRule="auto"/>
-        <w:ind w:right="302"/>
+        <w:ind w:right="302" w:hanging="90"/>
         <w:rPr>
           <w:rFonts w:ascii="Garamond" w:hAnsi="Garamond" w:cs="Times New Roman"/>
           <w:bCs/>
@@ -288,22 +305,13 @@
           <w:sz w:val="24"/>
           <w:szCs w:val="24"/>
         </w:rPr>
-        <w:t>EDUCATION</w:t>
+        <w:t>WORK EXPERIENCE</w:t>
       </w:r>
     </w:p>
     <w:p>
       <w:pPr>
-        <w:spacing w:before="0" w:line="276" w:lineRule="auto"/>
-        <w:ind w:left="8280" w:right="302" w:hanging="8280"/>
-        <w:rPr>
-          <w:rFonts w:ascii="Garamond" w:hAnsi="Garamond" w:cs="Arial"/>
-          <w:bCs/>
-          <w:color w:val="000000" w:themeColor="text1"/>
-          <w:sz w:val="24"/>
-          <w:szCs w:val="24"/>
-        </w:rPr>
-      </w:pPr>
-      <w:r>
+        <w:spacing w:before="0" w:line="240" w:lineRule="auto"/>
+        <w:ind w:left="8100" w:right="302" w:hanging="8190"/>
         <w:rPr>
           <w:rFonts w:ascii="Garamond" w:hAnsi="Garamond" w:cs="Arial"/>
           <w:b/>
@@ -311,8 +319,7 @@
           <w:sz w:val="24"/>
           <w:szCs w:val="24"/>
         </w:rPr>
-        <w:t>University of Colorado Boulder</w:t>
-      </w:r>
+      </w:pPr>
       <w:r>
         <w:rPr>
           <w:rFonts w:ascii="Garamond" w:hAnsi="Garamond" w:cs="Arial"/>
@@ -321,57 +328,7 @@
           <w:sz w:val="24"/>
           <w:szCs w:val="24"/>
         </w:rPr>
-        <w:t xml:space="preserve"> </w:t>
-      </w:r>
-      <w:r>
-        <w:rPr>
-          <w:rFonts w:ascii="Garamond" w:hAnsi="Garamond" w:cs="Arial"/>
-          <w:bCs/>
-          <w:color w:val="000000" w:themeColor="text1"/>
-          <w:sz w:val="24"/>
-          <w:szCs w:val="24"/>
-        </w:rPr>
-        <w:t>|</w:t>
-      </w:r>
-      <w:r>
-        <w:rPr>
-          <w:rFonts w:ascii="Garamond" w:hAnsi="Garamond" w:cs="Arial"/>
-          <w:bCs/>
-          <w:color w:val="000000" w:themeColor="text1"/>
-          <w:sz w:val="24"/>
-          <w:szCs w:val="24"/>
-        </w:rPr>
-        <w:t xml:space="preserve"> </w:t>
-      </w:r>
-      <w:r>
-        <w:rPr>
-          <w:rFonts w:ascii="Garamond" w:hAnsi="Garamond" w:cs="Arial"/>
-          <w:bCs/>
-          <w:color w:val="000000" w:themeColor="text1"/>
-          <w:sz w:val="24"/>
-          <w:szCs w:val="24"/>
-        </w:rPr>
-        <w:t xml:space="preserve">GPA: </w:t>
-      </w:r>
-      <w:r>
-        <w:rPr>
-          <w:rFonts w:ascii="Garamond" w:hAnsi="Garamond" w:cs="Arial"/>
-          <w:bCs/>
-          <w:color w:val="000000" w:themeColor="text1"/>
-          <w:sz w:val="24"/>
-          <w:szCs w:val="24"/>
-        </w:rPr>
-        <w:t>3.9</w:t>
-      </w:r>
-      <w:r>
-        <w:rPr>
-          <w:rFonts w:ascii="Garamond" w:hAnsi="Garamond" w:cs="Arial"/>
-          <w:bCs/>
-          <w:color w:val="000000" w:themeColor="text1"/>
-          <w:sz w:val="24"/>
-          <w:szCs w:val="24"/>
-        </w:rPr>
-        <w:t>/4.0</w:t>
+        <w:t>Software Engineering Intern</w:t>
       </w:r>
       <w:r>
         <w:rPr>
@@ -382,16 +339,6 @@
           <w:szCs w:val="24"/>
         </w:rPr>
         <w:tab/>
-      </w:r>
-      <w:r>
-        <w:rPr>
-          <w:rFonts w:ascii="Garamond" w:hAnsi="Garamond" w:cs="Arial"/>
-          <w:b/>
-          <w:color w:val="000000" w:themeColor="text1"/>
-          <w:sz w:val="24"/>
-          <w:szCs w:val="24"/>
-        </w:rPr>
-        <w:t xml:space="preserve"> </w:t>
       </w:r>
       <w:r>
         <w:rPr>
@@ -403,7 +350,7 @@
           <w:sz w:val="24"/>
           <w:szCs w:val="24"/>
         </w:rPr>
-        <w:t>Expected</w:t>
+        <w:t xml:space="preserve">May 2026 </w:t>
       </w:r>
       <w:r>
         <w:rPr>
@@ -415,176 +362,7 @@
           <w:sz w:val="24"/>
           <w:szCs w:val="24"/>
         </w:rPr>
-        <w:t xml:space="preserve"> May 2027</w:t>
-      </w:r>
-    </w:p>
-    <w:p>
-      <w:pPr>
-        <w:tabs>
-          <w:tab w:val="right" w:pos="10080"/>
-        </w:tabs>
-        <w:spacing w:before="0" w:line="276" w:lineRule="auto"/>
-        <w:ind w:left="9090" w:right="302" w:hanging="9090"/>
-        <w:rPr>
-          <w:rFonts w:ascii="Garamond" w:hAnsi="Garamond" w:cs="Arial"/>
-          <w:bCs/>
-          <w:color w:val="000000" w:themeColor="text1"/>
-          <w:sz w:val="22"/>
-          <w:szCs w:val="22"/>
-        </w:rPr>
-      </w:pPr>
-      <w:r>
-        <w:rPr>
-          <w:rFonts w:ascii="Garamond" w:hAnsi="Garamond" w:cs="Arial"/>
-          <w:bCs/>
-          <w:color w:val="000000" w:themeColor="text1"/>
-          <w:sz w:val="22"/>
-          <w:szCs w:val="22"/>
-        </w:rPr>
-        <w:t xml:space="preserve">Master of Science in </w:t>
-      </w:r>
-      <w:r>
-        <w:rPr>
-          <w:rFonts w:ascii="Garamond" w:hAnsi="Garamond" w:cs="Arial"/>
-          <w:bCs/>
-          <w:color w:val="000000" w:themeColor="text1"/>
-          <w:sz w:val="22"/>
-          <w:szCs w:val="22"/>
-        </w:rPr>
-        <w:t>Computer</w:t>
-      </w:r>
-      <w:r>
-        <w:rPr>
-          <w:rFonts w:ascii="Garamond" w:hAnsi="Garamond" w:cs="Arial"/>
-          <w:bCs/>
-          <w:color w:val="000000" w:themeColor="text1"/>
-          <w:sz w:val="22"/>
-          <w:szCs w:val="22"/>
-        </w:rPr>
-        <w:t xml:space="preserve"> Science</w:t>
-      </w:r>
-      <w:r>
-        <w:rPr>
-          <w:rFonts w:ascii="Garamond" w:hAnsi="Garamond" w:cs="Arial"/>
-          <w:bCs/>
-          <w:color w:val="000000" w:themeColor="text1"/>
-          <w:sz w:val="22"/>
-          <w:szCs w:val="22"/>
-        </w:rPr>
-        <w:tab/>
-      </w:r>
-      <w:r>
-        <w:rPr>
-          <w:rFonts w:ascii="Garamond" w:hAnsi="Garamond" w:cs="Arial"/>
-          <w:bCs/>
-          <w:color w:val="000000" w:themeColor="text1"/>
-          <w:sz w:val="22"/>
-          <w:szCs w:val="22"/>
-        </w:rPr>
-        <w:t>Boulder, C</w:t>
-      </w:r>
-      <w:r>
-        <w:rPr>
-          <w:rFonts w:ascii="Garamond" w:hAnsi="Garamond" w:cs="Arial"/>
-          <w:bCs/>
-          <w:color w:val="000000" w:themeColor="text1"/>
-          <w:sz w:val="22"/>
-          <w:szCs w:val="22"/>
-        </w:rPr>
-        <w:t>O</w:t>
-      </w:r>
-    </w:p>
-    <w:p>
-      <w:pPr>
-        <w:spacing w:before="0" w:line="240" w:lineRule="auto"/>
-        <w:ind w:left="8100" w:right="302" w:hanging="8100"/>
-        <w:rPr>
-          <w:rFonts w:ascii="Garamond" w:hAnsi="Garamond" w:cs="Arial"/>
-          <w:b/>
-          <w:color w:val="000000" w:themeColor="text1"/>
-          <w:sz w:val="24"/>
-          <w:szCs w:val="24"/>
-        </w:rPr>
-      </w:pPr>
-      <w:r>
-        <w:rPr>
-          <w:rFonts w:ascii="Garamond" w:hAnsi="Garamond" w:cs="Arial"/>
-          <w:b/>
-          <w:color w:val="000000" w:themeColor="text1"/>
-          <w:sz w:val="24"/>
-          <w:szCs w:val="24"/>
-        </w:rPr>
-        <w:t>University of Texas Rio Grande Valley</w:t>
-      </w:r>
-      <w:r>
-        <w:rPr>
-          <w:rFonts w:ascii="Garamond" w:hAnsi="Garamond" w:cs="Arial"/>
-          <w:b/>
-          <w:color w:val="000000" w:themeColor="text1"/>
-          <w:sz w:val="24"/>
-          <w:szCs w:val="24"/>
-        </w:rPr>
-        <w:t xml:space="preserve"> </w:t>
-      </w:r>
-      <w:r>
-        <w:rPr>
-          <w:rFonts w:ascii="Garamond" w:hAnsi="Garamond" w:cs="Arial"/>
-          <w:bCs/>
-          <w:color w:val="000000" w:themeColor="text1"/>
-          <w:sz w:val="24"/>
-          <w:szCs w:val="24"/>
-        </w:rPr>
-        <w:t>|</w:t>
-      </w:r>
-      <w:r>
-        <w:rPr>
-          <w:rFonts w:ascii="Garamond" w:hAnsi="Garamond" w:cs="Arial"/>
-          <w:bCs/>
-          <w:color w:val="000000" w:themeColor="text1"/>
-          <w:sz w:val="24"/>
-          <w:szCs w:val="24"/>
-        </w:rPr>
-        <w:t xml:space="preserve"> </w:t>
-      </w:r>
-      <w:r>
-        <w:rPr>
-          <w:rFonts w:ascii="Garamond" w:hAnsi="Garamond" w:cs="Arial"/>
-          <w:bCs/>
-          <w:color w:val="000000" w:themeColor="text1"/>
-          <w:sz w:val="24"/>
-          <w:szCs w:val="24"/>
-        </w:rPr>
-        <w:t>GPA: 3.</w:t>
-      </w:r>
-      <w:r>
-        <w:rPr>
-          <w:rFonts w:ascii="Garamond" w:hAnsi="Garamond" w:cs="Arial"/>
-          <w:bCs/>
-          <w:color w:val="000000" w:themeColor="text1"/>
-          <w:sz w:val="24"/>
-          <w:szCs w:val="24"/>
-        </w:rPr>
-        <w:t>5</w:t>
-      </w:r>
-      <w:r>
-        <w:rPr>
-          <w:rFonts w:ascii="Garamond" w:hAnsi="Garamond" w:cs="Arial"/>
-          <w:bCs/>
-          <w:color w:val="000000" w:themeColor="text1"/>
-          <w:sz w:val="24"/>
-          <w:szCs w:val="24"/>
-        </w:rPr>
-        <w:t>/4.0</w:t>
-      </w:r>
-      <w:r>
-        <w:rPr>
-          <w:rFonts w:ascii="Garamond" w:hAnsi="Garamond" w:cs="Arial"/>
-          <w:bCs/>
-          <w:color w:val="000000" w:themeColor="text1"/>
-          <w:sz w:val="24"/>
-          <w:szCs w:val="24"/>
-        </w:rPr>
-        <w:tab/>
+        <w:t xml:space="preserve">– </w:t>
       </w:r>
       <w:r>
         <w:rPr>
@@ -596,9 +374,304 @@
           <w:sz w:val="24"/>
           <w:szCs w:val="24"/>
         </w:rPr>
-        <w:t xml:space="preserve">July 2017 </w:t>
-      </w:r>
-      <w:bookmarkStart w:id="1" w:name="_Hlk179577310"/>
+        <w:t>Aug 2026</w:t>
+      </w:r>
+    </w:p>
+    <w:p>
+      <w:pPr>
+        <w:spacing w:before="0" w:line="240" w:lineRule="auto"/>
+        <w:ind w:left="9090" w:right="302" w:hanging="9180"/>
+        <w:rPr>
+          <w:rFonts w:ascii="Garamond" w:hAnsi="Garamond" w:cs="Arial"/>
+          <w:b/>
+          <w:color w:val="000000" w:themeColor="text1"/>
+          <w:sz w:val="24"/>
+          <w:szCs w:val="24"/>
+        </w:rPr>
+      </w:pPr>
+      <w:r>
+        <w:rPr>
+          <w:rFonts w:ascii="Garamond" w:hAnsi="Garamond" w:cs="Arial"/>
+          <w:bCs/>
+          <w:color w:val="000000" w:themeColor="text1"/>
+          <w:sz w:val="24"/>
+          <w:szCs w:val="24"/>
+        </w:rPr>
+        <w:t>Athena Manufacturing LP</w:t>
+      </w:r>
+      <w:r>
+        <w:rPr>
+          <w:rFonts w:ascii="Garamond" w:hAnsi="Garamond" w:cs="Arial"/>
+          <w:bCs/>
+          <w:color w:val="000000" w:themeColor="text1"/>
+          <w:sz w:val="24"/>
+          <w:szCs w:val="24"/>
+        </w:rPr>
+        <w:tab/>
+      </w:r>
+      <w:r>
+        <w:rPr>
+          <w:rFonts w:ascii="Garamond" w:hAnsi="Garamond" w:cs="Arial"/>
+          <w:bCs/>
+          <w:color w:val="000000" w:themeColor="text1"/>
+          <w:sz w:val="24"/>
+          <w:szCs w:val="24"/>
+        </w:rPr>
+        <w:t>Austin</w:t>
+      </w:r>
+      <w:r>
+        <w:rPr>
+          <w:rFonts w:ascii="Garamond" w:hAnsi="Garamond" w:cs="Arial"/>
+          <w:bCs/>
+          <w:color w:val="000000" w:themeColor="text1"/>
+          <w:sz w:val="24"/>
+          <w:szCs w:val="24"/>
+        </w:rPr>
+        <w:t>, T</w:t>
+      </w:r>
+      <w:r>
+        <w:rPr>
+          <w:rFonts w:ascii="Garamond" w:hAnsi="Garamond" w:cs="Arial"/>
+          <w:bCs/>
+          <w:color w:val="000000" w:themeColor="text1"/>
+          <w:sz w:val="24"/>
+          <w:szCs w:val="24"/>
+        </w:rPr>
+        <w:t>X</w:t>
+      </w:r>
+    </w:p>
+    <w:p>
+      <w:pPr>
+        <w:pStyle w:val="ListParagraph"/>
+        <w:numPr>
+          <w:ilvl w:val="0"/>
+          <w:numId w:val="14"/>
+        </w:numPr>
+        <w:spacing w:before="0" w:line="240" w:lineRule="auto"/>
+        <w:ind w:right="302"/>
+        <w:rPr>
+          <w:rFonts w:ascii="Garamond" w:hAnsi="Garamond" w:cs="Arial"/>
+          <w:bCs/>
+          <w:color w:val="000000" w:themeColor="text1"/>
+          <w:sz w:val="22"/>
+          <w:szCs w:val="22"/>
+        </w:rPr>
+      </w:pPr>
+      <w:r>
+        <w:rPr>
+          <w:rFonts w:ascii="Garamond" w:hAnsi="Garamond" w:cs="Arial"/>
+          <w:bCs/>
+          <w:color w:val="000000" w:themeColor="text1"/>
+          <w:sz w:val="22"/>
+          <w:szCs w:val="22"/>
+        </w:rPr>
+        <w:t xml:space="preserve">Designed and deployed an internal </w:t>
+      </w:r>
+      <w:r>
+        <w:rPr>
+          <w:rFonts w:ascii="Garamond" w:hAnsi="Garamond" w:cs="Arial"/>
+          <w:bCs/>
+          <w:color w:val="000000" w:themeColor="text1"/>
+          <w:sz w:val="22"/>
+          <w:szCs w:val="22"/>
+        </w:rPr>
+        <w:t>K</w:t>
+      </w:r>
+      <w:r>
+        <w:rPr>
+          <w:rFonts w:ascii="Garamond" w:hAnsi="Garamond" w:cs="Arial"/>
+          <w:bCs/>
+          <w:color w:val="000000" w:themeColor="text1"/>
+          <w:sz w:val="22"/>
+          <w:szCs w:val="22"/>
+        </w:rPr>
+        <w:t>anban</w:t>
+      </w:r>
+      <w:r>
+        <w:rPr>
+          <w:rFonts w:ascii="Garamond" w:hAnsi="Garamond" w:cs="Arial"/>
+          <w:bCs/>
+          <w:color w:val="000000" w:themeColor="text1"/>
+          <w:sz w:val="22"/>
+          <w:szCs w:val="22"/>
+        </w:rPr>
+        <w:t>-</w:t>
+      </w:r>
+      <w:r>
+        <w:rPr>
+          <w:rFonts w:ascii="Garamond" w:hAnsi="Garamond" w:cs="Arial"/>
+          <w:bCs/>
+          <w:color w:val="000000" w:themeColor="text1"/>
+          <w:sz w:val="22"/>
+          <w:szCs w:val="22"/>
+        </w:rPr>
+        <w:t xml:space="preserve">style automated scheduler parsing data from Microsoft SQL Server into a </w:t>
+      </w:r>
+      <w:r>
+        <w:rPr>
+          <w:rFonts w:ascii="Garamond" w:hAnsi="Garamond" w:cs="Arial"/>
+          <w:bCs/>
+          <w:color w:val="000000" w:themeColor="text1"/>
+          <w:sz w:val="22"/>
+          <w:szCs w:val="22"/>
+        </w:rPr>
+        <w:t>P</w:t>
+      </w:r>
+      <w:r>
+        <w:rPr>
+          <w:rFonts w:ascii="Garamond" w:hAnsi="Garamond" w:cs="Arial"/>
+          <w:bCs/>
+          <w:color w:val="000000" w:themeColor="text1"/>
+          <w:sz w:val="22"/>
+          <w:szCs w:val="22"/>
+        </w:rPr>
+        <w:t xml:space="preserve">ython application utilizing </w:t>
+      </w:r>
+      <w:proofErr w:type="spellStart"/>
+      <w:r>
+        <w:rPr>
+          <w:rFonts w:ascii="Garamond" w:hAnsi="Garamond" w:cs="Arial"/>
+          <w:bCs/>
+          <w:color w:val="000000" w:themeColor="text1"/>
+          <w:sz w:val="22"/>
+          <w:szCs w:val="22"/>
+        </w:rPr>
+        <w:t>pyodbc</w:t>
+      </w:r>
+      <w:proofErr w:type="spellEnd"/>
+      <w:r>
+        <w:rPr>
+          <w:rFonts w:ascii="Garamond" w:hAnsi="Garamond" w:cs="Arial"/>
+          <w:bCs/>
+          <w:color w:val="000000" w:themeColor="text1"/>
+          <w:sz w:val="22"/>
+          <w:szCs w:val="22"/>
+        </w:rPr>
+        <w:t xml:space="preserve">, PyQt6, </w:t>
+      </w:r>
+      <w:r>
+        <w:rPr>
+          <w:rFonts w:ascii="Garamond" w:hAnsi="Garamond" w:cs="Arial"/>
+          <w:bCs/>
+          <w:color w:val="000000" w:themeColor="text1"/>
+          <w:sz w:val="22"/>
+          <w:szCs w:val="22"/>
+        </w:rPr>
+        <w:t>P</w:t>
+      </w:r>
+      <w:r>
+        <w:rPr>
+          <w:rFonts w:ascii="Garamond" w:hAnsi="Garamond" w:cs="Arial"/>
+          <w:bCs/>
+          <w:color w:val="000000" w:themeColor="text1"/>
+          <w:sz w:val="22"/>
+          <w:szCs w:val="22"/>
+        </w:rPr>
+        <w:t>andas, and JSON</w:t>
+      </w:r>
+    </w:p>
+    <w:p>
+      <w:pPr>
+        <w:pStyle w:val="ListParagraph"/>
+        <w:numPr>
+          <w:ilvl w:val="0"/>
+          <w:numId w:val="14"/>
+        </w:numPr>
+        <w:spacing w:before="0" w:line="240" w:lineRule="auto"/>
+        <w:ind w:right="302"/>
+        <w:rPr>
+          <w:rFonts w:ascii="Garamond" w:hAnsi="Garamond" w:cs="Arial"/>
+          <w:bCs/>
+          <w:color w:val="000000" w:themeColor="text1"/>
+          <w:sz w:val="22"/>
+          <w:szCs w:val="22"/>
+        </w:rPr>
+      </w:pPr>
+      <w:r>
+        <w:rPr>
+          <w:rFonts w:ascii="Garamond" w:hAnsi="Garamond" w:cs="Arial"/>
+          <w:bCs/>
+          <w:color w:val="000000" w:themeColor="text1"/>
+          <w:sz w:val="22"/>
+          <w:szCs w:val="22"/>
+        </w:rPr>
+        <w:t xml:space="preserve">Created a local database for data persistence and </w:t>
+      </w:r>
+      <w:r>
+        <w:rPr>
+          <w:rFonts w:ascii="Garamond" w:hAnsi="Garamond" w:cs="Arial"/>
+          <w:bCs/>
+          <w:color w:val="000000" w:themeColor="text1"/>
+          <w:sz w:val="22"/>
+          <w:szCs w:val="22"/>
+        </w:rPr>
+        <w:t>enforce authentication database access</w:t>
+      </w:r>
+      <w:r>
+        <w:rPr>
+          <w:rFonts w:ascii="Garamond" w:hAnsi="Garamond" w:cs="Arial"/>
+          <w:bCs/>
+          <w:color w:val="000000" w:themeColor="text1"/>
+          <w:sz w:val="22"/>
+          <w:szCs w:val="22"/>
+        </w:rPr>
+        <w:t xml:space="preserve"> for networking between different users. Utilized </w:t>
+      </w:r>
+      <w:proofErr w:type="spellStart"/>
+      <w:r>
+        <w:rPr>
+          <w:rFonts w:ascii="Garamond" w:hAnsi="Garamond" w:cs="Arial"/>
+          <w:bCs/>
+          <w:color w:val="000000" w:themeColor="text1"/>
+          <w:sz w:val="22"/>
+          <w:szCs w:val="22"/>
+        </w:rPr>
+        <w:t>pymssql</w:t>
+      </w:r>
+      <w:proofErr w:type="spellEnd"/>
+      <w:r>
+        <w:rPr>
+          <w:rFonts w:ascii="Garamond" w:hAnsi="Garamond" w:cs="Arial"/>
+          <w:bCs/>
+          <w:color w:val="000000" w:themeColor="text1"/>
+          <w:sz w:val="22"/>
+          <w:szCs w:val="22"/>
+        </w:rPr>
+        <w:t xml:space="preserve"> to validate user identity when accessing M2M data.</w:t>
+      </w:r>
+    </w:p>
+    <w:p>
+      <w:pPr>
+        <w:spacing w:before="0" w:line="240" w:lineRule="auto"/>
+        <w:ind w:left="8370" w:right="302" w:hanging="8370"/>
+        <w:rPr>
+          <w:rFonts w:ascii="Garamond" w:hAnsi="Garamond" w:cs="Arial"/>
+          <w:b/>
+          <w:color w:val="000000" w:themeColor="text1"/>
+          <w:sz w:val="24"/>
+          <w:szCs w:val="24"/>
+        </w:rPr>
+      </w:pPr>
+      <w:r>
+        <w:rPr>
+          <w:rFonts w:ascii="Garamond" w:hAnsi="Garamond" w:cs="Arial"/>
+          <w:b/>
+          <w:color w:val="000000" w:themeColor="text1"/>
+          <w:sz w:val="24"/>
+          <w:szCs w:val="24"/>
+        </w:rPr>
+        <w:t>AI Trainer</w:t>
+      </w:r>
+      <w:r>
+        <w:rPr>
+          <w:rFonts w:ascii="Garamond" w:hAnsi="Garamond" w:cs="Arial"/>
+          <w:b/>
+          <w:color w:val="000000" w:themeColor="text1"/>
+          <w:sz w:val="24"/>
+          <w:szCs w:val="24"/>
+        </w:rPr>
+        <w:tab/>
+      </w:r>
       <w:r>
         <w:rPr>
           <w:rFonts w:ascii="Garamond" w:hAnsi="Garamond" w:cs="Arial"/>
@@ -609,9 +682,8 @@
           <w:sz w:val="24"/>
           <w:szCs w:val="24"/>
         </w:rPr>
-        <w:t>–</w:t>
-      </w:r>
-      <w:bookmarkEnd w:id="1"/>
+        <w:t xml:space="preserve">Feb 2026 </w:t>
+      </w:r>
       <w:r>
         <w:rPr>
           <w:rFonts w:ascii="Garamond" w:hAnsi="Garamond" w:cs="Arial"/>
@@ -622,7 +694,19 @@
           <w:sz w:val="24"/>
           <w:szCs w:val="24"/>
         </w:rPr>
-        <w:t xml:space="preserve"> May 2020</w:t>
+        <w:t xml:space="preserve">– </w:t>
+      </w:r>
+      <w:r>
+        <w:rPr>
+          <w:rFonts w:ascii="Garamond" w:hAnsi="Garamond" w:cs="Arial"/>
+          <w:b/>
+          <w:i/>
+          <w:iCs/>
+          <w:color w:val="000000" w:themeColor="text1"/>
+          <w:sz w:val="24"/>
+          <w:szCs w:val="24"/>
+        </w:rPr>
+        <w:t>Present</w:t>
       </w:r>
     </w:p>
     <w:p>
@@ -631,42 +715,32 @@
           <w:tab w:val="right" w:pos="10080"/>
         </w:tabs>
         <w:spacing w:before="0" w:line="240" w:lineRule="auto"/>
-        <w:ind w:left="8910" w:right="302" w:hanging="8910"/>
-        <w:rPr>
-          <w:rFonts w:ascii="Garamond" w:hAnsi="Garamond" w:cs="Arial"/>
-          <w:bCs/>
-          <w:color w:val="000000" w:themeColor="text1"/>
-          <w:sz w:val="22"/>
-          <w:szCs w:val="22"/>
-        </w:rPr>
-      </w:pPr>
-      <w:r>
-        <w:rPr>
-          <w:rFonts w:ascii="Garamond" w:hAnsi="Garamond" w:cs="Arial"/>
-          <w:bCs/>
-          <w:color w:val="000000" w:themeColor="text1"/>
-          <w:sz w:val="22"/>
-          <w:szCs w:val="22"/>
-        </w:rPr>
-        <w:t>Bachelor of Science</w:t>
-      </w:r>
-      <w:r>
-        <w:rPr>
-          <w:rFonts w:ascii="Garamond" w:hAnsi="Garamond" w:cs="Arial"/>
-          <w:bCs/>
-          <w:color w:val="000000" w:themeColor="text1"/>
-          <w:sz w:val="22"/>
-          <w:szCs w:val="22"/>
-        </w:rPr>
-        <w:t xml:space="preserve"> in Applied Mathematics</w:t>
-      </w:r>
-      <w:r>
-        <w:rPr>
-          <w:rFonts w:ascii="Garamond" w:hAnsi="Garamond" w:cs="Arial"/>
-          <w:bCs/>
-          <w:color w:val="000000" w:themeColor="text1"/>
-          <w:sz w:val="22"/>
-          <w:szCs w:val="22"/>
+        <w:ind w:left="9090" w:right="302" w:hanging="9090"/>
+        <w:rPr>
+          <w:rFonts w:ascii="Garamond" w:hAnsi="Garamond" w:cs="Arial"/>
+          <w:bCs/>
+          <w:color w:val="000000" w:themeColor="text1"/>
+          <w:sz w:val="24"/>
+          <w:szCs w:val="24"/>
+        </w:rPr>
+      </w:pPr>
+      <w:r>
+        <w:rPr>
+          <w:rFonts w:ascii="Garamond" w:hAnsi="Garamond" w:cs="Arial"/>
+          <w:bCs/>
+          <w:color w:val="000000" w:themeColor="text1"/>
+          <w:sz w:val="24"/>
+          <w:szCs w:val="24"/>
+        </w:rPr>
+        <w:t>Handshake</w:t>
+      </w:r>
+      <w:r>
+        <w:rPr>
+          <w:rFonts w:ascii="Garamond" w:hAnsi="Garamond" w:cs="Arial"/>
+          <w:bCs/>
+          <w:color w:val="000000" w:themeColor="text1"/>
+          <w:sz w:val="24"/>
+          <w:szCs w:val="24"/>
         </w:rPr>
         <w:tab/>
       </w:r>
@@ -675,30 +749,68 @@
           <w:rFonts w:ascii="Garamond" w:hAnsi="Garamond" w:cs="Arial"/>
           <w:bCs/>
           <w:color w:val="000000" w:themeColor="text1"/>
-          <w:sz w:val="22"/>
-          <w:szCs w:val="22"/>
-        </w:rPr>
-        <w:t xml:space="preserve"> </w:t>
-      </w:r>
-      <w:r>
-        <w:rPr>
-          <w:rFonts w:ascii="Garamond" w:hAnsi="Garamond" w:cs="Arial"/>
-          <w:bCs/>
-          <w:color w:val="000000" w:themeColor="text1"/>
-          <w:sz w:val="22"/>
-          <w:szCs w:val="22"/>
-        </w:rPr>
-        <w:t>Edinburg, T</w:t>
-      </w:r>
-      <w:r>
-        <w:rPr>
-          <w:rFonts w:ascii="Garamond" w:hAnsi="Garamond" w:cs="Arial"/>
-          <w:bCs/>
-          <w:color w:val="000000" w:themeColor="text1"/>
-          <w:sz w:val="22"/>
-          <w:szCs w:val="22"/>
+          <w:sz w:val="24"/>
+          <w:szCs w:val="24"/>
+        </w:rPr>
+        <w:t>Austin</w:t>
+      </w:r>
+      <w:r>
+        <w:rPr>
+          <w:rFonts w:ascii="Garamond" w:hAnsi="Garamond" w:cs="Arial"/>
+          <w:bCs/>
+          <w:color w:val="000000" w:themeColor="text1"/>
+          <w:sz w:val="24"/>
+          <w:szCs w:val="24"/>
+        </w:rPr>
+        <w:t>, T</w:t>
+      </w:r>
+      <w:r>
+        <w:rPr>
+          <w:rFonts w:ascii="Garamond" w:hAnsi="Garamond" w:cs="Arial"/>
+          <w:bCs/>
+          <w:color w:val="000000" w:themeColor="text1"/>
+          <w:sz w:val="24"/>
+          <w:szCs w:val="24"/>
         </w:rPr>
         <w:t>X</w:t>
+      </w:r>
+    </w:p>
+    <w:p>
+      <w:pPr>
+        <w:pStyle w:val="ListParagraph"/>
+        <w:numPr>
+          <w:ilvl w:val="0"/>
+          <w:numId w:val="14"/>
+        </w:numPr>
+        <w:spacing w:before="0" w:line="240" w:lineRule="auto"/>
+        <w:ind w:right="302"/>
+        <w:rPr>
+          <w:rFonts w:ascii="Garamond" w:hAnsi="Garamond" w:cs="Arial"/>
+          <w:bCs/>
+          <w:color w:val="000000" w:themeColor="text1"/>
+          <w:sz w:val="22"/>
+          <w:szCs w:val="22"/>
+        </w:rPr>
+      </w:pPr>
+      <w:r>
+        <w:rPr>
+          <w:rFonts w:ascii="Garamond" w:hAnsi="Garamond" w:cs="Arial"/>
+          <w:bCs/>
+          <w:color w:val="000000" w:themeColor="text1"/>
+          <w:sz w:val="22"/>
+          <w:szCs w:val="22"/>
+        </w:rPr>
+        <w:t xml:space="preserve">Evaluated AI-generated content for factual accuracy and monitored hallucinations. </w:t>
+      </w:r>
+      <w:r>
+        <w:rPr>
+          <w:rFonts w:ascii="Garamond" w:hAnsi="Garamond" w:cs="Arial"/>
+          <w:bCs/>
+          <w:color w:val="000000" w:themeColor="text1"/>
+          <w:sz w:val="22"/>
+          <w:szCs w:val="22"/>
+        </w:rPr>
+        <w:t>Supported Reinforcement Learning from Human Feedback pipelines to optimize performance across projects.</w:t>
       </w:r>
     </w:p>
     <w:p>
@@ -1127,7 +1239,27 @@
           <w:sz w:val="22"/>
           <w:szCs w:val="22"/>
         </w:rPr>
-        <w:t xml:space="preserve"> testing, coverage analysis, and multi-version support</w:t>
+        <w:t xml:space="preserve"> testing, coverage analysis, </w:t>
+      </w:r>
+      <w:r>
+        <w:rPr>
+          <w:rFonts w:ascii="Garamond" w:hAnsi="Garamond" w:cs="Arial"/>
+          <w:bCs/>
+          <w:color w:val="000000" w:themeColor="text1"/>
+          <w:sz w:val="22"/>
+          <w:szCs w:val="22"/>
+        </w:rPr>
+        <w:t>&amp;</w:t>
+      </w:r>
+      <w:r>
+        <w:rPr>
+          <w:rFonts w:ascii="Garamond" w:hAnsi="Garamond" w:cs="Arial"/>
+          <w:bCs/>
+          <w:color w:val="000000" w:themeColor="text1"/>
+          <w:sz w:val="22"/>
+          <w:szCs w:val="22"/>
+        </w:rPr>
+        <w:t xml:space="preserve"> multi-version support</w:t>
       </w:r>
       <w:r>
         <w:rPr>
@@ -1335,58 +1467,49 @@
         </w:rPr>
         <w:t>and evaluated performance against REST API alternatives.</w:t>
       </w:r>
+      <w:r>
+        <w:rPr>
+          <w:rFonts w:ascii="Garamond" w:hAnsi="Garamond" w:cs="Arial"/>
+          <w:bCs/>
+          <w:color w:val="000000" w:themeColor="text1"/>
+          <w:sz w:val="22"/>
+          <w:szCs w:val="22"/>
+        </w:rPr>
+        <w:t xml:space="preserve"> </w:t>
+      </w:r>
+      <w:r>
+        <w:rPr>
+          <w:rFonts w:ascii="Garamond" w:hAnsi="Garamond" w:cs="Arial"/>
+          <w:bCs/>
+          <w:color w:val="000000" w:themeColor="text1"/>
+          <w:sz w:val="22"/>
+          <w:szCs w:val="22"/>
+        </w:rPr>
+        <w:t>Created master scraper controller that aggregates results from multiple sources, calculates pric</w:t>
+      </w:r>
+      <w:r>
+        <w:rPr>
+          <w:rFonts w:ascii="Garamond" w:hAnsi="Garamond" w:cs="Arial"/>
+          <w:bCs/>
+          <w:color w:val="000000" w:themeColor="text1"/>
+          <w:sz w:val="22"/>
+          <w:szCs w:val="22"/>
+        </w:rPr>
+        <w:t xml:space="preserve">e </w:t>
+      </w:r>
+      <w:r>
+        <w:rPr>
+          <w:rFonts w:ascii="Garamond" w:hAnsi="Garamond" w:cs="Arial"/>
+          <w:bCs/>
+          <w:color w:val="000000" w:themeColor="text1"/>
+          <w:sz w:val="22"/>
+          <w:szCs w:val="22"/>
+        </w:rPr>
+        <w:t>comparisons, and exports normalized JSON data compatible with PostgreSQL</w:t>
+      </w:r>
     </w:p>
     <w:p>
       <w:pPr>
-        <w:pStyle w:val="ListParagraph"/>
-        <w:numPr>
-          <w:ilvl w:val="0"/>
-          <w:numId w:val="17"/>
-        </w:numPr>
-        <w:spacing w:before="0" w:line="240" w:lineRule="auto"/>
-        <w:ind w:right="302"/>
-        <w:contextualSpacing w:val="0"/>
-        <w:rPr>
-          <w:rFonts w:ascii="Garamond" w:hAnsi="Garamond" w:cs="Arial"/>
-          <w:bCs/>
-          <w:color w:val="000000" w:themeColor="text1"/>
-          <w:sz w:val="24"/>
-          <w:szCs w:val="24"/>
-        </w:rPr>
-      </w:pPr>
-      <w:r>
-        <w:rPr>
-          <w:rFonts w:ascii="Garamond" w:hAnsi="Garamond" w:cs="Arial"/>
-          <w:bCs/>
-          <w:color w:val="000000" w:themeColor="text1"/>
-          <w:sz w:val="24"/>
-          <w:szCs w:val="24"/>
-        </w:rPr>
-        <w:t>Created master scraper controller that aggregates results from multiple sources, calculates pric</w:t>
-      </w:r>
-      <w:r>
-        <w:rPr>
-          <w:rFonts w:ascii="Garamond" w:hAnsi="Garamond" w:cs="Arial"/>
-          <w:bCs/>
-          <w:color w:val="000000" w:themeColor="text1"/>
-          <w:sz w:val="24"/>
-          <w:szCs w:val="24"/>
-        </w:rPr>
-        <w:t xml:space="preserve">e </w:t>
-      </w:r>
-      <w:r>
-        <w:rPr>
-          <w:rFonts w:ascii="Garamond" w:hAnsi="Garamond" w:cs="Arial"/>
-          <w:bCs/>
-          <w:color w:val="000000" w:themeColor="text1"/>
-          <w:sz w:val="24"/>
-          <w:szCs w:val="24"/>
-        </w:rPr>
-        <w:t>comparisons, and exports normalized JSON data compatible with PostgreSQL</w:t>
-      </w:r>
-    </w:p>
-    <w:p>
-      <w:pPr>
         <w:spacing w:line="240" w:lineRule="auto"/>
         <w:ind w:right="302"/>
         <w:rPr>
@@ -1457,7 +1580,31 @@
           <w:sz w:val="24"/>
           <w:szCs w:val="24"/>
         </w:rPr>
-        <w:t>NumPy, pandas, seaborn, matplotlib, TensorFlow</w:t>
+        <w:t xml:space="preserve">NumPy, </w:t>
+      </w:r>
+      <w:r>
+        <w:rPr>
+          <w:rFonts w:ascii="Garamond" w:hAnsi="Garamond" w:cs="Arial"/>
+          <w:bCs/>
+          <w:i/>
+          <w:iCs/>
+          <w:color w:val="000000" w:themeColor="text1"/>
+          <w:sz w:val="24"/>
+          <w:szCs w:val="24"/>
+        </w:rPr>
+        <w:t>P</w:t>
+      </w:r>
+      <w:r>
+        <w:rPr>
+          <w:rFonts w:ascii="Garamond" w:hAnsi="Garamond" w:cs="Arial"/>
+          <w:bCs/>
+          <w:i/>
+          <w:iCs/>
+          <w:color w:val="000000" w:themeColor="text1"/>
+          <w:sz w:val="24"/>
+          <w:szCs w:val="24"/>
+        </w:rPr>
+        <w:t>andas, seaborn, matplotlib, TensorFlow</w:t>
       </w:r>
     </w:p>
     <w:p>
@@ -1564,6 +1711,16 @@
         </w:rPr>
         <w:t>Means and Hierarchical Clustering to identify purchasing behavior patterns.</w:t>
       </w:r>
+      <w:r>
+        <w:rPr>
+          <w:rFonts w:ascii="Garamond" w:hAnsi="Garamond" w:cs="Arial"/>
+          <w:bCs/>
+          <w:color w:val="000000" w:themeColor="text1"/>
+          <w:sz w:val="22"/>
+          <w:szCs w:val="22"/>
+        </w:rPr>
+        <w:t xml:space="preserve"> Applied hyperparameter tuning across several different models to evaluate performance.</w:t>
+      </w:r>
     </w:p>
     <w:p>
       <w:pPr>
@@ -1695,44 +1852,6 @@
     </w:p>
     <w:p>
       <w:pPr>
-        <w:pStyle w:val="ListParagraph"/>
-        <w:numPr>
-          <w:ilvl w:val="0"/>
-          <w:numId w:val="17"/>
-        </w:numPr>
-        <w:spacing w:line="240" w:lineRule="auto"/>
-        <w:ind w:right="302"/>
-        <w:rPr>
-          <w:rFonts w:ascii="Garamond" w:hAnsi="Garamond" w:cs="Arial"/>
-          <w:bCs/>
-          <w:color w:val="000000" w:themeColor="text1"/>
-          <w:sz w:val="22"/>
-          <w:szCs w:val="22"/>
-        </w:rPr>
-      </w:pPr>
-      <w:r>
-        <w:rPr>
-          <w:rFonts w:ascii="Garamond" w:hAnsi="Garamond" w:cs="Arial"/>
-          <w:bCs/>
-          <w:color w:val="000000" w:themeColor="text1"/>
-          <w:sz w:val="22"/>
-          <w:szCs w:val="22"/>
-        </w:rPr>
-        <w:t>Applied</w:t>
-      </w:r>
-      <w:r>
-        <w:rPr>
-          <w:rFonts w:ascii="Garamond" w:hAnsi="Garamond" w:cs="Arial"/>
-          <w:bCs/>
-          <w:color w:val="000000" w:themeColor="text1"/>
-          <w:sz w:val="22"/>
-          <w:szCs w:val="22"/>
-        </w:rPr>
-        <w:t xml:space="preserve"> hyperparameter tuning across several different models to evaluate and cross-validate performance.</w:t>
-      </w:r>
-    </w:p>
-    <w:p>
-      <w:pPr>
         <w:pBdr>
           <w:bottom w:val="single" w:sz="6" w:space="1" w:color="auto"/>
         </w:pBdr>
@@ -1754,13 +1873,22 @@
           <w:sz w:val="24"/>
           <w:szCs w:val="24"/>
         </w:rPr>
-        <w:t>WORK EXPERIENCE</w:t>
+        <w:t>EDUCATION</w:t>
       </w:r>
     </w:p>
     <w:p>
       <w:pPr>
-        <w:spacing w:before="0" w:line="240" w:lineRule="auto"/>
-        <w:ind w:left="8370" w:right="302" w:hanging="8370"/>
+        <w:spacing w:before="0" w:line="276" w:lineRule="auto"/>
+        <w:ind w:left="8280" w:right="302" w:hanging="8280"/>
+        <w:rPr>
+          <w:rFonts w:ascii="Garamond" w:hAnsi="Garamond" w:cs="Arial"/>
+          <w:bCs/>
+          <w:color w:val="000000" w:themeColor="text1"/>
+          <w:sz w:val="24"/>
+          <w:szCs w:val="24"/>
+        </w:rPr>
+      </w:pPr>
+      <w:r>
         <w:rPr>
           <w:rFonts w:ascii="Garamond" w:hAnsi="Garamond" w:cs="Arial"/>
           <w:b/>
@@ -1768,7 +1896,18 @@
           <w:sz w:val="24"/>
           <w:szCs w:val="24"/>
         </w:rPr>
-      </w:pPr>
+        <w:t xml:space="preserve">University of Colorado Boulder </w:t>
+      </w:r>
+      <w:r>
+        <w:rPr>
+          <w:rFonts w:ascii="Garamond" w:hAnsi="Garamond" w:cs="Arial"/>
+          <w:bCs/>
+          <w:color w:val="000000" w:themeColor="text1"/>
+          <w:sz w:val="24"/>
+          <w:szCs w:val="24"/>
+        </w:rPr>
+        <w:t>| GPA: 3.9/4.0</w:t>
+      </w:r>
       <w:r>
         <w:rPr>
           <w:rFonts w:ascii="Garamond" w:hAnsi="Garamond" w:cs="Arial"/>
@@ -1777,17 +1916,8 @@
           <w:sz w:val="24"/>
           <w:szCs w:val="24"/>
         </w:rPr>
-        <w:t>AI Trainer</w:t>
-      </w:r>
-      <w:r>
-        <w:rPr>
-          <w:rFonts w:ascii="Garamond" w:hAnsi="Garamond" w:cs="Arial"/>
-          <w:b/>
-          <w:color w:val="000000" w:themeColor="text1"/>
-          <w:sz w:val="24"/>
-          <w:szCs w:val="24"/>
-        </w:rPr>
         <w:tab/>
+        <w:t xml:space="preserve"> </w:t>
       </w:r>
       <w:r>
         <w:rPr>
@@ -1799,7 +1929,87 @@
           <w:sz w:val="24"/>
           <w:szCs w:val="24"/>
         </w:rPr>
-        <w:t xml:space="preserve">Feb 2026 </w:t>
+        <w:t>Expected May 2027</w:t>
+      </w:r>
+    </w:p>
+    <w:p>
+      <w:pPr>
+        <w:tabs>
+          <w:tab w:val="right" w:pos="10080"/>
+        </w:tabs>
+        <w:spacing w:before="0" w:line="276" w:lineRule="auto"/>
+        <w:ind w:left="9090" w:right="302" w:hanging="9090"/>
+        <w:rPr>
+          <w:rFonts w:ascii="Garamond" w:hAnsi="Garamond" w:cs="Arial"/>
+          <w:bCs/>
+          <w:color w:val="000000" w:themeColor="text1"/>
+          <w:sz w:val="22"/>
+          <w:szCs w:val="22"/>
+        </w:rPr>
+      </w:pPr>
+      <w:r>
+        <w:rPr>
+          <w:rFonts w:ascii="Garamond" w:hAnsi="Garamond" w:cs="Arial"/>
+          <w:bCs/>
+          <w:color w:val="000000" w:themeColor="text1"/>
+          <w:sz w:val="22"/>
+          <w:szCs w:val="22"/>
+        </w:rPr>
+        <w:t>Master of Science in Computer Science</w:t>
+      </w:r>
+      <w:r>
+        <w:rPr>
+          <w:rFonts w:ascii="Garamond" w:hAnsi="Garamond" w:cs="Arial"/>
+          <w:bCs/>
+          <w:color w:val="000000" w:themeColor="text1"/>
+          <w:sz w:val="22"/>
+          <w:szCs w:val="22"/>
+        </w:rPr>
+        <w:tab/>
+        <w:t>Boulder, CO</w:t>
+      </w:r>
+    </w:p>
+    <w:p>
+      <w:pPr>
+        <w:spacing w:before="0" w:line="240" w:lineRule="auto"/>
+        <w:ind w:left="8100" w:right="302" w:hanging="8100"/>
+        <w:rPr>
+          <w:rFonts w:ascii="Garamond" w:hAnsi="Garamond" w:cs="Arial"/>
+          <w:b/>
+          <w:color w:val="000000" w:themeColor="text1"/>
+          <w:sz w:val="24"/>
+          <w:szCs w:val="24"/>
+        </w:rPr>
+      </w:pPr>
+      <w:r>
+        <w:rPr>
+          <w:rFonts w:ascii="Garamond" w:hAnsi="Garamond" w:cs="Arial"/>
+          <w:b/>
+          <w:color w:val="000000" w:themeColor="text1"/>
+          <w:sz w:val="24"/>
+          <w:szCs w:val="24"/>
+        </w:rPr>
+        <w:t xml:space="preserve">University of Texas Rio Grande Valley </w:t>
+      </w:r>
+      <w:r>
+        <w:rPr>
+          <w:rFonts w:ascii="Garamond" w:hAnsi="Garamond" w:cs="Arial"/>
+          <w:bCs/>
+          <w:color w:val="000000" w:themeColor="text1"/>
+          <w:sz w:val="24"/>
+          <w:szCs w:val="24"/>
+        </w:rPr>
+        <w:t>| GPA: 3.5/4.0</w:t>
+      </w:r>
+      <w:r>
+        <w:rPr>
+          <w:rFonts w:ascii="Garamond" w:hAnsi="Garamond" w:cs="Arial"/>
+          <w:bCs/>
+          <w:color w:val="000000" w:themeColor="text1"/>
+          <w:sz w:val="24"/>
+          <w:szCs w:val="24"/>
+        </w:rPr>
+        <w:tab/>
       </w:r>
       <w:r>
         <w:rPr>
@@ -1811,8 +2021,9 @@
           <w:sz w:val="24"/>
           <w:szCs w:val="24"/>
         </w:rPr>
-        <w:t xml:space="preserve">– </w:t>
-      </w:r>
+        <w:t xml:space="preserve">July 2017 </w:t>
+      </w:r>
+      <w:bookmarkStart w:id="1" w:name="_Hlk179577310"/>
       <w:r>
         <w:rPr>
           <w:rFonts w:ascii="Garamond" w:hAnsi="Garamond" w:cs="Arial"/>
@@ -1823,7 +2034,20 @@
           <w:sz w:val="24"/>
           <w:szCs w:val="24"/>
         </w:rPr>
-        <w:t>Present</w:t>
+        <w:t>–</w:t>
+      </w:r>
+      <w:bookmarkEnd w:id="1"/>
+      <w:r>
+        <w:rPr>
+          <w:rFonts w:ascii="Garamond" w:hAnsi="Garamond" w:cs="Arial"/>
+          <w:b/>
+          <w:i/>
+          <w:iCs/>
+          <w:color w:val="000000" w:themeColor="text1"/>
+          <w:sz w:val="24"/>
+          <w:szCs w:val="24"/>
+        </w:rPr>
+        <w:t xml:space="preserve"> May 2020</w:t>
       </w:r>
     </w:p>
     <w:p>
@@ -1832,258 +2056,35 @@
           <w:tab w:val="right" w:pos="10080"/>
         </w:tabs>
         <w:spacing w:before="0" w:line="240" w:lineRule="auto"/>
-        <w:ind w:left="9090" w:right="302" w:hanging="9090"/>
-        <w:rPr>
-          <w:rFonts w:ascii="Garamond" w:hAnsi="Garamond" w:cs="Arial"/>
-          <w:bCs/>
-          <w:color w:val="000000" w:themeColor="text1"/>
-          <w:sz w:val="24"/>
-          <w:szCs w:val="24"/>
-        </w:rPr>
-      </w:pPr>
-      <w:r>
-        <w:rPr>
-          <w:rFonts w:ascii="Garamond" w:hAnsi="Garamond" w:cs="Arial"/>
-          <w:bCs/>
-          <w:color w:val="000000" w:themeColor="text1"/>
-          <w:sz w:val="24"/>
-          <w:szCs w:val="24"/>
-        </w:rPr>
-        <w:t>Handshake</w:t>
-      </w:r>
-      <w:r>
-        <w:rPr>
-          <w:rFonts w:ascii="Garamond" w:hAnsi="Garamond" w:cs="Arial"/>
-          <w:bCs/>
-          <w:color w:val="000000" w:themeColor="text1"/>
-          <w:sz w:val="24"/>
-          <w:szCs w:val="24"/>
+        <w:ind w:left="8910" w:right="302" w:hanging="8910"/>
+        <w:rPr>
+          <w:rFonts w:ascii="Garamond" w:hAnsi="Garamond" w:cs="Arial"/>
+          <w:bCs/>
+          <w:color w:val="000000" w:themeColor="text1"/>
+          <w:sz w:val="22"/>
+          <w:szCs w:val="22"/>
+        </w:rPr>
+      </w:pPr>
+      <w:r>
+        <w:rPr>
+          <w:rFonts w:ascii="Garamond" w:hAnsi="Garamond" w:cs="Arial"/>
+          <w:bCs/>
+          <w:color w:val="000000" w:themeColor="text1"/>
+          <w:sz w:val="22"/>
+          <w:szCs w:val="22"/>
+        </w:rPr>
+        <w:t>Bachelor of Science in Applied Mathematics</w:t>
+      </w:r>
+      <w:r>
+        <w:rPr>
+          <w:rFonts w:ascii="Garamond" w:hAnsi="Garamond" w:cs="Arial"/>
+          <w:bCs/>
+          <w:color w:val="000000" w:themeColor="text1"/>
+          <w:sz w:val="22"/>
+          <w:szCs w:val="22"/>
         </w:rPr>
         <w:tab/>
-      </w:r>
-      <w:r>
-        <w:rPr>
-          <w:rFonts w:ascii="Garamond" w:hAnsi="Garamond" w:cs="Arial"/>
-          <w:bCs/>
-          <w:color w:val="000000" w:themeColor="text1"/>
-          <w:sz w:val="24"/>
-          <w:szCs w:val="24"/>
-        </w:rPr>
-        <w:t>Austin</w:t>
-      </w:r>
-      <w:r>
-        <w:rPr>
-          <w:rFonts w:ascii="Garamond" w:hAnsi="Garamond" w:cs="Arial"/>
-          <w:bCs/>
-          <w:color w:val="000000" w:themeColor="text1"/>
-          <w:sz w:val="24"/>
-          <w:szCs w:val="24"/>
-        </w:rPr>
-        <w:t>, T</w:t>
-      </w:r>
-      <w:r>
-        <w:rPr>
-          <w:rFonts w:ascii="Garamond" w:hAnsi="Garamond" w:cs="Arial"/>
-          <w:bCs/>
-          <w:color w:val="000000" w:themeColor="text1"/>
-          <w:sz w:val="24"/>
-          <w:szCs w:val="24"/>
-        </w:rPr>
-        <w:t>X</w:t>
-      </w:r>
-    </w:p>
-    <w:p>
-      <w:pPr>
-        <w:pStyle w:val="ListParagraph"/>
-        <w:numPr>
-          <w:ilvl w:val="0"/>
-          <w:numId w:val="14"/>
-        </w:numPr>
-        <w:spacing w:before="0" w:line="240" w:lineRule="auto"/>
-        <w:ind w:right="302"/>
-        <w:rPr>
-          <w:rFonts w:ascii="Garamond" w:hAnsi="Garamond" w:cs="Arial"/>
-          <w:bCs/>
-          <w:color w:val="000000" w:themeColor="text1"/>
-          <w:sz w:val="22"/>
-          <w:szCs w:val="22"/>
-        </w:rPr>
-      </w:pPr>
-      <w:r>
-        <w:rPr>
-          <w:rFonts w:ascii="Garamond" w:hAnsi="Garamond" w:cs="Arial"/>
-          <w:bCs/>
-          <w:color w:val="000000" w:themeColor="text1"/>
-          <w:sz w:val="22"/>
-          <w:szCs w:val="22"/>
-        </w:rPr>
-        <w:t>Evaluated AI</w:t>
-      </w:r>
-      <w:r>
-        <w:rPr>
-          <w:rFonts w:ascii="Garamond" w:hAnsi="Garamond" w:cs="Arial"/>
-          <w:bCs/>
-          <w:color w:val="000000" w:themeColor="text1"/>
-          <w:sz w:val="22"/>
-          <w:szCs w:val="22"/>
-        </w:rPr>
-        <w:t>-</w:t>
-      </w:r>
-      <w:r>
-        <w:rPr>
-          <w:rFonts w:ascii="Garamond" w:hAnsi="Garamond" w:cs="Arial"/>
-          <w:bCs/>
-          <w:color w:val="000000" w:themeColor="text1"/>
-          <w:sz w:val="22"/>
-          <w:szCs w:val="22"/>
-        </w:rPr>
-        <w:t xml:space="preserve">generated content </w:t>
-      </w:r>
-      <w:r>
-        <w:rPr>
-          <w:rFonts w:ascii="Garamond" w:hAnsi="Garamond" w:cs="Arial"/>
-          <w:bCs/>
-          <w:color w:val="000000" w:themeColor="text1"/>
-          <w:sz w:val="22"/>
-          <w:szCs w:val="22"/>
-        </w:rPr>
-        <w:t xml:space="preserve">(code generation, reasoning) </w:t>
-      </w:r>
-      <w:r>
-        <w:rPr>
-          <w:rFonts w:ascii="Garamond" w:hAnsi="Garamond" w:cs="Arial"/>
-          <w:bCs/>
-          <w:color w:val="000000" w:themeColor="text1"/>
-          <w:sz w:val="22"/>
-          <w:szCs w:val="22"/>
-        </w:rPr>
-        <w:t>for factual accuracy and monitored hallucinations.</w:t>
-      </w:r>
-      <w:r>
-        <w:rPr>
-          <w:rFonts w:ascii="Garamond" w:hAnsi="Garamond" w:cs="Arial"/>
-          <w:bCs/>
-          <w:color w:val="000000" w:themeColor="text1"/>
-          <w:sz w:val="22"/>
-          <w:szCs w:val="22"/>
-        </w:rPr>
-        <w:t xml:space="preserve"> Code and response assessment</w:t>
-      </w:r>
-      <w:r>
-        <w:rPr>
-          <w:rFonts w:ascii="Garamond" w:hAnsi="Garamond" w:cs="Arial"/>
-          <w:bCs/>
-          <w:color w:val="000000" w:themeColor="text1"/>
-          <w:sz w:val="22"/>
-          <w:szCs w:val="22"/>
-        </w:rPr>
-        <w:t>/</w:t>
-      </w:r>
-      <w:r>
-        <w:rPr>
-          <w:rFonts w:ascii="Garamond" w:hAnsi="Garamond" w:cs="Arial"/>
-          <w:bCs/>
-          <w:color w:val="000000" w:themeColor="text1"/>
-          <w:sz w:val="22"/>
-          <w:szCs w:val="22"/>
-        </w:rPr>
-        <w:t>verification.</w:t>
-      </w:r>
-    </w:p>
-    <w:p>
-      <w:pPr>
-        <w:pStyle w:val="ListParagraph"/>
-        <w:numPr>
-          <w:ilvl w:val="0"/>
-          <w:numId w:val="14"/>
-        </w:numPr>
-        <w:spacing w:before="0" w:line="240" w:lineRule="auto"/>
-        <w:ind w:right="302"/>
-        <w:rPr>
-          <w:rFonts w:ascii="Garamond" w:hAnsi="Garamond" w:cs="Arial"/>
-          <w:bCs/>
-          <w:color w:val="000000" w:themeColor="text1"/>
-          <w:sz w:val="22"/>
-          <w:szCs w:val="22"/>
-        </w:rPr>
-      </w:pPr>
-      <w:r>
-        <w:rPr>
-          <w:rFonts w:ascii="Garamond" w:hAnsi="Garamond" w:cs="Arial"/>
-          <w:bCs/>
-          <w:color w:val="000000" w:themeColor="text1"/>
-          <w:sz w:val="22"/>
-          <w:szCs w:val="22"/>
-        </w:rPr>
-        <w:t>Annotated</w:t>
-      </w:r>
-      <w:r>
-        <w:rPr>
-          <w:rFonts w:ascii="Garamond" w:hAnsi="Garamond" w:cs="Arial"/>
-          <w:bCs/>
-          <w:color w:val="000000" w:themeColor="text1"/>
-          <w:sz w:val="22"/>
-          <w:szCs w:val="22"/>
-        </w:rPr>
-        <w:t xml:space="preserve"> data across several differen</w:t>
-      </w:r>
-      <w:r>
-        <w:rPr>
-          <w:rFonts w:ascii="Garamond" w:hAnsi="Garamond" w:cs="Arial"/>
-          <w:bCs/>
-          <w:color w:val="000000" w:themeColor="text1"/>
-          <w:sz w:val="22"/>
-          <w:szCs w:val="22"/>
-        </w:rPr>
-        <w:t>t</w:t>
-      </w:r>
-      <w:r>
-        <w:rPr>
-          <w:rFonts w:ascii="Garamond" w:hAnsi="Garamond" w:cs="Arial"/>
-          <w:bCs/>
-          <w:color w:val="000000" w:themeColor="text1"/>
-          <w:sz w:val="22"/>
-          <w:szCs w:val="22"/>
-        </w:rPr>
-        <w:t xml:space="preserve"> projects to refine models and ensure alignment with specific company goals, user expectation, and language filtering</w:t>
-      </w:r>
-      <w:r>
-        <w:rPr>
-          <w:rFonts w:ascii="Garamond" w:hAnsi="Garamond" w:cs="Arial"/>
-          <w:bCs/>
-          <w:color w:val="000000" w:themeColor="text1"/>
-          <w:sz w:val="22"/>
-          <w:szCs w:val="22"/>
-        </w:rPr>
-        <w:t>.</w:t>
-      </w:r>
-    </w:p>
-    <w:p>
-      <w:pPr>
-        <w:pStyle w:val="ListParagraph"/>
-        <w:numPr>
-          <w:ilvl w:val="0"/>
-          <w:numId w:val="14"/>
-        </w:numPr>
-        <w:spacing w:before="0" w:line="240" w:lineRule="auto"/>
-        <w:ind w:right="302"/>
-        <w:rPr>
-          <w:rFonts w:ascii="Garamond" w:hAnsi="Garamond" w:cs="Arial"/>
-          <w:bCs/>
-          <w:color w:val="000000" w:themeColor="text1"/>
-          <w:sz w:val="22"/>
-          <w:szCs w:val="22"/>
-        </w:rPr>
-      </w:pPr>
-      <w:r>
-        <w:rPr>
-          <w:rFonts w:ascii="Garamond" w:hAnsi="Garamond" w:cs="Arial"/>
-          <w:bCs/>
-          <w:color w:val="000000" w:themeColor="text1"/>
-          <w:sz w:val="22"/>
-          <w:szCs w:val="22"/>
-        </w:rPr>
-        <w:t>Supported Reinforcement Learning from Human Feedback pipelines to optimize performance across projects.</w:t>
+        <w:t xml:space="preserve"> Edinburg, TX</w:t>
       </w:r>
     </w:p>
     <w:p>
@@ -2194,17 +2195,57 @@
           <w:sz w:val="22"/>
           <w:szCs w:val="22"/>
         </w:rPr>
-        <w:t xml:space="preserve">Machine Learning: </w:t>
-      </w:r>
-      <w:r>
-        <w:rPr>
-          <w:rFonts w:ascii="Garamond" w:hAnsi="Garamond" w:cs="Arial"/>
-          <w:bCs/>
-          <w:color w:val="000000" w:themeColor="text1"/>
-          <w:sz w:val="22"/>
-          <w:szCs w:val="22"/>
-        </w:rPr>
-        <w:t>Pandas, NumPy</w:t>
+        <w:t>Frameworks &amp;</w:t>
+      </w:r>
+      <w:r>
+        <w:rPr>
+          <w:rFonts w:ascii="Garamond" w:hAnsi="Garamond" w:cs="Arial"/>
+          <w:b/>
+          <w:color w:val="000000" w:themeColor="text1"/>
+          <w:sz w:val="22"/>
+          <w:szCs w:val="22"/>
+        </w:rPr>
+        <w:t xml:space="preserve"> </w:t>
+      </w:r>
+      <w:r>
+        <w:rPr>
+          <w:rFonts w:ascii="Garamond" w:hAnsi="Garamond" w:cs="Arial"/>
+          <w:b/>
+          <w:color w:val="000000" w:themeColor="text1"/>
+          <w:sz w:val="22"/>
+          <w:szCs w:val="22"/>
+        </w:rPr>
+        <w:t xml:space="preserve">Libraries: </w:t>
+      </w:r>
+      <w:r>
+        <w:rPr>
+          <w:rFonts w:ascii="Garamond" w:hAnsi="Garamond" w:cs="Arial"/>
+          <w:bCs/>
+          <w:color w:val="000000" w:themeColor="text1"/>
+          <w:sz w:val="22"/>
+          <w:szCs w:val="22"/>
+        </w:rPr>
+        <w:t>React,</w:t>
+      </w:r>
+      <w:r>
+        <w:rPr>
+          <w:rFonts w:ascii="Garamond" w:hAnsi="Garamond" w:cs="Arial"/>
+          <w:bCs/>
+          <w:color w:val="000000" w:themeColor="text1"/>
+          <w:sz w:val="22"/>
+          <w:szCs w:val="22"/>
+        </w:rPr>
+        <w:t xml:space="preserve"> Node.js,</w:t>
+      </w:r>
+      <w:r>
+        <w:rPr>
+          <w:rFonts w:ascii="Garamond" w:hAnsi="Garamond" w:cs="Arial"/>
+          <w:bCs/>
+          <w:color w:val="000000" w:themeColor="text1"/>
+          <w:sz w:val="22"/>
+          <w:szCs w:val="22"/>
+        </w:rPr>
+        <w:t xml:space="preserve"> pytest, Three.js</w:t>
       </w:r>
       <w:r>
         <w:rPr>
@@ -2224,17 +2265,27 @@
           <w:sz w:val="22"/>
           <w:szCs w:val="22"/>
         </w:rPr>
-        <w:t>Scikit-learn</w:t>
-      </w:r>
-      <w:r>
-        <w:rPr>
-          <w:rFonts w:ascii="Garamond" w:hAnsi="Garamond" w:cs="Arial"/>
-          <w:bCs/>
-          <w:color w:val="000000" w:themeColor="text1"/>
-          <w:sz w:val="22"/>
-          <w:szCs w:val="22"/>
-        </w:rPr>
-        <w:t xml:space="preserve">, TensorFlow, </w:t>
+        <w:t xml:space="preserve">Pandas, NumPy, </w:t>
+      </w:r>
+      <w:r>
+        <w:rPr>
+          <w:rFonts w:ascii="Garamond" w:hAnsi="Garamond" w:cs="Arial"/>
+          <w:bCs/>
+          <w:color w:val="000000" w:themeColor="text1"/>
+          <w:sz w:val="22"/>
+          <w:szCs w:val="22"/>
+        </w:rPr>
+        <w:t>s</w:t>
+      </w:r>
+      <w:r>
+        <w:rPr>
+          <w:rFonts w:ascii="Garamond" w:hAnsi="Garamond" w:cs="Arial"/>
+          <w:bCs/>
+          <w:color w:val="000000" w:themeColor="text1"/>
+          <w:sz w:val="22"/>
+          <w:szCs w:val="22"/>
+        </w:rPr>
+        <w:t xml:space="preserve">cikit-learn, TensorFlow, </w:t>
       </w:r>
       <w:proofErr w:type="spellStart"/>
       <w:r>
@@ -2279,7 +2330,7 @@
           <w:sz w:val="22"/>
           <w:szCs w:val="22"/>
         </w:rPr>
-        <w:t>Frameworks &amp;</w:t>
+        <w:t>Database</w:t>
       </w:r>
       <w:r>
         <w:rPr>
@@ -2289,7 +2340,7 @@
           <w:sz w:val="22"/>
           <w:szCs w:val="22"/>
         </w:rPr>
-        <w:t xml:space="preserve"> </w:t>
+        <w:t>s</w:t>
       </w:r>
       <w:r>
         <w:rPr>
@@ -2299,89 +2350,6 @@
           <w:sz w:val="22"/>
           <w:szCs w:val="22"/>
         </w:rPr>
-        <w:t xml:space="preserve">Libraries: </w:t>
-      </w:r>
-      <w:r>
-        <w:rPr>
-          <w:rFonts w:ascii="Garamond" w:hAnsi="Garamond" w:cs="Arial"/>
-          <w:bCs/>
-          <w:color w:val="000000" w:themeColor="text1"/>
-          <w:sz w:val="22"/>
-          <w:szCs w:val="22"/>
-        </w:rPr>
-        <w:t>React,</w:t>
-      </w:r>
-      <w:r>
-        <w:rPr>
-          <w:rFonts w:ascii="Garamond" w:hAnsi="Garamond" w:cs="Arial"/>
-          <w:bCs/>
-          <w:color w:val="000000" w:themeColor="text1"/>
-          <w:sz w:val="22"/>
-          <w:szCs w:val="22"/>
-        </w:rPr>
-        <w:t xml:space="preserve"> Node.js,</w:t>
-      </w:r>
-      <w:r>
-        <w:rPr>
-          <w:rFonts w:ascii="Garamond" w:hAnsi="Garamond" w:cs="Arial"/>
-          <w:bCs/>
-          <w:color w:val="000000" w:themeColor="text1"/>
-          <w:sz w:val="22"/>
-          <w:szCs w:val="22"/>
-        </w:rPr>
-        <w:t xml:space="preserve"> pytest, Three.js, </w:t>
-      </w:r>
-      <w:r>
-        <w:rPr>
-          <w:rFonts w:ascii="Garamond" w:hAnsi="Garamond" w:cs="Arial"/>
-          <w:bCs/>
-          <w:color w:val="000000" w:themeColor="text1"/>
-          <w:sz w:val="22"/>
-          <w:szCs w:val="22"/>
-        </w:rPr>
-        <w:t>GSAP</w:t>
-      </w:r>
-    </w:p>
-    <w:p>
-      <w:pPr>
-        <w:spacing w:before="0" w:line="240" w:lineRule="auto"/>
-        <w:ind w:right="302"/>
-        <w:rPr>
-          <w:rFonts w:ascii="Garamond" w:hAnsi="Garamond" w:cs="Arial"/>
-          <w:bCs/>
-          <w:color w:val="000000" w:themeColor="text1"/>
-          <w:sz w:val="22"/>
-          <w:szCs w:val="22"/>
-        </w:rPr>
-      </w:pPr>
-      <w:r>
-        <w:rPr>
-          <w:rFonts w:ascii="Garamond" w:hAnsi="Garamond" w:cs="Arial"/>
-          <w:b/>
-          <w:color w:val="000000" w:themeColor="text1"/>
-          <w:sz w:val="22"/>
-          <w:szCs w:val="22"/>
-        </w:rPr>
-        <w:t>Database</w:t>
-      </w:r>
-      <w:r>
-        <w:rPr>
-          <w:rFonts w:ascii="Garamond" w:hAnsi="Garamond" w:cs="Arial"/>
-          <w:b/>
-          <w:color w:val="000000" w:themeColor="text1"/>
-          <w:sz w:val="22"/>
-          <w:szCs w:val="22"/>
-        </w:rPr>
-        <w:t>s</w:t>
-      </w:r>
-      <w:r>
-        <w:rPr>
-          <w:rFonts w:ascii="Garamond" w:hAnsi="Garamond" w:cs="Arial"/>
-          <w:b/>
-          <w:color w:val="000000" w:themeColor="text1"/>
-          <w:sz w:val="22"/>
-          <w:szCs w:val="22"/>
-        </w:rPr>
         <w:t>:</w:t>
       </w:r>
       <w:r>
@@ -2403,6 +2371,36 @@
           <w:szCs w:val="22"/>
         </w:rPr>
         <w:t>, MySQL</w:t>
+      </w:r>
+      <w:r>
+        <w:rPr>
+          <w:rFonts w:ascii="Garamond" w:hAnsi="Garamond" w:cs="Arial"/>
+          <w:bCs/>
+          <w:color w:val="000000" w:themeColor="text1"/>
+          <w:sz w:val="22"/>
+          <w:szCs w:val="22"/>
+        </w:rPr>
+        <w:t>, MS</w:t>
+      </w:r>
+      <w:r>
+        <w:rPr>
+          <w:rFonts w:ascii="Garamond" w:hAnsi="Garamond" w:cs="Arial"/>
+          <w:bCs/>
+          <w:color w:val="000000" w:themeColor="text1"/>
+          <w:sz w:val="22"/>
+          <w:szCs w:val="22"/>
+        </w:rPr>
+        <w:t xml:space="preserve"> SQL Se</w:t>
+      </w:r>
+      <w:r>
+        <w:rPr>
+          <w:rFonts w:ascii="Garamond" w:hAnsi="Garamond" w:cs="Arial"/>
+          <w:bCs/>
+          <w:color w:val="000000" w:themeColor="text1"/>
+          <w:sz w:val="22"/>
+          <w:szCs w:val="22"/>
+        </w:rPr>
+        <w:t>rver</w:t>
       </w:r>
     </w:p>
     <w:p>

--- a/Resume/GeraltHeart_Tech.docx
+++ b/Resume/GeraltHeart_Tech.docx
@@ -10,8 +10,8 @@
           <w:rFonts w:ascii="Garamond" w:hAnsi="Garamond" w:cs="Times New Roman"/>
           <w:bCs/>
           <w:color w:val="0B813C"/>
-          <w:sz w:val="28"/>
-          <w:szCs w:val="28"/>
+          <w:sz w:val="24"/>
+          <w:szCs w:val="24"/>
         </w:rPr>
       </w:pPr>
       <w:r>
@@ -19,8 +19,8 @@
           <w:rFonts w:ascii="Garamond" w:hAnsi="Garamond" w:cs="Times New Roman"/>
           <w:bCs/>
           <w:color w:val="0B813C"/>
-          <w:sz w:val="28"/>
-          <w:szCs w:val="28"/>
+          <w:sz w:val="24"/>
+          <w:szCs w:val="24"/>
         </w:rPr>
         <w:t>Geralt Heart</w:t>
       </w:r>
@@ -58,23 +58,37 @@
           <w:bCs/>
           <w:color w:val="000000" w:themeColor="text1"/>
         </w:rPr>
-        <w:t>T</w:t>
-      </w:r>
-      <w:r>
-        <w:rPr>
-          <w:rFonts w:ascii="Garamond" w:hAnsi="Garamond" w:cs="Arial"/>
-          <w:bCs/>
-          <w:color w:val="000000" w:themeColor="text1"/>
-        </w:rPr>
-        <w:t xml:space="preserve">X </w:t>
-      </w:r>
-      <w:r>
-        <w:rPr>
-          <w:rFonts w:ascii="Garamond" w:hAnsi="Garamond" w:cs="Arial"/>
-          <w:bCs/>
-          <w:color w:val="000000" w:themeColor="text1"/>
-        </w:rPr>
-        <w:t>| geraltheart01@gmail.com |</w:t>
+        <w:t>TX</w:t>
+      </w:r>
+      <w:r>
+        <w:rPr>
+          <w:rFonts w:ascii="Garamond" w:hAnsi="Garamond" w:cs="Arial"/>
+          <w:bCs/>
+          <w:color w:val="000000" w:themeColor="text1"/>
+        </w:rPr>
+        <w:t xml:space="preserve"> </w:t>
+      </w:r>
+      <w:r>
+        <w:rPr>
+          <w:rFonts w:ascii="Garamond" w:hAnsi="Garamond"/>
+        </w:rPr>
+        <w:t>•</w:t>
+      </w:r>
+      <w:r>
+        <w:rPr>
+          <w:rFonts w:ascii="Garamond" w:hAnsi="Garamond" w:cs="Arial"/>
+          <w:bCs/>
+          <w:color w:val="000000" w:themeColor="text1"/>
+        </w:rPr>
+        <w:t xml:space="preserve"> geraltheart01@gmail.com </w:t>
+      </w:r>
+      <w:r>
+        <w:rPr>
+          <w:rFonts w:ascii="Garamond" w:hAnsi="Garamond" w:cs="Arial"/>
+          <w:bCs/>
+          <w:color w:val="000000" w:themeColor="text1"/>
+        </w:rPr>
+        <w:t>•</w:t>
       </w:r>
       <w:r>
         <w:rPr>
@@ -114,7 +128,15 @@
           <w:bCs/>
           <w:color w:val="000000" w:themeColor="text1"/>
         </w:rPr>
-        <w:t xml:space="preserve">| </w:t>
+        <w:t>•</w:t>
+      </w:r>
+      <w:r>
+        <w:rPr>
+          <w:rFonts w:ascii="Garamond" w:hAnsi="Garamond" w:cs="Arial"/>
+          <w:bCs/>
+          <w:color w:val="000000" w:themeColor="text1"/>
+        </w:rPr>
+        <w:t xml:space="preserve"> </w:t>
       </w:r>
       <w:hyperlink r:id="rId6" w:history="1">
         <w:r>
@@ -135,7 +157,17 @@
           <w:color w:val="000000" w:themeColor="text1"/>
           <w:u w:val="none"/>
         </w:rPr>
-        <w:t xml:space="preserve"> |</w:t>
+        <w:t xml:space="preserve"> </w:t>
+      </w:r>
+      <w:r>
+        <w:rPr>
+          <w:rStyle w:val="Hyperlink"/>
+          <w:rFonts w:ascii="Garamond" w:hAnsi="Garamond" w:cs="Arial"/>
+          <w:bCs/>
+          <w:color w:val="000000" w:themeColor="text1"/>
+          <w:u w:val="none"/>
+        </w:rPr>
+        <w:t>•</w:t>
       </w:r>
       <w:r>
         <w:rPr>
@@ -179,7 +211,15 @@
           <w:bCs/>
           <w:color w:val="000000" w:themeColor="text1"/>
         </w:rPr>
-        <w:t xml:space="preserve">| </w:t>
+        <w:t>•</w:t>
+      </w:r>
+      <w:r>
+        <w:rPr>
+          <w:rFonts w:ascii="Garamond" w:hAnsi="Garamond" w:cs="Arial"/>
+          <w:bCs/>
+          <w:color w:val="000000" w:themeColor="text1"/>
+        </w:rPr>
+        <w:t xml:space="preserve"> </w:t>
       </w:r>
       <w:hyperlink r:id="rId8" w:history="1">
         <w:r>
@@ -204,8 +244,8 @@
           <w:rFonts w:ascii="Garamond" w:hAnsi="Garamond" w:cs="Times New Roman"/>
           <w:bCs/>
           <w:color w:val="C00000"/>
-          <w:sz w:val="24"/>
-          <w:szCs w:val="24"/>
+          <w:sz w:val="22"/>
+          <w:szCs w:val="22"/>
         </w:rPr>
       </w:pPr>
       <w:r>
@@ -213,8 +253,8 @@
           <w:rFonts w:ascii="Garamond" w:hAnsi="Garamond" w:cs="Times New Roman"/>
           <w:bCs/>
           <w:color w:val="C00000"/>
-          <w:sz w:val="24"/>
-          <w:szCs w:val="24"/>
+          <w:sz w:val="22"/>
+          <w:szCs w:val="22"/>
         </w:rPr>
         <w:t>SUMMARY</w:t>
       </w:r>
@@ -227,8 +267,8 @@
           <w:rFonts w:ascii="Garamond" w:hAnsi="Garamond" w:cs="Times New Roman"/>
           <w:bCs/>
           <w:color w:val="000000" w:themeColor="text1"/>
-          <w:sz w:val="22"/>
-          <w:szCs w:val="22"/>
+          <w:sz w:val="21"/>
+          <w:szCs w:val="21"/>
         </w:rPr>
       </w:pPr>
       <w:r>
@@ -236,28 +276,58 @@
           <w:rFonts w:ascii="Garamond" w:hAnsi="Garamond" w:cs="Times New Roman"/>
           <w:bCs/>
           <w:color w:val="000000" w:themeColor="text1"/>
-          <w:sz w:val="22"/>
-          <w:szCs w:val="22"/>
-        </w:rPr>
-        <w:t>Graduate student at The University of Colorado Boulder pursuing Computer Science with a focus on Machine Learning</w:t>
+          <w:sz w:val="21"/>
+          <w:szCs w:val="21"/>
+        </w:rPr>
+        <w:t>MS Computer Science student at CU Boulder</w:t>
       </w:r>
       <w:r>
         <w:rPr>
           <w:rFonts w:ascii="Garamond" w:hAnsi="Garamond" w:cs="Times New Roman"/>
           <w:bCs/>
           <w:color w:val="000000" w:themeColor="text1"/>
-          <w:sz w:val="22"/>
-          <w:szCs w:val="22"/>
-        </w:rPr>
-        <w:t xml:space="preserve">, Data mining, Network Systems, and Computer </w:t>
+          <w:sz w:val="21"/>
+          <w:szCs w:val="21"/>
+        </w:rPr>
+        <w:t xml:space="preserve"> with a focus on Machine Learning</w:t>
       </w:r>
       <w:r>
         <w:rPr>
           <w:rFonts w:ascii="Garamond" w:hAnsi="Garamond" w:cs="Times New Roman"/>
           <w:bCs/>
           <w:color w:val="000000" w:themeColor="text1"/>
-          <w:sz w:val="22"/>
-          <w:szCs w:val="22"/>
+          <w:sz w:val="21"/>
+          <w:szCs w:val="21"/>
+        </w:rPr>
+        <w:t>, Data</w:t>
+      </w:r>
+      <w:r>
+        <w:rPr>
+          <w:rFonts w:ascii="Garamond" w:hAnsi="Garamond" w:cs="Times New Roman"/>
+          <w:bCs/>
+          <w:color w:val="000000" w:themeColor="text1"/>
+          <w:sz w:val="21"/>
+          <w:szCs w:val="21"/>
+        </w:rPr>
+        <w:t xml:space="preserve"> </w:t>
+      </w:r>
+      <w:r>
+        <w:rPr>
+          <w:rFonts w:ascii="Garamond" w:hAnsi="Garamond" w:cs="Times New Roman"/>
+          <w:bCs/>
+          <w:color w:val="000000" w:themeColor="text1"/>
+          <w:sz w:val="21"/>
+          <w:szCs w:val="21"/>
+        </w:rPr>
+        <w:t xml:space="preserve">mining, Network Systems, and Computer </w:t>
+      </w:r>
+      <w:r>
+        <w:rPr>
+          <w:rFonts w:ascii="Garamond" w:hAnsi="Garamond" w:cs="Times New Roman"/>
+          <w:bCs/>
+          <w:color w:val="000000" w:themeColor="text1"/>
+          <w:sz w:val="21"/>
+          <w:szCs w:val="21"/>
         </w:rPr>
         <w:t>V</w:t>
       </w:r>
@@ -266,8 +336,8 @@
           <w:rFonts w:ascii="Garamond" w:hAnsi="Garamond" w:cs="Times New Roman"/>
           <w:bCs/>
           <w:color w:val="000000" w:themeColor="text1"/>
-          <w:sz w:val="22"/>
-          <w:szCs w:val="22"/>
+          <w:sz w:val="21"/>
+          <w:szCs w:val="21"/>
         </w:rPr>
         <w:t>ision</w:t>
       </w:r>
@@ -276,10 +346,60 @@
           <w:rFonts w:ascii="Garamond" w:hAnsi="Garamond" w:cs="Times New Roman"/>
           <w:bCs/>
           <w:color w:val="000000" w:themeColor="text1"/>
-          <w:sz w:val="22"/>
-          <w:szCs w:val="22"/>
-        </w:rPr>
-        <w:t>. Contributor to AI training and LLMs through Reinforcement learning. Experienced in Python and SQL with a passion for web development and deployment.</w:t>
+          <w:sz w:val="21"/>
+          <w:szCs w:val="21"/>
+        </w:rPr>
+        <w:t xml:space="preserve">. </w:t>
+      </w:r>
+      <w:r>
+        <w:rPr>
+          <w:rFonts w:ascii="Garamond" w:hAnsi="Garamond" w:cs="Times New Roman"/>
+          <w:bCs/>
+          <w:color w:val="000000" w:themeColor="text1"/>
+          <w:sz w:val="21"/>
+          <w:szCs w:val="21"/>
+        </w:rPr>
+        <w:t>Software engineering experience in production environments building automation and internal tools with UDP networking layers</w:t>
+      </w:r>
+      <w:r>
+        <w:rPr>
+          <w:rFonts w:ascii="Garamond" w:hAnsi="Garamond" w:cs="Times New Roman"/>
+          <w:bCs/>
+          <w:color w:val="000000" w:themeColor="text1"/>
+          <w:sz w:val="21"/>
+          <w:szCs w:val="21"/>
+        </w:rPr>
+        <w:t xml:space="preserve">. </w:t>
+      </w:r>
+      <w:r>
+        <w:rPr>
+          <w:rFonts w:ascii="Garamond" w:hAnsi="Garamond" w:cs="Times New Roman"/>
+          <w:bCs/>
+          <w:color w:val="000000" w:themeColor="text1"/>
+          <w:sz w:val="21"/>
+          <w:szCs w:val="21"/>
+        </w:rPr>
+        <w:t xml:space="preserve">Work in </w:t>
+      </w:r>
+      <w:r>
+        <w:rPr>
+          <w:rFonts w:ascii="Garamond" w:hAnsi="Garamond" w:cs="Times New Roman"/>
+          <w:bCs/>
+          <w:color w:val="000000" w:themeColor="text1"/>
+          <w:sz w:val="21"/>
+          <w:szCs w:val="21"/>
+        </w:rPr>
+        <w:t>Pytho</w:t>
+      </w:r>
+      <w:r>
+        <w:rPr>
+          <w:rFonts w:ascii="Garamond" w:hAnsi="Garamond" w:cs="Times New Roman"/>
+          <w:bCs/>
+          <w:color w:val="000000" w:themeColor="text1"/>
+          <w:sz w:val="21"/>
+          <w:szCs w:val="21"/>
+        </w:rPr>
+        <w:t>n, SQL, and full-stack deployment; driven to automate.</w:t>
       </w:r>
     </w:p>
     <w:p>
@@ -293,8 +413,8 @@
           <w:rFonts w:ascii="Garamond" w:hAnsi="Garamond" w:cs="Times New Roman"/>
           <w:bCs/>
           <w:color w:val="C00000"/>
-          <w:sz w:val="24"/>
-          <w:szCs w:val="24"/>
+          <w:sz w:val="22"/>
+          <w:szCs w:val="22"/>
         </w:rPr>
       </w:pPr>
       <w:r>
@@ -302,8 +422,8 @@
           <w:rFonts w:ascii="Garamond" w:hAnsi="Garamond" w:cs="Times New Roman"/>
           <w:bCs/>
           <w:color w:val="C00000"/>
-          <w:sz w:val="24"/>
-          <w:szCs w:val="24"/>
+          <w:sz w:val="22"/>
+          <w:szCs w:val="22"/>
         </w:rPr>
         <w:t>WORK EXPERIENCE</w:t>
       </w:r>
@@ -311,13 +431,13 @@
     <w:p>
       <w:pPr>
         <w:spacing w:before="0" w:line="240" w:lineRule="auto"/>
-        <w:ind w:left="8100" w:right="302" w:hanging="8190"/>
+        <w:ind w:left="8280" w:right="302" w:hanging="8370"/>
         <w:rPr>
           <w:rFonts w:ascii="Garamond" w:hAnsi="Garamond" w:cs="Arial"/>
           <w:b/>
           <w:color w:val="000000" w:themeColor="text1"/>
-          <w:sz w:val="24"/>
-          <w:szCs w:val="24"/>
+          <w:sz w:val="22"/>
+          <w:szCs w:val="22"/>
         </w:rPr>
       </w:pPr>
       <w:r>
@@ -325,8 +445,8 @@
           <w:rFonts w:ascii="Garamond" w:hAnsi="Garamond" w:cs="Arial"/>
           <w:b/>
           <w:color w:val="000000" w:themeColor="text1"/>
-          <w:sz w:val="24"/>
-          <w:szCs w:val="24"/>
+          <w:sz w:val="22"/>
+          <w:szCs w:val="22"/>
         </w:rPr>
         <w:t>Software Engineering Intern</w:t>
       </w:r>
@@ -335,8 +455,48 @@
           <w:rFonts w:ascii="Garamond" w:hAnsi="Garamond" w:cs="Arial"/>
           <w:b/>
           <w:color w:val="000000" w:themeColor="text1"/>
-          <w:sz w:val="24"/>
-          <w:szCs w:val="24"/>
+          <w:sz w:val="22"/>
+          <w:szCs w:val="22"/>
+        </w:rPr>
+        <w:t xml:space="preserve"> </w:t>
+      </w:r>
+      <w:r>
+        <w:rPr>
+          <w:rFonts w:ascii="Garamond" w:hAnsi="Garamond" w:cs="Arial"/>
+          <w:bCs/>
+          <w:color w:val="000000" w:themeColor="text1"/>
+          <w:sz w:val="22"/>
+          <w:szCs w:val="22"/>
+        </w:rPr>
+        <w:t xml:space="preserve">| </w:t>
+      </w:r>
+      <w:r>
+        <w:rPr>
+          <w:rFonts w:ascii="Garamond" w:hAnsi="Garamond" w:cs="Arial"/>
+          <w:bCs/>
+          <w:color w:val="000000" w:themeColor="text1"/>
+          <w:sz w:val="22"/>
+          <w:szCs w:val="22"/>
+        </w:rPr>
+        <w:t>Athena Manufacturing LP</w:t>
+      </w:r>
+      <w:r>
+        <w:rPr>
+          <w:rFonts w:ascii="Garamond" w:hAnsi="Garamond" w:cs="Arial"/>
+          <w:bCs/>
+          <w:color w:val="000000" w:themeColor="text1"/>
+          <w:sz w:val="22"/>
+          <w:szCs w:val="22"/>
+        </w:rPr>
+        <w:t xml:space="preserve"> – Austin, TX</w:t>
+      </w:r>
+      <w:r>
+        <w:rPr>
+          <w:rFonts w:ascii="Garamond" w:hAnsi="Garamond" w:cs="Arial"/>
+          <w:b/>
+          <w:color w:val="000000" w:themeColor="text1"/>
+          <w:sz w:val="22"/>
+          <w:szCs w:val="22"/>
         </w:rPr>
         <w:tab/>
       </w:r>
@@ -347,10 +507,10 @@
           <w:i/>
           <w:iCs/>
           <w:color w:val="000000" w:themeColor="text1"/>
-          <w:sz w:val="24"/>
-          <w:szCs w:val="24"/>
-        </w:rPr>
-        <w:t xml:space="preserve">May 2026 </w:t>
+          <w:sz w:val="22"/>
+          <w:szCs w:val="22"/>
+        </w:rPr>
+        <w:t xml:space="preserve">May 2026 – </w:t>
       </w:r>
       <w:r>
         <w:rPr>
@@ -359,85 +519,10 @@
           <w:i/>
           <w:iCs/>
           <w:color w:val="000000" w:themeColor="text1"/>
-          <w:sz w:val="24"/>
-          <w:szCs w:val="24"/>
-        </w:rPr>
-        <w:t xml:space="preserve">– </w:t>
-      </w:r>
-      <w:r>
-        <w:rPr>
-          <w:rFonts w:ascii="Garamond" w:hAnsi="Garamond" w:cs="Arial"/>
-          <w:b/>
-          <w:i/>
-          <w:iCs/>
-          <w:color w:val="000000" w:themeColor="text1"/>
-          <w:sz w:val="24"/>
-          <w:szCs w:val="24"/>
+          <w:sz w:val="22"/>
+          <w:szCs w:val="22"/>
         </w:rPr>
         <w:t>Aug 2026</w:t>
-      </w:r>
-    </w:p>
-    <w:p>
-      <w:pPr>
-        <w:spacing w:before="0" w:line="240" w:lineRule="auto"/>
-        <w:ind w:left="9090" w:right="302" w:hanging="9180"/>
-        <w:rPr>
-          <w:rFonts w:ascii="Garamond" w:hAnsi="Garamond" w:cs="Arial"/>
-          <w:b/>
-          <w:color w:val="000000" w:themeColor="text1"/>
-          <w:sz w:val="24"/>
-          <w:szCs w:val="24"/>
-        </w:rPr>
-      </w:pPr>
-      <w:r>
-        <w:rPr>
-          <w:rFonts w:ascii="Garamond" w:hAnsi="Garamond" w:cs="Arial"/>
-          <w:bCs/>
-          <w:color w:val="000000" w:themeColor="text1"/>
-          <w:sz w:val="24"/>
-          <w:szCs w:val="24"/>
-        </w:rPr>
-        <w:t>Athena Manufacturing LP</w:t>
-      </w:r>
-      <w:r>
-        <w:rPr>
-          <w:rFonts w:ascii="Garamond" w:hAnsi="Garamond" w:cs="Arial"/>
-          <w:bCs/>
-          <w:color w:val="000000" w:themeColor="text1"/>
-          <w:sz w:val="24"/>
-          <w:szCs w:val="24"/>
-        </w:rPr>
-        <w:tab/>
-      </w:r>
-      <w:r>
-        <w:rPr>
-          <w:rFonts w:ascii="Garamond" w:hAnsi="Garamond" w:cs="Arial"/>
-          <w:bCs/>
-          <w:color w:val="000000" w:themeColor="text1"/>
-          <w:sz w:val="24"/>
-          <w:szCs w:val="24"/>
-        </w:rPr>
-        <w:t>Austin</w:t>
-      </w:r>
-      <w:r>
-        <w:rPr>
-          <w:rFonts w:ascii="Garamond" w:hAnsi="Garamond" w:cs="Arial"/>
-          <w:bCs/>
-          <w:color w:val="000000" w:themeColor="text1"/>
-          <w:sz w:val="24"/>
-          <w:szCs w:val="24"/>
-        </w:rPr>
-        <w:t>, T</w:t>
-      </w:r>
-      <w:r>
-        <w:rPr>
-          <w:rFonts w:ascii="Garamond" w:hAnsi="Garamond" w:cs="Arial"/>
-          <w:bCs/>
-          <w:color w:val="000000" w:themeColor="text1"/>
-          <w:sz w:val="24"/>
-          <w:szCs w:val="24"/>
-        </w:rPr>
-        <w:t>X</w:t>
       </w:r>
     </w:p>
     <w:p>
@@ -453,27 +538,47 @@
           <w:rFonts w:ascii="Garamond" w:hAnsi="Garamond" w:cs="Arial"/>
           <w:bCs/>
           <w:color w:val="000000" w:themeColor="text1"/>
-          <w:sz w:val="22"/>
-          <w:szCs w:val="22"/>
-        </w:rPr>
-      </w:pPr>
-      <w:r>
-        <w:rPr>
-          <w:rFonts w:ascii="Garamond" w:hAnsi="Garamond" w:cs="Arial"/>
-          <w:bCs/>
-          <w:color w:val="000000" w:themeColor="text1"/>
-          <w:sz w:val="22"/>
-          <w:szCs w:val="22"/>
-        </w:rPr>
-        <w:t xml:space="preserve">Designed and deployed an internal </w:t>
-      </w:r>
-      <w:r>
-        <w:rPr>
-          <w:rFonts w:ascii="Garamond" w:hAnsi="Garamond" w:cs="Arial"/>
-          <w:bCs/>
-          <w:color w:val="000000" w:themeColor="text1"/>
-          <w:sz w:val="22"/>
-          <w:szCs w:val="22"/>
+          <w:sz w:val="21"/>
+          <w:szCs w:val="21"/>
+        </w:rPr>
+      </w:pPr>
+      <w:r>
+        <w:rPr>
+          <w:rFonts w:ascii="Garamond" w:hAnsi="Garamond" w:cs="Arial"/>
+          <w:bCs/>
+          <w:color w:val="000000" w:themeColor="text1"/>
+          <w:sz w:val="21"/>
+          <w:szCs w:val="21"/>
+        </w:rPr>
+        <w:t>Built and d</w:t>
+      </w:r>
+      <w:r>
+        <w:rPr>
+          <w:rFonts w:ascii="Garamond" w:hAnsi="Garamond" w:cs="Arial"/>
+          <w:bCs/>
+          <w:color w:val="000000" w:themeColor="text1"/>
+          <w:sz w:val="21"/>
+          <w:szCs w:val="21"/>
+        </w:rPr>
+        <w:t>eployed</w:t>
+      </w:r>
+      <w:r>
+        <w:rPr>
+          <w:rFonts w:ascii="Garamond" w:hAnsi="Garamond" w:cs="Arial"/>
+          <w:bCs/>
+          <w:color w:val="000000" w:themeColor="text1"/>
+          <w:sz w:val="21"/>
+          <w:szCs w:val="21"/>
+        </w:rPr>
+        <w:t xml:space="preserve"> an internal </w:t>
+      </w:r>
+      <w:r>
+        <w:rPr>
+          <w:rFonts w:ascii="Garamond" w:hAnsi="Garamond" w:cs="Arial"/>
+          <w:bCs/>
+          <w:color w:val="000000" w:themeColor="text1"/>
+          <w:sz w:val="21"/>
+          <w:szCs w:val="21"/>
         </w:rPr>
         <w:t>K</w:t>
       </w:r>
@@ -482,8 +587,8 @@
           <w:rFonts w:ascii="Garamond" w:hAnsi="Garamond" w:cs="Arial"/>
           <w:bCs/>
           <w:color w:val="000000" w:themeColor="text1"/>
-          <w:sz w:val="22"/>
-          <w:szCs w:val="22"/>
+          <w:sz w:val="21"/>
+          <w:szCs w:val="21"/>
         </w:rPr>
         <w:t>anban</w:t>
       </w:r>
@@ -492,8 +597,8 @@
           <w:rFonts w:ascii="Garamond" w:hAnsi="Garamond" w:cs="Arial"/>
           <w:bCs/>
           <w:color w:val="000000" w:themeColor="text1"/>
-          <w:sz w:val="22"/>
-          <w:szCs w:val="22"/>
+          <w:sz w:val="21"/>
+          <w:szCs w:val="21"/>
         </w:rPr>
         <w:t>-</w:t>
       </w:r>
@@ -502,18 +607,80 @@
           <w:rFonts w:ascii="Garamond" w:hAnsi="Garamond" w:cs="Arial"/>
           <w:bCs/>
           <w:color w:val="000000" w:themeColor="text1"/>
-          <w:sz w:val="22"/>
-          <w:szCs w:val="22"/>
-        </w:rPr>
-        <w:t xml:space="preserve">style automated scheduler parsing data from Microsoft SQL Server into a </w:t>
-      </w:r>
-      <w:r>
-        <w:rPr>
-          <w:rFonts w:ascii="Garamond" w:hAnsi="Garamond" w:cs="Arial"/>
-          <w:bCs/>
-          <w:color w:val="000000" w:themeColor="text1"/>
-          <w:sz w:val="22"/>
-          <w:szCs w:val="22"/>
+          <w:sz w:val="21"/>
+          <w:szCs w:val="21"/>
+        </w:rPr>
+        <w:t xml:space="preserve">style automated scheduler </w:t>
+      </w:r>
+      <w:r>
+        <w:rPr>
+          <w:rFonts w:ascii="Garamond" w:hAnsi="Garamond" w:cs="Arial"/>
+          <w:bCs/>
+          <w:color w:val="000000" w:themeColor="text1"/>
+          <w:sz w:val="21"/>
+          <w:szCs w:val="21"/>
+        </w:rPr>
+        <w:t>pulling live</w:t>
+      </w:r>
+      <w:r>
+        <w:rPr>
+          <w:rFonts w:ascii="Garamond" w:hAnsi="Garamond" w:cs="Arial"/>
+          <w:bCs/>
+          <w:color w:val="000000" w:themeColor="text1"/>
+          <w:sz w:val="21"/>
+          <w:szCs w:val="21"/>
+        </w:rPr>
+        <w:t xml:space="preserve"> data from Microsoft SQL Server</w:t>
+      </w:r>
+      <w:r>
+        <w:rPr>
+          <w:rFonts w:ascii="Garamond" w:hAnsi="Garamond" w:cs="Arial"/>
+          <w:bCs/>
+          <w:color w:val="000000" w:themeColor="text1"/>
+          <w:sz w:val="21"/>
+          <w:szCs w:val="21"/>
+        </w:rPr>
+        <w:t xml:space="preserve">, replacing a manual process for the machinist team; </w:t>
+      </w:r>
+      <w:r>
+        <w:rPr>
+          <w:rFonts w:ascii="Garamond" w:hAnsi="Garamond" w:cs="Arial"/>
+          <w:bCs/>
+          <w:color w:val="000000" w:themeColor="text1"/>
+          <w:sz w:val="21"/>
+          <w:szCs w:val="21"/>
+        </w:rPr>
+        <w:t xml:space="preserve">utilizing </w:t>
+      </w:r>
+      <w:proofErr w:type="spellStart"/>
+      <w:r>
+        <w:rPr>
+          <w:rFonts w:ascii="Garamond" w:hAnsi="Garamond" w:cs="Arial"/>
+          <w:bCs/>
+          <w:color w:val="000000" w:themeColor="text1"/>
+          <w:sz w:val="21"/>
+          <w:szCs w:val="21"/>
+        </w:rPr>
+        <w:t>pyodbc</w:t>
+      </w:r>
+      <w:proofErr w:type="spellEnd"/>
+      <w:r>
+        <w:rPr>
+          <w:rFonts w:ascii="Garamond" w:hAnsi="Garamond" w:cs="Arial"/>
+          <w:bCs/>
+          <w:color w:val="000000" w:themeColor="text1"/>
+          <w:sz w:val="21"/>
+          <w:szCs w:val="21"/>
+        </w:rPr>
+        <w:t xml:space="preserve">, PyQt6, </w:t>
+      </w:r>
+      <w:r>
+        <w:rPr>
+          <w:rFonts w:ascii="Garamond" w:hAnsi="Garamond" w:cs="Arial"/>
+          <w:bCs/>
+          <w:color w:val="000000" w:themeColor="text1"/>
+          <w:sz w:val="21"/>
+          <w:szCs w:val="21"/>
         </w:rPr>
         <w:t>P</w:t>
       </w:r>
@@ -522,50 +689,8 @@
           <w:rFonts w:ascii="Garamond" w:hAnsi="Garamond" w:cs="Arial"/>
           <w:bCs/>
           <w:color w:val="000000" w:themeColor="text1"/>
-          <w:sz w:val="22"/>
-          <w:szCs w:val="22"/>
-        </w:rPr>
-        <w:t xml:space="preserve">ython application utilizing </w:t>
-      </w:r>
-      <w:proofErr w:type="spellStart"/>
-      <w:r>
-        <w:rPr>
-          <w:rFonts w:ascii="Garamond" w:hAnsi="Garamond" w:cs="Arial"/>
-          <w:bCs/>
-          <w:color w:val="000000" w:themeColor="text1"/>
-          <w:sz w:val="22"/>
-          <w:szCs w:val="22"/>
-        </w:rPr>
-        <w:t>pyodbc</w:t>
-      </w:r>
-      <w:proofErr w:type="spellEnd"/>
-      <w:r>
-        <w:rPr>
-          <w:rFonts w:ascii="Garamond" w:hAnsi="Garamond" w:cs="Arial"/>
-          <w:bCs/>
-          <w:color w:val="000000" w:themeColor="text1"/>
-          <w:sz w:val="22"/>
-          <w:szCs w:val="22"/>
-        </w:rPr>
-        <w:t xml:space="preserve">, PyQt6, </w:t>
-      </w:r>
-      <w:r>
-        <w:rPr>
-          <w:rFonts w:ascii="Garamond" w:hAnsi="Garamond" w:cs="Arial"/>
-          <w:bCs/>
-          <w:color w:val="000000" w:themeColor="text1"/>
-          <w:sz w:val="22"/>
-          <w:szCs w:val="22"/>
-        </w:rPr>
-        <w:t>P</w:t>
-      </w:r>
-      <w:r>
-        <w:rPr>
-          <w:rFonts w:ascii="Garamond" w:hAnsi="Garamond" w:cs="Arial"/>
-          <w:bCs/>
-          <w:color w:val="000000" w:themeColor="text1"/>
-          <w:sz w:val="22"/>
-          <w:szCs w:val="22"/>
+          <w:sz w:val="21"/>
+          <w:szCs w:val="21"/>
         </w:rPr>
         <w:t>andas, and JSON</w:t>
       </w:r>
@@ -583,39 +708,89 @@
           <w:rFonts w:ascii="Garamond" w:hAnsi="Garamond" w:cs="Arial"/>
           <w:bCs/>
           <w:color w:val="000000" w:themeColor="text1"/>
-          <w:sz w:val="22"/>
-          <w:szCs w:val="22"/>
-        </w:rPr>
-      </w:pPr>
-      <w:r>
-        <w:rPr>
-          <w:rFonts w:ascii="Garamond" w:hAnsi="Garamond" w:cs="Arial"/>
-          <w:bCs/>
-          <w:color w:val="000000" w:themeColor="text1"/>
-          <w:sz w:val="22"/>
-          <w:szCs w:val="22"/>
-        </w:rPr>
-        <w:t xml:space="preserve">Created a local database for data persistence and </w:t>
-      </w:r>
-      <w:r>
-        <w:rPr>
-          <w:rFonts w:ascii="Garamond" w:hAnsi="Garamond" w:cs="Arial"/>
-          <w:bCs/>
-          <w:color w:val="000000" w:themeColor="text1"/>
-          <w:sz w:val="22"/>
-          <w:szCs w:val="22"/>
-        </w:rPr>
-        <w:t>enforce authentication database access</w:t>
-      </w:r>
-      <w:r>
-        <w:rPr>
-          <w:rFonts w:ascii="Garamond" w:hAnsi="Garamond" w:cs="Arial"/>
-          <w:bCs/>
-          <w:color w:val="000000" w:themeColor="text1"/>
-          <w:sz w:val="22"/>
-          <w:szCs w:val="22"/>
-        </w:rPr>
-        <w:t xml:space="preserve"> for networking between different users. Utilized </w:t>
+          <w:sz w:val="21"/>
+          <w:szCs w:val="21"/>
+        </w:rPr>
+      </w:pPr>
+      <w:r>
+        <w:rPr>
+          <w:rFonts w:ascii="Garamond" w:hAnsi="Garamond" w:cs="Arial"/>
+          <w:bCs/>
+          <w:color w:val="000000" w:themeColor="text1"/>
+          <w:sz w:val="21"/>
+          <w:szCs w:val="21"/>
+        </w:rPr>
+        <w:t xml:space="preserve">Created a local </w:t>
+      </w:r>
+      <w:r>
+        <w:rPr>
+          <w:rFonts w:ascii="Garamond" w:hAnsi="Garamond" w:cs="Arial"/>
+          <w:bCs/>
+          <w:color w:val="000000" w:themeColor="text1"/>
+          <w:sz w:val="21"/>
+          <w:szCs w:val="21"/>
+        </w:rPr>
+        <w:t>persistence layer with per user authentication</w:t>
+      </w:r>
+      <w:r>
+        <w:rPr>
+          <w:rFonts w:ascii="Garamond" w:hAnsi="Garamond" w:cs="Arial"/>
+          <w:bCs/>
+          <w:color w:val="000000" w:themeColor="text1"/>
+          <w:sz w:val="21"/>
+          <w:szCs w:val="21"/>
+        </w:rPr>
+        <w:t xml:space="preserve"> </w:t>
+      </w:r>
+      <w:r>
+        <w:rPr>
+          <w:rFonts w:ascii="Garamond" w:hAnsi="Garamond" w:cs="Arial"/>
+          <w:bCs/>
+          <w:color w:val="000000" w:themeColor="text1"/>
+          <w:sz w:val="21"/>
+          <w:szCs w:val="21"/>
+        </w:rPr>
+        <w:t>for</w:t>
+      </w:r>
+      <w:r>
+        <w:rPr>
+          <w:rFonts w:ascii="Garamond" w:hAnsi="Garamond" w:cs="Arial"/>
+          <w:bCs/>
+          <w:color w:val="000000" w:themeColor="text1"/>
+          <w:sz w:val="21"/>
+          <w:szCs w:val="21"/>
+        </w:rPr>
+        <w:t xml:space="preserve"> database access</w:t>
+      </w:r>
+      <w:r>
+        <w:rPr>
+          <w:rFonts w:ascii="Garamond" w:hAnsi="Garamond" w:cs="Arial"/>
+          <w:bCs/>
+          <w:color w:val="000000" w:themeColor="text1"/>
+          <w:sz w:val="21"/>
+          <w:szCs w:val="21"/>
+        </w:rPr>
+        <w:t xml:space="preserve"> </w:t>
+      </w:r>
+      <w:r>
+        <w:rPr>
+          <w:rFonts w:ascii="Garamond" w:hAnsi="Garamond" w:cs="Arial"/>
+          <w:bCs/>
+          <w:color w:val="000000" w:themeColor="text1"/>
+          <w:sz w:val="21"/>
+          <w:szCs w:val="21"/>
+        </w:rPr>
+        <w:t xml:space="preserve">and account management. </w:t>
+      </w:r>
+      <w:r>
+        <w:rPr>
+          <w:rFonts w:ascii="Garamond" w:hAnsi="Garamond" w:cs="Arial"/>
+          <w:bCs/>
+          <w:color w:val="000000" w:themeColor="text1"/>
+          <w:sz w:val="21"/>
+          <w:szCs w:val="21"/>
+        </w:rPr>
+        <w:t xml:space="preserve">Utilized </w:t>
       </w:r>
       <w:proofErr w:type="spellStart"/>
       <w:r>
@@ -623,8 +798,8 @@
           <w:rFonts w:ascii="Garamond" w:hAnsi="Garamond" w:cs="Arial"/>
           <w:bCs/>
           <w:color w:val="000000" w:themeColor="text1"/>
-          <w:sz w:val="22"/>
-          <w:szCs w:val="22"/>
+          <w:sz w:val="21"/>
+          <w:szCs w:val="21"/>
         </w:rPr>
         <w:t>pymssql</w:t>
       </w:r>
@@ -634,145 +809,70 @@
           <w:rFonts w:ascii="Garamond" w:hAnsi="Garamond" w:cs="Arial"/>
           <w:bCs/>
           <w:color w:val="000000" w:themeColor="text1"/>
-          <w:sz w:val="22"/>
-          <w:szCs w:val="22"/>
-        </w:rPr>
-        <w:t xml:space="preserve"> to validate user identity when accessing M2M data.</w:t>
-      </w:r>
-    </w:p>
-    <w:p>
-      <w:pPr>
-        <w:spacing w:before="0" w:line="240" w:lineRule="auto"/>
-        <w:ind w:left="8370" w:right="302" w:hanging="8370"/>
-        <w:rPr>
-          <w:rFonts w:ascii="Garamond" w:hAnsi="Garamond" w:cs="Arial"/>
-          <w:b/>
-          <w:color w:val="000000" w:themeColor="text1"/>
-          <w:sz w:val="24"/>
-          <w:szCs w:val="24"/>
-        </w:rPr>
-      </w:pPr>
-      <w:r>
-        <w:rPr>
-          <w:rFonts w:ascii="Garamond" w:hAnsi="Garamond" w:cs="Arial"/>
-          <w:b/>
-          <w:color w:val="000000" w:themeColor="text1"/>
-          <w:sz w:val="24"/>
-          <w:szCs w:val="24"/>
-        </w:rPr>
-        <w:t>AI Trainer</w:t>
-      </w:r>
-      <w:r>
-        <w:rPr>
-          <w:rFonts w:ascii="Garamond" w:hAnsi="Garamond" w:cs="Arial"/>
-          <w:b/>
-          <w:color w:val="000000" w:themeColor="text1"/>
-          <w:sz w:val="24"/>
-          <w:szCs w:val="24"/>
-        </w:rPr>
-        <w:tab/>
-      </w:r>
-      <w:r>
-        <w:rPr>
-          <w:rFonts w:ascii="Garamond" w:hAnsi="Garamond" w:cs="Arial"/>
-          <w:b/>
-          <w:i/>
-          <w:iCs/>
-          <w:color w:val="000000" w:themeColor="text1"/>
-          <w:sz w:val="24"/>
-          <w:szCs w:val="24"/>
-        </w:rPr>
-        <w:t xml:space="preserve">Feb 2026 </w:t>
-      </w:r>
-      <w:r>
-        <w:rPr>
-          <w:rFonts w:ascii="Garamond" w:hAnsi="Garamond" w:cs="Arial"/>
-          <w:b/>
-          <w:i/>
-          <w:iCs/>
-          <w:color w:val="000000" w:themeColor="text1"/>
-          <w:sz w:val="24"/>
-          <w:szCs w:val="24"/>
-        </w:rPr>
-        <w:t xml:space="preserve">– </w:t>
-      </w:r>
-      <w:r>
-        <w:rPr>
-          <w:rFonts w:ascii="Garamond" w:hAnsi="Garamond" w:cs="Arial"/>
-          <w:b/>
-          <w:i/>
-          <w:iCs/>
-          <w:color w:val="000000" w:themeColor="text1"/>
-          <w:sz w:val="24"/>
-          <w:szCs w:val="24"/>
-        </w:rPr>
-        <w:t>Present</w:t>
-      </w:r>
-    </w:p>
-    <w:p>
-      <w:pPr>
-        <w:tabs>
-          <w:tab w:val="right" w:pos="10080"/>
-        </w:tabs>
-        <w:spacing w:before="0" w:line="240" w:lineRule="auto"/>
-        <w:ind w:left="9090" w:right="302" w:hanging="9090"/>
-        <w:rPr>
-          <w:rFonts w:ascii="Garamond" w:hAnsi="Garamond" w:cs="Arial"/>
-          <w:bCs/>
-          <w:color w:val="000000" w:themeColor="text1"/>
-          <w:sz w:val="24"/>
-          <w:szCs w:val="24"/>
-        </w:rPr>
-      </w:pPr>
-      <w:r>
-        <w:rPr>
-          <w:rFonts w:ascii="Garamond" w:hAnsi="Garamond" w:cs="Arial"/>
-          <w:bCs/>
-          <w:color w:val="000000" w:themeColor="text1"/>
-          <w:sz w:val="24"/>
-          <w:szCs w:val="24"/>
-        </w:rPr>
-        <w:t>Handshake</w:t>
-      </w:r>
-      <w:r>
-        <w:rPr>
-          <w:rFonts w:ascii="Garamond" w:hAnsi="Garamond" w:cs="Arial"/>
-          <w:bCs/>
-          <w:color w:val="000000" w:themeColor="text1"/>
-          <w:sz w:val="24"/>
-          <w:szCs w:val="24"/>
-        </w:rPr>
-        <w:tab/>
-      </w:r>
-      <w:r>
-        <w:rPr>
-          <w:rFonts w:ascii="Garamond" w:hAnsi="Garamond" w:cs="Arial"/>
-          <w:bCs/>
-          <w:color w:val="000000" w:themeColor="text1"/>
-          <w:sz w:val="24"/>
-          <w:szCs w:val="24"/>
-        </w:rPr>
-        <w:t>Austin</w:t>
-      </w:r>
-      <w:r>
-        <w:rPr>
-          <w:rFonts w:ascii="Garamond" w:hAnsi="Garamond" w:cs="Arial"/>
-          <w:bCs/>
-          <w:color w:val="000000" w:themeColor="text1"/>
-          <w:sz w:val="24"/>
-          <w:szCs w:val="24"/>
-        </w:rPr>
-        <w:t>, T</w:t>
-      </w:r>
-      <w:r>
-        <w:rPr>
-          <w:rFonts w:ascii="Garamond" w:hAnsi="Garamond" w:cs="Arial"/>
-          <w:bCs/>
-          <w:color w:val="000000" w:themeColor="text1"/>
-          <w:sz w:val="24"/>
-          <w:szCs w:val="24"/>
-        </w:rPr>
-        <w:t>X</w:t>
+          <w:sz w:val="21"/>
+          <w:szCs w:val="21"/>
+        </w:rPr>
+        <w:t xml:space="preserve"> to validate user identity when accessing M2M </w:t>
+      </w:r>
+      <w:r>
+        <w:rPr>
+          <w:rFonts w:ascii="Garamond" w:hAnsi="Garamond" w:cs="Arial"/>
+          <w:bCs/>
+          <w:color w:val="000000" w:themeColor="text1"/>
+          <w:sz w:val="21"/>
+          <w:szCs w:val="21"/>
+        </w:rPr>
+        <w:t>data and</w:t>
+      </w:r>
+      <w:r>
+        <w:rPr>
+          <w:rFonts w:ascii="Garamond" w:hAnsi="Garamond" w:cs="Arial"/>
+          <w:bCs/>
+          <w:color w:val="000000" w:themeColor="text1"/>
+          <w:sz w:val="21"/>
+          <w:szCs w:val="21"/>
+        </w:rPr>
+        <w:t xml:space="preserve"> </w:t>
+      </w:r>
+      <w:r>
+        <w:rPr>
+          <w:rFonts w:ascii="Garamond" w:hAnsi="Garamond" w:cs="Arial"/>
+          <w:bCs/>
+          <w:color w:val="000000" w:themeColor="text1"/>
+          <w:sz w:val="21"/>
+          <w:szCs w:val="21"/>
+        </w:rPr>
+        <w:t>secure multi-user access for</w:t>
+      </w:r>
+      <w:r>
+        <w:rPr>
+          <w:rFonts w:ascii="Garamond" w:hAnsi="Garamond" w:cs="Arial"/>
+          <w:bCs/>
+          <w:color w:val="000000" w:themeColor="text1"/>
+          <w:sz w:val="21"/>
+          <w:szCs w:val="21"/>
+        </w:rPr>
+        <w:t xml:space="preserve"> stor</w:t>
+      </w:r>
+      <w:r>
+        <w:rPr>
+          <w:rFonts w:ascii="Garamond" w:hAnsi="Garamond" w:cs="Arial"/>
+          <w:bCs/>
+          <w:color w:val="000000" w:themeColor="text1"/>
+          <w:sz w:val="21"/>
+          <w:szCs w:val="21"/>
+        </w:rPr>
+        <w:t>ing</w:t>
+      </w:r>
+      <w:r>
+        <w:rPr>
+          <w:rFonts w:ascii="Garamond" w:hAnsi="Garamond" w:cs="Arial"/>
+          <w:bCs/>
+          <w:color w:val="000000" w:themeColor="text1"/>
+          <w:sz w:val="21"/>
+          <w:szCs w:val="21"/>
+        </w:rPr>
+        <w:t xml:space="preserve"> individual settings and preferences.</w:t>
       </w:r>
     </w:p>
     <w:p>
@@ -788,6 +888,197 @@
           <w:rFonts w:ascii="Garamond" w:hAnsi="Garamond" w:cs="Arial"/>
           <w:bCs/>
           <w:color w:val="000000" w:themeColor="text1"/>
+          <w:sz w:val="21"/>
+          <w:szCs w:val="21"/>
+        </w:rPr>
+      </w:pPr>
+      <w:r>
+        <w:rPr>
+          <w:rFonts w:ascii="Garamond" w:hAnsi="Garamond" w:cs="Arial"/>
+          <w:bCs/>
+          <w:color w:val="000000" w:themeColor="text1"/>
+          <w:sz w:val="21"/>
+          <w:szCs w:val="21"/>
+        </w:rPr>
+        <w:t>Engineered</w:t>
+      </w:r>
+      <w:r>
+        <w:rPr>
+          <w:rFonts w:ascii="Garamond" w:hAnsi="Garamond" w:cs="Arial"/>
+          <w:bCs/>
+          <w:color w:val="000000" w:themeColor="text1"/>
+          <w:sz w:val="21"/>
+          <w:szCs w:val="21"/>
+        </w:rPr>
+        <w:t xml:space="preserve"> a UDP</w:t>
+      </w:r>
+      <w:r>
+        <w:rPr>
+          <w:rFonts w:ascii="Garamond" w:hAnsi="Garamond" w:cs="Arial"/>
+          <w:bCs/>
+          <w:color w:val="000000" w:themeColor="text1"/>
+          <w:sz w:val="21"/>
+          <w:szCs w:val="21"/>
+        </w:rPr>
+        <w:t>-based</w:t>
+      </w:r>
+      <w:r>
+        <w:rPr>
+          <w:rFonts w:ascii="Garamond" w:hAnsi="Garamond" w:cs="Arial"/>
+          <w:bCs/>
+          <w:color w:val="000000" w:themeColor="text1"/>
+          <w:sz w:val="21"/>
+          <w:szCs w:val="21"/>
+        </w:rPr>
+        <w:t xml:space="preserve"> network</w:t>
+      </w:r>
+      <w:r>
+        <w:rPr>
+          <w:rFonts w:ascii="Garamond" w:hAnsi="Garamond" w:cs="Arial"/>
+          <w:bCs/>
+          <w:color w:val="000000" w:themeColor="text1"/>
+          <w:sz w:val="21"/>
+          <w:szCs w:val="21"/>
+        </w:rPr>
+        <w:t>ing layer</w:t>
+      </w:r>
+      <w:r>
+        <w:rPr>
+          <w:rFonts w:ascii="Garamond" w:hAnsi="Garamond" w:cs="Arial"/>
+          <w:bCs/>
+          <w:color w:val="000000" w:themeColor="text1"/>
+          <w:sz w:val="21"/>
+          <w:szCs w:val="21"/>
+        </w:rPr>
+        <w:t xml:space="preserve"> to optimize database calls by up to </w:t>
+      </w:r>
+      <w:r>
+        <w:rPr>
+          <w:rFonts w:ascii="Garamond" w:hAnsi="Garamond" w:cs="Arial"/>
+          <w:bCs/>
+          <w:color w:val="000000" w:themeColor="text1"/>
+          <w:sz w:val="21"/>
+          <w:szCs w:val="21"/>
+        </w:rPr>
+        <w:t>90% and</w:t>
+      </w:r>
+      <w:r>
+        <w:rPr>
+          <w:rFonts w:ascii="Garamond" w:hAnsi="Garamond" w:cs="Arial"/>
+          <w:bCs/>
+          <w:color w:val="000000" w:themeColor="text1"/>
+          <w:sz w:val="21"/>
+          <w:szCs w:val="21"/>
+        </w:rPr>
+        <w:t xml:space="preserve"> designed a multi-</w:t>
+      </w:r>
+      <w:r>
+        <w:rPr>
+          <w:rFonts w:ascii="Garamond" w:hAnsi="Garamond" w:cs="Arial"/>
+          <w:bCs/>
+          <w:color w:val="000000" w:themeColor="text1"/>
+          <w:sz w:val="21"/>
+          <w:szCs w:val="21"/>
+        </w:rPr>
+        <w:t xml:space="preserve">recipient mode that simplified packet transfer from several packets into </w:t>
+      </w:r>
+      <w:r>
+        <w:rPr>
+          <w:rFonts w:ascii="Garamond" w:hAnsi="Garamond" w:cs="Arial"/>
+          <w:bCs/>
+          <w:color w:val="000000" w:themeColor="text1"/>
+          <w:sz w:val="21"/>
+          <w:szCs w:val="21"/>
+        </w:rPr>
+        <w:t>single transmissions</w:t>
+      </w:r>
+      <w:r>
+        <w:rPr>
+          <w:rFonts w:ascii="Garamond" w:hAnsi="Garamond" w:cs="Arial"/>
+          <w:bCs/>
+          <w:color w:val="000000" w:themeColor="text1"/>
+          <w:sz w:val="21"/>
+          <w:szCs w:val="21"/>
+        </w:rPr>
+        <w:t>.</w:t>
+      </w:r>
+    </w:p>
+    <w:p>
+      <w:pPr>
+        <w:pStyle w:val="ListParagraph"/>
+        <w:numPr>
+          <w:ilvl w:val="0"/>
+          <w:numId w:val="14"/>
+        </w:numPr>
+        <w:spacing w:before="0" w:line="240" w:lineRule="auto"/>
+        <w:ind w:right="302"/>
+        <w:rPr>
+          <w:rFonts w:ascii="Garamond" w:hAnsi="Garamond" w:cs="Arial"/>
+          <w:bCs/>
+          <w:color w:val="000000" w:themeColor="text1"/>
+          <w:sz w:val="21"/>
+          <w:szCs w:val="21"/>
+        </w:rPr>
+      </w:pPr>
+      <w:r>
+        <w:rPr>
+          <w:rFonts w:ascii="Garamond" w:hAnsi="Garamond" w:cs="Arial"/>
+          <w:bCs/>
+          <w:color w:val="000000" w:themeColor="text1"/>
+          <w:sz w:val="21"/>
+          <w:szCs w:val="21"/>
+        </w:rPr>
+        <w:t>Developed automated scheduling algorithms to minimize retooling on machines and maximi</w:t>
+      </w:r>
+      <w:r>
+        <w:rPr>
+          <w:rFonts w:ascii="Garamond" w:hAnsi="Garamond" w:cs="Arial"/>
+          <w:bCs/>
+          <w:color w:val="000000" w:themeColor="text1"/>
+          <w:sz w:val="21"/>
+          <w:szCs w:val="21"/>
+        </w:rPr>
+        <w:t>ze</w:t>
+      </w:r>
+      <w:r>
+        <w:rPr>
+          <w:rFonts w:ascii="Garamond" w:hAnsi="Garamond" w:cs="Arial"/>
+          <w:bCs/>
+          <w:color w:val="000000" w:themeColor="text1"/>
+          <w:sz w:val="21"/>
+          <w:szCs w:val="21"/>
+        </w:rPr>
+        <w:t xml:space="preserve"> throughput</w:t>
+      </w:r>
+      <w:r>
+        <w:rPr>
+          <w:rFonts w:ascii="Garamond" w:hAnsi="Garamond" w:cs="Arial"/>
+          <w:bCs/>
+          <w:color w:val="000000" w:themeColor="text1"/>
+          <w:sz w:val="21"/>
+          <w:szCs w:val="21"/>
+        </w:rPr>
+        <w:t xml:space="preserve"> </w:t>
+      </w:r>
+      <w:r>
+        <w:rPr>
+          <w:rFonts w:ascii="Garamond" w:hAnsi="Garamond" w:cs="Arial"/>
+          <w:bCs/>
+          <w:color w:val="000000" w:themeColor="text1"/>
+          <w:sz w:val="21"/>
+          <w:szCs w:val="21"/>
+        </w:rPr>
+        <w:t>across several departments/work-centers.</w:t>
+      </w:r>
+    </w:p>
+    <w:p>
+      <w:pPr>
+        <w:spacing w:before="0" w:line="240" w:lineRule="auto"/>
+        <w:ind w:left="8550" w:right="302" w:hanging="8550"/>
+        <w:rPr>
+          <w:rFonts w:ascii="Garamond" w:hAnsi="Garamond" w:cs="Arial"/>
+          <w:b/>
+          <w:color w:val="000000" w:themeColor="text1"/>
           <w:sz w:val="22"/>
           <w:szCs w:val="22"/>
         </w:rPr>
@@ -795,22 +1086,110 @@
       <w:r>
         <w:rPr>
           <w:rFonts w:ascii="Garamond" w:hAnsi="Garamond" w:cs="Arial"/>
-          <w:bCs/>
+          <w:b/>
           <w:color w:val="000000" w:themeColor="text1"/>
           <w:sz w:val="22"/>
           <w:szCs w:val="22"/>
         </w:rPr>
-        <w:t xml:space="preserve">Evaluated AI-generated content for factual accuracy and monitored hallucinations. </w:t>
-      </w:r>
-      <w:r>
-        <w:rPr>
-          <w:rFonts w:ascii="Garamond" w:hAnsi="Garamond" w:cs="Arial"/>
-          <w:bCs/>
+        <w:t>AI Trainer</w:t>
+      </w:r>
+      <w:r>
+        <w:rPr>
+          <w:rFonts w:ascii="Garamond" w:hAnsi="Garamond" w:cs="Arial"/>
+          <w:b/>
           <w:color w:val="000000" w:themeColor="text1"/>
           <w:sz w:val="22"/>
           <w:szCs w:val="22"/>
         </w:rPr>
-        <w:t>Supported Reinforcement Learning from Human Feedback pipelines to optimize performance across projects.</w:t>
+        <w:t xml:space="preserve"> </w:t>
+      </w:r>
+      <w:r>
+        <w:rPr>
+          <w:rFonts w:ascii="Garamond" w:hAnsi="Garamond" w:cs="Arial"/>
+          <w:bCs/>
+          <w:color w:val="000000" w:themeColor="text1"/>
+          <w:sz w:val="22"/>
+          <w:szCs w:val="22"/>
+        </w:rPr>
+        <w:t>| Handshake – Austin, TX</w:t>
+      </w:r>
+      <w:r>
+        <w:rPr>
+          <w:rFonts w:ascii="Garamond" w:hAnsi="Garamond" w:cs="Arial"/>
+          <w:b/>
+          <w:color w:val="000000" w:themeColor="text1"/>
+          <w:sz w:val="22"/>
+          <w:szCs w:val="22"/>
+        </w:rPr>
+        <w:tab/>
+      </w:r>
+      <w:r>
+        <w:rPr>
+          <w:rFonts w:ascii="Garamond" w:hAnsi="Garamond" w:cs="Arial"/>
+          <w:b/>
+          <w:i/>
+          <w:iCs/>
+          <w:color w:val="000000" w:themeColor="text1"/>
+          <w:sz w:val="22"/>
+          <w:szCs w:val="22"/>
+        </w:rPr>
+        <w:t>Feb 2026 – Present</w:t>
+      </w:r>
+    </w:p>
+    <w:p>
+      <w:pPr>
+        <w:pStyle w:val="ListParagraph"/>
+        <w:numPr>
+          <w:ilvl w:val="0"/>
+          <w:numId w:val="14"/>
+        </w:numPr>
+        <w:spacing w:before="0" w:line="240" w:lineRule="auto"/>
+        <w:ind w:right="302"/>
+        <w:rPr>
+          <w:rFonts w:ascii="Garamond" w:hAnsi="Garamond" w:cs="Arial"/>
+          <w:bCs/>
+          <w:color w:val="000000" w:themeColor="text1"/>
+          <w:sz w:val="21"/>
+          <w:szCs w:val="21"/>
+        </w:rPr>
+      </w:pPr>
+      <w:r>
+        <w:rPr>
+          <w:rFonts w:ascii="Garamond" w:hAnsi="Garamond" w:cs="Arial"/>
+          <w:bCs/>
+          <w:color w:val="000000" w:themeColor="text1"/>
+          <w:sz w:val="21"/>
+          <w:szCs w:val="21"/>
+        </w:rPr>
+        <w:t>Evaluated AI-generated content for factual accuracy and monitored hallucinations. Supported Reinforcement Learning from Human Feedback pipelines to optimize performance across projects.</w:t>
+      </w:r>
+    </w:p>
+    <w:p>
+      <w:pPr>
+        <w:pStyle w:val="ListParagraph"/>
+        <w:numPr>
+          <w:ilvl w:val="0"/>
+          <w:numId w:val="14"/>
+        </w:numPr>
+        <w:spacing w:before="0" w:line="240" w:lineRule="auto"/>
+        <w:ind w:right="302"/>
+        <w:rPr>
+          <w:rFonts w:ascii="Garamond" w:hAnsi="Garamond" w:cs="Arial"/>
+          <w:bCs/>
+          <w:color w:val="000000" w:themeColor="text1"/>
+          <w:sz w:val="21"/>
+          <w:szCs w:val="21"/>
+        </w:rPr>
+      </w:pPr>
+      <w:r>
+        <w:rPr>
+          <w:rFonts w:ascii="Garamond" w:hAnsi="Garamond" w:cs="Arial"/>
+          <w:bCs/>
+          <w:color w:val="000000" w:themeColor="text1"/>
+          <w:sz w:val="21"/>
+          <w:szCs w:val="21"/>
+        </w:rPr>
+        <w:t>Contributed to multi-project RLHF workflows between reasoning, coding, and general knowledge tasks.</w:t>
       </w:r>
     </w:p>
     <w:p>
@@ -823,8 +1202,8 @@
           <w:rFonts w:ascii="Garamond" w:hAnsi="Garamond" w:cs="Times New Roman"/>
           <w:bCs/>
           <w:color w:val="00B050"/>
-          <w:sz w:val="24"/>
-          <w:szCs w:val="24"/>
+          <w:sz w:val="22"/>
+          <w:szCs w:val="22"/>
         </w:rPr>
       </w:pPr>
       <w:r>
@@ -832,8 +1211,8 @@
           <w:rFonts w:ascii="Garamond" w:hAnsi="Garamond" w:cs="Times New Roman"/>
           <w:bCs/>
           <w:color w:val="C00000"/>
-          <w:sz w:val="24"/>
-          <w:szCs w:val="24"/>
+          <w:sz w:val="22"/>
+          <w:szCs w:val="22"/>
         </w:rPr>
         <w:t>PROJECTS</w:t>
       </w:r>
@@ -849,8 +1228,8 @@
           <w:i/>
           <w:iCs/>
           <w:color w:val="000000" w:themeColor="text1"/>
-          <w:sz w:val="24"/>
-          <w:szCs w:val="24"/>
+          <w:sz w:val="22"/>
+          <w:szCs w:val="22"/>
           <w:u w:val="none"/>
         </w:rPr>
       </w:pPr>
@@ -859,24 +1238,36 @@
           <w:rFonts w:ascii="Garamond" w:hAnsi="Garamond" w:cs="Arial"/>
           <w:b/>
           <w:color w:val="000000" w:themeColor="text1"/>
-          <w:sz w:val="24"/>
-          <w:szCs w:val="24"/>
+          <w:sz w:val="22"/>
+          <w:szCs w:val="22"/>
         </w:rPr>
         <w:t>Regression Testing Framework</w:t>
       </w:r>
       <w:r>
         <w:rPr>
           <w:rFonts w:ascii="Garamond" w:hAnsi="Garamond" w:cs="Arial"/>
-          <w:bCs/>
-          <w:color w:val="000000" w:themeColor="text1"/>
-          <w:sz w:val="24"/>
-          <w:szCs w:val="24"/>
-        </w:rPr>
-        <w:t>|</w:t>
+          <w:b/>
+          <w:color w:val="000000" w:themeColor="text1"/>
+          <w:sz w:val="22"/>
+          <w:szCs w:val="22"/>
+        </w:rPr>
+        <w:t xml:space="preserve"> </w:t>
+      </w:r>
+      <w:r>
+        <w:rPr>
+          <w:rFonts w:ascii="Garamond" w:hAnsi="Garamond" w:cs="Arial"/>
+          <w:bCs/>
+          <w:color w:val="000000" w:themeColor="text1"/>
+          <w:sz w:val="22"/>
+          <w:szCs w:val="22"/>
+        </w:rPr>
+        <w:t>•</w:t>
       </w:r>
       <w:r>
         <w:rPr>
           <w:rFonts w:ascii="Garamond" w:hAnsi="Garamond"/>
+          <w:sz w:val="16"/>
+          <w:szCs w:val="16"/>
         </w:rPr>
         <w:t xml:space="preserve"> </w:t>
       </w:r>
@@ -887,8 +1278,8 @@
           <w:i/>
           <w:iCs/>
           <w:color w:val="000000" w:themeColor="text1"/>
-          <w:sz w:val="24"/>
-          <w:szCs w:val="24"/>
+          <w:sz w:val="22"/>
+          <w:szCs w:val="22"/>
         </w:rPr>
         <w:t>python, pytest, GitHub Actions</w:t>
       </w:r>
@@ -901,8 +1292,8 @@
           <w:rFonts w:ascii="Garamond" w:hAnsi="Garamond" w:cs="Arial"/>
           <w:bCs/>
           <w:color w:val="000000" w:themeColor="text1"/>
-          <w:sz w:val="24"/>
-          <w:szCs w:val="24"/>
+          <w:sz w:val="22"/>
+          <w:szCs w:val="22"/>
         </w:rPr>
       </w:pPr>
       <w:hyperlink r:id="rId9" w:history="1">
@@ -911,8 +1302,8 @@
             <w:rStyle w:val="Hyperlink"/>
             <w:rFonts w:ascii="Garamond" w:hAnsi="Garamond" w:cs="Arial"/>
             <w:bCs/>
-            <w:sz w:val="24"/>
-            <w:szCs w:val="24"/>
+            <w:sz w:val="22"/>
+            <w:szCs w:val="22"/>
           </w:rPr>
           <w:t>github.com/GHeart01/tile-</w:t>
         </w:r>
@@ -922,8 +1313,8 @@
             <w:rStyle w:val="Hyperlink"/>
             <w:rFonts w:ascii="Garamond" w:hAnsi="Garamond" w:cs="Arial"/>
             <w:bCs/>
-            <w:sz w:val="24"/>
-            <w:szCs w:val="24"/>
+            <w:sz w:val="22"/>
+            <w:szCs w:val="22"/>
           </w:rPr>
           <w:t>gps</w:t>
         </w:r>
@@ -933,8 +1324,8 @@
             <w:rStyle w:val="Hyperlink"/>
             <w:rFonts w:ascii="Garamond" w:hAnsi="Garamond" w:cs="Arial"/>
             <w:bCs/>
-            <w:sz w:val="24"/>
-            <w:szCs w:val="24"/>
+            <w:sz w:val="22"/>
+            <w:szCs w:val="22"/>
           </w:rPr>
           <w:t>-regression-testing</w:t>
         </w:r>
@@ -955,37 +1346,27 @@
           <w:i/>
           <w:iCs/>
           <w:color w:val="000000" w:themeColor="text1"/>
-          <w:sz w:val="24"/>
-          <w:szCs w:val="24"/>
-        </w:rPr>
-      </w:pPr>
-      <w:r>
-        <w:rPr>
-          <w:rFonts w:ascii="Garamond" w:hAnsi="Garamond" w:cs="Arial"/>
-          <w:bCs/>
-          <w:color w:val="000000" w:themeColor="text1"/>
           <w:sz w:val="22"/>
           <w:szCs w:val="22"/>
         </w:rPr>
-        <w:t>D</w:t>
-      </w:r>
-      <w:r>
-        <w:rPr>
-          <w:rFonts w:ascii="Garamond" w:hAnsi="Garamond" w:cs="Arial"/>
-          <w:bCs/>
-          <w:color w:val="000000" w:themeColor="text1"/>
-          <w:sz w:val="22"/>
-          <w:szCs w:val="22"/>
-        </w:rPr>
-        <w:t xml:space="preserve">esigned 52 </w:t>
-      </w:r>
-      <w:r>
-        <w:rPr>
-          <w:rFonts w:ascii="Garamond" w:hAnsi="Garamond" w:cs="Arial"/>
-          <w:bCs/>
-          <w:color w:val="000000" w:themeColor="text1"/>
-          <w:sz w:val="22"/>
-          <w:szCs w:val="22"/>
+      </w:pPr>
+      <w:r>
+        <w:rPr>
+          <w:rFonts w:ascii="Garamond" w:hAnsi="Garamond" w:cs="Arial"/>
+          <w:bCs/>
+          <w:color w:val="000000" w:themeColor="text1"/>
+          <w:sz w:val="21"/>
+          <w:szCs w:val="21"/>
+        </w:rPr>
+        <w:t xml:space="preserve">Designed 52 </w:t>
+      </w:r>
+      <w:r>
+        <w:rPr>
+          <w:rFonts w:ascii="Garamond" w:hAnsi="Garamond" w:cs="Arial"/>
+          <w:bCs/>
+          <w:color w:val="000000" w:themeColor="text1"/>
+          <w:sz w:val="21"/>
+          <w:szCs w:val="21"/>
         </w:rPr>
         <w:t xml:space="preserve">automated unit and </w:t>
       </w:r>
@@ -994,8 +1375,8 @@
           <w:rFonts w:ascii="Garamond" w:hAnsi="Garamond" w:cs="Arial"/>
           <w:bCs/>
           <w:color w:val="000000" w:themeColor="text1"/>
-          <w:sz w:val="22"/>
-          <w:szCs w:val="22"/>
+          <w:sz w:val="21"/>
+          <w:szCs w:val="21"/>
         </w:rPr>
         <w:t xml:space="preserve">regression tests covering </w:t>
       </w:r>
@@ -1004,8 +1385,8 @@
           <w:rFonts w:ascii="Garamond" w:hAnsi="Garamond" w:cs="Arial"/>
           <w:bCs/>
           <w:color w:val="000000" w:themeColor="text1"/>
-          <w:sz w:val="22"/>
-          <w:szCs w:val="22"/>
+          <w:sz w:val="21"/>
+          <w:szCs w:val="21"/>
         </w:rPr>
         <w:t>4 system modules (</w:t>
       </w:r>
@@ -1014,8 +1395,8 @@
           <w:rFonts w:ascii="Garamond" w:hAnsi="Garamond" w:cs="Arial"/>
           <w:bCs/>
           <w:color w:val="000000" w:themeColor="text1"/>
-          <w:sz w:val="22"/>
-          <w:szCs w:val="22"/>
+          <w:sz w:val="21"/>
+          <w:szCs w:val="21"/>
         </w:rPr>
         <w:t xml:space="preserve">TILE, </w:t>
       </w:r>
@@ -1025,8 +1406,8 @@
           <w:rFonts w:ascii="Garamond" w:hAnsi="Garamond" w:cs="Arial"/>
           <w:bCs/>
           <w:color w:val="000000" w:themeColor="text1"/>
-          <w:sz w:val="22"/>
-          <w:szCs w:val="22"/>
+          <w:sz w:val="21"/>
+          <w:szCs w:val="21"/>
         </w:rPr>
         <w:t>EMQuest</w:t>
       </w:r>
@@ -1036,8 +1417,8 @@
           <w:rFonts w:ascii="Garamond" w:hAnsi="Garamond" w:cs="Arial"/>
           <w:bCs/>
           <w:color w:val="000000" w:themeColor="text1"/>
-          <w:sz w:val="22"/>
-          <w:szCs w:val="22"/>
+          <w:sz w:val="21"/>
+          <w:szCs w:val="21"/>
         </w:rPr>
         <w:t xml:space="preserve"> GPS, Spectra Python, and Aurora systems</w:t>
       </w:r>
@@ -1046,8 +1427,8 @@
           <w:rFonts w:ascii="Garamond" w:hAnsi="Garamond" w:cs="Arial"/>
           <w:bCs/>
           <w:color w:val="000000" w:themeColor="text1"/>
-          <w:sz w:val="22"/>
-          <w:szCs w:val="22"/>
+          <w:sz w:val="21"/>
+          <w:szCs w:val="21"/>
         </w:rPr>
         <w:t xml:space="preserve">) achieving 100% test validation </w:t>
       </w:r>
@@ -1056,8 +1437,8 @@
           <w:rFonts w:ascii="Garamond" w:hAnsi="Garamond" w:cs="Arial"/>
           <w:bCs/>
           <w:color w:val="000000" w:themeColor="text1"/>
-          <w:sz w:val="22"/>
-          <w:szCs w:val="22"/>
+          <w:sz w:val="21"/>
+          <w:szCs w:val="21"/>
         </w:rPr>
         <w:t xml:space="preserve">with execution time under </w:t>
       </w:r>
@@ -1066,8 +1447,8 @@
           <w:rFonts w:ascii="Garamond" w:hAnsi="Garamond" w:cs="Arial"/>
           <w:bCs/>
           <w:color w:val="000000" w:themeColor="text1"/>
-          <w:sz w:val="22"/>
-          <w:szCs w:val="22"/>
+          <w:sz w:val="21"/>
+          <w:szCs w:val="21"/>
         </w:rPr>
         <w:t>0.</w:t>
       </w:r>
@@ -1076,8 +1457,8 @@
           <w:rFonts w:ascii="Garamond" w:hAnsi="Garamond" w:cs="Arial"/>
           <w:bCs/>
           <w:color w:val="000000" w:themeColor="text1"/>
-          <w:sz w:val="22"/>
-          <w:szCs w:val="22"/>
+          <w:sz w:val="21"/>
+          <w:szCs w:val="21"/>
         </w:rPr>
         <w:t>1</w:t>
       </w:r>
@@ -1086,8 +1467,8 @@
           <w:rFonts w:ascii="Garamond" w:hAnsi="Garamond" w:cs="Arial"/>
           <w:bCs/>
           <w:color w:val="000000" w:themeColor="text1"/>
-          <w:sz w:val="22"/>
-          <w:szCs w:val="22"/>
+          <w:sz w:val="21"/>
+          <w:szCs w:val="21"/>
         </w:rPr>
         <w:t xml:space="preserve"> seconds.</w:t>
       </w:r>
@@ -1107,18 +1488,18 @@
           <w:i/>
           <w:iCs/>
           <w:color w:val="000000" w:themeColor="text1"/>
-          <w:sz w:val="24"/>
-          <w:szCs w:val="24"/>
-        </w:rPr>
-      </w:pPr>
-      <w:r>
-        <w:rPr>
-          <w:rFonts w:ascii="Garamond" w:hAnsi="Garamond" w:cs="Arial"/>
-          <w:bCs/>
-          <w:color w:val="000000" w:themeColor="text1"/>
           <w:sz w:val="22"/>
           <w:szCs w:val="22"/>
         </w:rPr>
+      </w:pPr>
+      <w:r>
+        <w:rPr>
+          <w:rFonts w:ascii="Garamond" w:hAnsi="Garamond" w:cs="Arial"/>
+          <w:bCs/>
+          <w:color w:val="000000" w:themeColor="text1"/>
+          <w:sz w:val="21"/>
+          <w:szCs w:val="21"/>
+        </w:rPr>
         <w:t>Validated Android GPS module functionality including location accuracy, signal strength, and RTK/DGPS compatibility</w:t>
       </w:r>
       <w:r>
@@ -1126,8 +1507,8 @@
           <w:rFonts w:ascii="Garamond" w:hAnsi="Garamond" w:cs="Arial"/>
           <w:bCs/>
           <w:color w:val="000000" w:themeColor="text1"/>
-          <w:sz w:val="22"/>
-          <w:szCs w:val="22"/>
+          <w:sz w:val="21"/>
+          <w:szCs w:val="21"/>
         </w:rPr>
         <w:t xml:space="preserve"> using</w:t>
       </w:r>
@@ -1136,8 +1517,8 @@
           <w:rFonts w:ascii="Garamond" w:hAnsi="Garamond" w:cs="Arial"/>
           <w:bCs/>
           <w:color w:val="000000" w:themeColor="text1"/>
-          <w:sz w:val="22"/>
-          <w:szCs w:val="22"/>
+          <w:sz w:val="21"/>
+          <w:szCs w:val="21"/>
         </w:rPr>
         <w:t xml:space="preserve"> integration tests for data persistence</w:t>
       </w:r>
@@ -1146,8 +1527,8 @@
           <w:rFonts w:ascii="Garamond" w:hAnsi="Garamond" w:cs="Arial"/>
           <w:bCs/>
           <w:color w:val="000000" w:themeColor="text1"/>
-          <w:sz w:val="22"/>
-          <w:szCs w:val="22"/>
+          <w:sz w:val="21"/>
+          <w:szCs w:val="21"/>
         </w:rPr>
         <w:t>, serialization, JSON validation, and configuration</w:t>
       </w:r>
@@ -1156,8 +1537,8 @@
           <w:rFonts w:ascii="Garamond" w:hAnsi="Garamond" w:cs="Arial"/>
           <w:bCs/>
           <w:color w:val="000000" w:themeColor="text1"/>
-          <w:sz w:val="22"/>
-          <w:szCs w:val="22"/>
+          <w:sz w:val="21"/>
+          <w:szCs w:val="21"/>
         </w:rPr>
         <w:t>.</w:t>
       </w:r>
@@ -1177,39 +1558,146 @@
           <w:i/>
           <w:iCs/>
           <w:color w:val="000000" w:themeColor="text1"/>
-          <w:sz w:val="24"/>
-          <w:szCs w:val="24"/>
-        </w:rPr>
-      </w:pPr>
-      <w:r>
-        <w:rPr>
-          <w:rFonts w:ascii="Garamond" w:hAnsi="Garamond" w:cs="Arial"/>
-          <w:bCs/>
-          <w:color w:val="000000" w:themeColor="text1"/>
           <w:sz w:val="22"/>
           <w:szCs w:val="22"/>
         </w:rPr>
+      </w:pPr>
+      <w:r>
+        <w:rPr>
+          <w:rFonts w:ascii="Garamond" w:hAnsi="Garamond" w:cs="Arial"/>
+          <w:bCs/>
+          <w:color w:val="000000" w:themeColor="text1"/>
+          <w:sz w:val="21"/>
+          <w:szCs w:val="21"/>
+        </w:rPr>
         <w:t>Created CI/</w:t>
       </w:r>
       <w:r>
         <w:rPr>
           <w:rFonts w:ascii="Garamond" w:hAnsi="Garamond" w:cs="Arial"/>
           <w:bCs/>
+          <w:color w:val="000000" w:themeColor="text1"/>
+          <w:sz w:val="21"/>
+          <w:szCs w:val="21"/>
+        </w:rPr>
+        <w:t>CD</w:t>
+      </w:r>
+      <w:r>
+        <w:rPr>
+          <w:rFonts w:ascii="Garamond" w:hAnsi="Garamond" w:cs="Arial"/>
+          <w:bCs/>
+          <w:color w:val="000000" w:themeColor="text1"/>
+          <w:sz w:val="21"/>
+          <w:szCs w:val="21"/>
+        </w:rPr>
+        <w:t xml:space="preserve"> pipeline using GitHub </w:t>
+      </w:r>
+      <w:r>
+        <w:rPr>
+          <w:rFonts w:ascii="Garamond" w:hAnsi="Garamond" w:cs="Arial"/>
+          <w:bCs/>
+          <w:color w:val="000000" w:themeColor="text1"/>
+          <w:sz w:val="21"/>
+          <w:szCs w:val="21"/>
+        </w:rPr>
+        <w:t>A</w:t>
+      </w:r>
+      <w:r>
+        <w:rPr>
+          <w:rFonts w:ascii="Garamond" w:hAnsi="Garamond" w:cs="Arial"/>
+          <w:bCs/>
+          <w:color w:val="000000" w:themeColor="text1"/>
+          <w:sz w:val="21"/>
+          <w:szCs w:val="21"/>
+        </w:rPr>
+        <w:t>ctions with automated</w:t>
+      </w:r>
+      <w:r>
+        <w:rPr>
+          <w:rFonts w:ascii="Garamond" w:hAnsi="Garamond" w:cs="Arial"/>
+          <w:bCs/>
+          <w:color w:val="000000" w:themeColor="text1"/>
+          <w:sz w:val="21"/>
+          <w:szCs w:val="21"/>
+        </w:rPr>
+        <w:t xml:space="preserve"> testing, coverage analysis, </w:t>
+      </w:r>
+      <w:r>
+        <w:rPr>
+          <w:rFonts w:ascii="Garamond" w:hAnsi="Garamond" w:cs="Arial"/>
+          <w:bCs/>
+          <w:color w:val="000000" w:themeColor="text1"/>
+          <w:sz w:val="21"/>
+          <w:szCs w:val="21"/>
+        </w:rPr>
+        <w:t>&amp;</w:t>
+      </w:r>
+      <w:r>
+        <w:rPr>
+          <w:rFonts w:ascii="Garamond" w:hAnsi="Garamond" w:cs="Arial"/>
+          <w:bCs/>
+          <w:color w:val="000000" w:themeColor="text1"/>
+          <w:sz w:val="21"/>
+          <w:szCs w:val="21"/>
+        </w:rPr>
+        <w:t xml:space="preserve"> multi-version</w:t>
+      </w:r>
+      <w:r>
+        <w:rPr>
+          <w:rFonts w:ascii="Garamond" w:hAnsi="Garamond" w:cs="Arial"/>
+          <w:bCs/>
+          <w:color w:val="000000" w:themeColor="text1"/>
+          <w:sz w:val="21"/>
+          <w:szCs w:val="21"/>
+        </w:rPr>
+        <w:t xml:space="preserve"> Python</w:t>
+      </w:r>
+      <w:r>
+        <w:rPr>
+          <w:rFonts w:ascii="Garamond" w:hAnsi="Garamond" w:cs="Arial"/>
+          <w:bCs/>
+          <w:color w:val="000000" w:themeColor="text1"/>
+          <w:sz w:val="21"/>
+          <w:szCs w:val="21"/>
+        </w:rPr>
+        <w:t xml:space="preserve"> support</w:t>
+      </w:r>
+      <w:r>
+        <w:rPr>
+          <w:rFonts w:ascii="Garamond" w:hAnsi="Garamond" w:cs="Arial"/>
+          <w:bCs/>
+          <w:color w:val="000000" w:themeColor="text1"/>
+          <w:sz w:val="21"/>
+          <w:szCs w:val="21"/>
+        </w:rPr>
+        <w:t>.</w:t>
+      </w:r>
+    </w:p>
+    <w:p>
+      <w:pPr>
+        <w:spacing w:line="240" w:lineRule="auto"/>
+        <w:ind w:right="302"/>
+        <w:rPr>
+          <w:rStyle w:val="Hyperlink"/>
+          <w:rFonts w:ascii="Garamond" w:hAnsi="Garamond" w:cs="Arial"/>
+          <w:bCs/>
+          <w:i/>
+          <w:iCs/>
           <w:color w:val="000000" w:themeColor="text1"/>
           <w:sz w:val="22"/>
           <w:szCs w:val="22"/>
-        </w:rPr>
-        <w:t>CD</w:t>
-      </w:r>
-      <w:r>
-        <w:rPr>
-          <w:rFonts w:ascii="Garamond" w:hAnsi="Garamond" w:cs="Arial"/>
-          <w:bCs/>
+          <w:u w:val="none"/>
+        </w:rPr>
+      </w:pPr>
+      <w:r>
+        <w:rPr>
+          <w:rFonts w:ascii="Garamond" w:hAnsi="Garamond" w:cs="Arial"/>
+          <w:b/>
           <w:color w:val="000000" w:themeColor="text1"/>
           <w:sz w:val="22"/>
           <w:szCs w:val="22"/>
         </w:rPr>
-        <w:t xml:space="preserve"> pipeline using GitHub </w:t>
+        <w:t xml:space="preserve">Pricing Web Scraper </w:t>
       </w:r>
       <w:r>
         <w:rPr>
@@ -1219,150 +1707,65 @@
           <w:sz w:val="22"/>
           <w:szCs w:val="22"/>
         </w:rPr>
-        <w:t>A</w:t>
-      </w:r>
-      <w:r>
-        <w:rPr>
-          <w:rFonts w:ascii="Garamond" w:hAnsi="Garamond" w:cs="Arial"/>
-          <w:bCs/>
+        <w:t>•</w:t>
+      </w:r>
+      <w:r>
+        <w:rPr>
+          <w:rFonts w:ascii="Garamond" w:hAnsi="Garamond"/>
+          <w:sz w:val="16"/>
+          <w:szCs w:val="16"/>
+        </w:rPr>
+        <w:t xml:space="preserve"> </w:t>
+      </w:r>
+      <w:r>
+        <w:rPr>
+          <w:rFonts w:ascii="Garamond" w:hAnsi="Garamond" w:cs="Arial"/>
+          <w:bCs/>
+          <w:i/>
+          <w:iCs/>
           <w:color w:val="000000" w:themeColor="text1"/>
           <w:sz w:val="22"/>
           <w:szCs w:val="22"/>
         </w:rPr>
-        <w:t>ctions with automated</w:t>
-      </w:r>
-      <w:r>
-        <w:rPr>
-          <w:rFonts w:ascii="Garamond" w:hAnsi="Garamond" w:cs="Arial"/>
-          <w:bCs/>
+        <w:t xml:space="preserve">PostgreSQL, Python, </w:t>
+      </w:r>
+      <w:proofErr w:type="spellStart"/>
+      <w:r>
+        <w:rPr>
+          <w:rFonts w:ascii="Garamond" w:hAnsi="Garamond" w:cs="Arial"/>
+          <w:bCs/>
+          <w:i/>
+          <w:iCs/>
           <w:color w:val="000000" w:themeColor="text1"/>
           <w:sz w:val="22"/>
           <w:szCs w:val="22"/>
         </w:rPr>
-        <w:t xml:space="preserve"> testing, coverage analysis, </w:t>
-      </w:r>
-      <w:r>
-        <w:rPr>
-          <w:rFonts w:ascii="Garamond" w:hAnsi="Garamond" w:cs="Arial"/>
-          <w:bCs/>
+        <w:t>BeautifulSoup</w:t>
+      </w:r>
+      <w:proofErr w:type="spellEnd"/>
+      <w:r>
+        <w:rPr>
+          <w:rFonts w:ascii="Garamond" w:hAnsi="Garamond" w:cs="Arial"/>
+          <w:bCs/>
+          <w:i/>
+          <w:iCs/>
           <w:color w:val="000000" w:themeColor="text1"/>
           <w:sz w:val="22"/>
           <w:szCs w:val="22"/>
         </w:rPr>
-        <w:t>&amp;</w:t>
-      </w:r>
-      <w:r>
+        <w:t>, REST API</w:t>
+      </w:r>
+    </w:p>
+    <w:p>
+      <w:pPr>
+        <w:spacing w:before="0" w:line="240" w:lineRule="auto"/>
+        <w:ind w:right="302"/>
         <w:rPr>
           <w:rFonts w:ascii="Garamond" w:hAnsi="Garamond" w:cs="Arial"/>
           <w:bCs/>
           <w:color w:val="000000" w:themeColor="text1"/>
           <w:sz w:val="22"/>
           <w:szCs w:val="22"/>
-        </w:rPr>
-        <w:t xml:space="preserve"> multi-version support</w:t>
-      </w:r>
-      <w:r>
-        <w:rPr>
-          <w:rFonts w:ascii="Garamond" w:hAnsi="Garamond" w:cs="Arial"/>
-          <w:bCs/>
-          <w:color w:val="000000" w:themeColor="text1"/>
-          <w:sz w:val="22"/>
-          <w:szCs w:val="22"/>
-        </w:rPr>
-        <w:t>.</w:t>
-      </w:r>
-    </w:p>
-    <w:p>
-      <w:pPr>
-        <w:spacing w:line="240" w:lineRule="auto"/>
-        <w:ind w:right="302"/>
-        <w:rPr>
-          <w:rStyle w:val="Hyperlink"/>
-          <w:rFonts w:ascii="Garamond" w:hAnsi="Garamond" w:cs="Arial"/>
-          <w:bCs/>
-          <w:i/>
-          <w:iCs/>
-          <w:color w:val="000000" w:themeColor="text1"/>
-          <w:sz w:val="24"/>
-          <w:szCs w:val="24"/>
-          <w:u w:val="none"/>
-        </w:rPr>
-      </w:pPr>
-      <w:r>
-        <w:rPr>
-          <w:rFonts w:ascii="Garamond" w:hAnsi="Garamond" w:cs="Arial"/>
-          <w:b/>
-          <w:color w:val="000000" w:themeColor="text1"/>
-          <w:sz w:val="24"/>
-          <w:szCs w:val="24"/>
-        </w:rPr>
-        <w:t xml:space="preserve">Pricing Web Scraper </w:t>
-      </w:r>
-      <w:r>
-        <w:rPr>
-          <w:rFonts w:ascii="Garamond" w:hAnsi="Garamond" w:cs="Arial"/>
-          <w:bCs/>
-          <w:color w:val="000000" w:themeColor="text1"/>
-          <w:sz w:val="24"/>
-          <w:szCs w:val="24"/>
-        </w:rPr>
-        <w:t>|</w:t>
-      </w:r>
-      <w:r>
-        <w:rPr>
-          <w:rFonts w:ascii="Garamond" w:hAnsi="Garamond"/>
-        </w:rPr>
-        <w:t xml:space="preserve"> </w:t>
-      </w:r>
-      <w:r>
-        <w:rPr>
-          <w:rFonts w:ascii="Garamond" w:hAnsi="Garamond" w:cs="Arial"/>
-          <w:bCs/>
-          <w:i/>
-          <w:iCs/>
-          <w:color w:val="000000" w:themeColor="text1"/>
-          <w:sz w:val="24"/>
-          <w:szCs w:val="24"/>
-        </w:rPr>
-        <w:t xml:space="preserve">PostgreSQL, Python, </w:t>
-      </w:r>
-      <w:proofErr w:type="spellStart"/>
-      <w:r>
-        <w:rPr>
-          <w:rFonts w:ascii="Garamond" w:hAnsi="Garamond" w:cs="Arial"/>
-          <w:bCs/>
-          <w:i/>
-          <w:iCs/>
-          <w:color w:val="000000" w:themeColor="text1"/>
-          <w:sz w:val="24"/>
-          <w:szCs w:val="24"/>
-        </w:rPr>
-        <w:t>BeautifulSoup</w:t>
-      </w:r>
-      <w:proofErr w:type="spellEnd"/>
-      <w:r>
-        <w:rPr>
-          <w:rFonts w:ascii="Garamond" w:hAnsi="Garamond" w:cs="Arial"/>
-          <w:bCs/>
-          <w:i/>
-          <w:iCs/>
-          <w:color w:val="000000" w:themeColor="text1"/>
-          <w:sz w:val="24"/>
-          <w:szCs w:val="24"/>
-        </w:rPr>
-        <w:t>, REST API</w:t>
-      </w:r>
-    </w:p>
-    <w:p>
-      <w:pPr>
-        <w:spacing w:before="0" w:line="240" w:lineRule="auto"/>
-        <w:ind w:right="302"/>
-        <w:rPr>
-          <w:rFonts w:ascii="Garamond" w:hAnsi="Garamond" w:cs="Arial"/>
-          <w:bCs/>
-          <w:color w:val="000000" w:themeColor="text1"/>
-          <w:sz w:val="24"/>
-          <w:szCs w:val="24"/>
         </w:rPr>
       </w:pPr>
       <w:hyperlink r:id="rId10" w:history="1">
@@ -1371,8 +1774,8 @@
             <w:rStyle w:val="Hyperlink"/>
             <w:rFonts w:ascii="Garamond" w:hAnsi="Garamond" w:cs="Arial"/>
             <w:bCs/>
-            <w:sz w:val="24"/>
-            <w:szCs w:val="24"/>
+            <w:sz w:val="22"/>
+            <w:szCs w:val="22"/>
           </w:rPr>
           <w:t>github.com/GHeart01/Web-Scraper-Clothing</w:t>
         </w:r>
@@ -1393,18 +1796,18 @@
           <w:i/>
           <w:iCs/>
           <w:color w:val="000000" w:themeColor="text1"/>
-          <w:sz w:val="24"/>
-          <w:szCs w:val="24"/>
-        </w:rPr>
-      </w:pPr>
-      <w:r>
-        <w:rPr>
-          <w:rFonts w:ascii="Garamond" w:hAnsi="Garamond" w:cs="Arial"/>
-          <w:bCs/>
-          <w:color w:val="000000" w:themeColor="text1"/>
           <w:sz w:val="22"/>
           <w:szCs w:val="22"/>
         </w:rPr>
+      </w:pPr>
+      <w:r>
+        <w:rPr>
+          <w:rFonts w:ascii="Garamond" w:hAnsi="Garamond" w:cs="Arial"/>
+          <w:bCs/>
+          <w:color w:val="000000" w:themeColor="text1"/>
+          <w:sz w:val="21"/>
+          <w:szCs w:val="21"/>
+        </w:rPr>
         <w:t xml:space="preserve">Implemented a PostgreSQL relational database </w:t>
       </w:r>
       <w:r>
@@ -1412,8 +1815,8 @@
           <w:rFonts w:ascii="Garamond" w:hAnsi="Garamond" w:cs="Arial"/>
           <w:bCs/>
           <w:color w:val="000000" w:themeColor="text1"/>
-          <w:sz w:val="22"/>
-          <w:szCs w:val="22"/>
+          <w:sz w:val="21"/>
+          <w:szCs w:val="21"/>
         </w:rPr>
         <w:t>schema</w:t>
       </w:r>
@@ -1422,10 +1825,40 @@
           <w:rFonts w:ascii="Garamond" w:hAnsi="Garamond" w:cs="Arial"/>
           <w:bCs/>
           <w:color w:val="000000" w:themeColor="text1"/>
-          <w:sz w:val="22"/>
-          <w:szCs w:val="22"/>
-        </w:rPr>
-        <w:t xml:space="preserve"> for indexing the price of men’s clothing across 4 different major retailers.</w:t>
+          <w:sz w:val="21"/>
+          <w:szCs w:val="21"/>
+        </w:rPr>
+        <w:t>,</w:t>
+      </w:r>
+      <w:r>
+        <w:rPr>
+          <w:rFonts w:ascii="Garamond" w:hAnsi="Garamond" w:cs="Arial"/>
+          <w:bCs/>
+          <w:color w:val="000000" w:themeColor="text1"/>
+          <w:sz w:val="21"/>
+          <w:szCs w:val="21"/>
+        </w:rPr>
+        <w:t xml:space="preserve"> indexing the price of men’s clothing across</w:t>
+      </w:r>
+      <w:r>
+        <w:rPr>
+          <w:rFonts w:ascii="Garamond" w:hAnsi="Garamond" w:cs="Arial"/>
+          <w:bCs/>
+          <w:color w:val="000000" w:themeColor="text1"/>
+          <w:sz w:val="21"/>
+          <w:szCs w:val="21"/>
+        </w:rPr>
+        <w:t xml:space="preserve"> </w:t>
+      </w:r>
+      <w:r>
+        <w:rPr>
+          <w:rFonts w:ascii="Garamond" w:hAnsi="Garamond" w:cs="Arial"/>
+          <w:bCs/>
+          <w:color w:val="000000" w:themeColor="text1"/>
+          <w:sz w:val="21"/>
+          <w:szCs w:val="21"/>
+        </w:rPr>
+        <w:t>major retailers.</w:t>
       </w:r>
     </w:p>
     <w:p>
@@ -1443,180 +1876,192 @@
           <w:i/>
           <w:iCs/>
           <w:color w:val="000000" w:themeColor="text1"/>
-          <w:sz w:val="24"/>
-          <w:szCs w:val="24"/>
-        </w:rPr>
-      </w:pPr>
-      <w:r>
-        <w:rPr>
-          <w:rFonts w:ascii="Garamond" w:hAnsi="Garamond" w:cs="Arial"/>
-          <w:bCs/>
-          <w:color w:val="000000" w:themeColor="text1"/>
           <w:sz w:val="22"/>
           <w:szCs w:val="22"/>
         </w:rPr>
+      </w:pPr>
+      <w:r>
+        <w:rPr>
+          <w:rFonts w:ascii="Garamond" w:hAnsi="Garamond" w:cs="Arial"/>
+          <w:bCs/>
+          <w:color w:val="000000" w:themeColor="text1"/>
+          <w:sz w:val="21"/>
+          <w:szCs w:val="21"/>
+        </w:rPr>
         <w:t xml:space="preserve">Utilized rate limiting to manage anti-scraping protections (403 errors) </w:t>
       </w:r>
       <w:r>
         <w:rPr>
           <w:rFonts w:ascii="Garamond" w:hAnsi="Garamond" w:cs="Arial"/>
           <w:bCs/>
+          <w:color w:val="000000" w:themeColor="text1"/>
+          <w:sz w:val="21"/>
+          <w:szCs w:val="21"/>
+        </w:rPr>
+        <w:t>and evaluated performance against REST API alternatives.</w:t>
+      </w:r>
+      <w:r>
+        <w:rPr>
+          <w:rFonts w:ascii="Garamond" w:hAnsi="Garamond" w:cs="Arial"/>
+          <w:bCs/>
+          <w:color w:val="000000" w:themeColor="text1"/>
+          <w:sz w:val="21"/>
+          <w:szCs w:val="21"/>
+        </w:rPr>
+        <w:t xml:space="preserve"> </w:t>
+      </w:r>
+      <w:r>
+        <w:rPr>
+          <w:rFonts w:ascii="Garamond" w:hAnsi="Garamond" w:cs="Arial"/>
+          <w:bCs/>
+          <w:color w:val="000000" w:themeColor="text1"/>
+          <w:sz w:val="21"/>
+          <w:szCs w:val="21"/>
+        </w:rPr>
+        <w:t>Created master scraper controller that aggregates results from multiple sources, calculates pric</w:t>
+      </w:r>
+      <w:r>
+        <w:rPr>
+          <w:rFonts w:ascii="Garamond" w:hAnsi="Garamond" w:cs="Arial"/>
+          <w:bCs/>
+          <w:color w:val="000000" w:themeColor="text1"/>
+          <w:sz w:val="21"/>
+          <w:szCs w:val="21"/>
+        </w:rPr>
+        <w:t xml:space="preserve">e </w:t>
+      </w:r>
+      <w:r>
+        <w:rPr>
+          <w:rFonts w:ascii="Garamond" w:hAnsi="Garamond" w:cs="Arial"/>
+          <w:bCs/>
+          <w:color w:val="000000" w:themeColor="text1"/>
+          <w:sz w:val="21"/>
+          <w:szCs w:val="21"/>
+        </w:rPr>
+        <w:t>comparisons, and exports normalized JSON data compatible with PostgreSQL</w:t>
+      </w:r>
+    </w:p>
+    <w:p>
+      <w:pPr>
+        <w:spacing w:line="240" w:lineRule="auto"/>
+        <w:ind w:right="302"/>
+        <w:rPr>
+          <w:rStyle w:val="Hyperlink"/>
+          <w:rFonts w:ascii="Garamond" w:hAnsi="Garamond" w:cs="Arial"/>
+          <w:bCs/>
+          <w:i/>
+          <w:iCs/>
           <w:color w:val="000000" w:themeColor="text1"/>
           <w:sz w:val="22"/>
           <w:szCs w:val="22"/>
-        </w:rPr>
-        <w:t>and evaluated performance against REST API alternatives.</w:t>
-      </w:r>
-      <w:r>
-        <w:rPr>
-          <w:rFonts w:ascii="Garamond" w:hAnsi="Garamond" w:cs="Arial"/>
-          <w:bCs/>
+          <w:u w:val="none"/>
+        </w:rPr>
+      </w:pPr>
+      <w:r>
+        <w:rPr>
+          <w:rFonts w:ascii="Garamond" w:hAnsi="Garamond" w:cs="Arial"/>
+          <w:b/>
           <w:color w:val="000000" w:themeColor="text1"/>
           <w:sz w:val="22"/>
           <w:szCs w:val="22"/>
         </w:rPr>
-        <w:t xml:space="preserve"> </w:t>
-      </w:r>
-      <w:r>
-        <w:rPr>
-          <w:rFonts w:ascii="Garamond" w:hAnsi="Garamond" w:cs="Arial"/>
-          <w:bCs/>
+        <w:t xml:space="preserve">Customer Segmentation &amp; </w:t>
+      </w:r>
+      <w:r>
+        <w:rPr>
+          <w:rFonts w:ascii="Garamond" w:hAnsi="Garamond" w:cs="Arial"/>
+          <w:b/>
           <w:color w:val="000000" w:themeColor="text1"/>
           <w:sz w:val="22"/>
           <w:szCs w:val="22"/>
         </w:rPr>
-        <w:t>Created master scraper controller that aggregates results from multiple sources, calculates pric</w:t>
-      </w:r>
-      <w:r>
-        <w:rPr>
-          <w:rFonts w:ascii="Garamond" w:hAnsi="Garamond" w:cs="Arial"/>
-          <w:bCs/>
+        <w:t xml:space="preserve">Clustering </w:t>
+      </w:r>
+      <w:r>
+        <w:rPr>
+          <w:rFonts w:ascii="Garamond" w:hAnsi="Garamond" w:cs="Arial"/>
+          <w:b/>
           <w:color w:val="000000" w:themeColor="text1"/>
           <w:sz w:val="22"/>
           <w:szCs w:val="22"/>
         </w:rPr>
-        <w:t xml:space="preserve">e </w:t>
-      </w:r>
-      <w:r>
-        <w:rPr>
-          <w:rFonts w:ascii="Garamond" w:hAnsi="Garamond" w:cs="Arial"/>
-          <w:bCs/>
+        <w:t>Analysis</w:t>
+      </w:r>
+      <w:r>
+        <w:rPr>
+          <w:rFonts w:ascii="Garamond" w:hAnsi="Garamond" w:cs="Arial"/>
+          <w:b/>
           <w:color w:val="000000" w:themeColor="text1"/>
           <w:sz w:val="22"/>
           <w:szCs w:val="22"/>
         </w:rPr>
-        <w:t>comparisons, and exports normalized JSON data compatible with PostgreSQL</w:t>
+        <w:t xml:space="preserve"> </w:t>
+      </w:r>
+      <w:r>
+        <w:rPr>
+          <w:rFonts w:ascii="Garamond" w:hAnsi="Garamond" w:cs="Arial"/>
+          <w:bCs/>
+          <w:color w:val="000000" w:themeColor="text1"/>
+          <w:sz w:val="22"/>
+          <w:szCs w:val="22"/>
+        </w:rPr>
+        <w:t>•</w:t>
+      </w:r>
+      <w:r>
+        <w:rPr>
+          <w:rFonts w:ascii="Garamond" w:hAnsi="Garamond"/>
+          <w:sz w:val="16"/>
+          <w:szCs w:val="16"/>
+        </w:rPr>
+        <w:t xml:space="preserve"> </w:t>
+      </w:r>
+      <w:r>
+        <w:rPr>
+          <w:rFonts w:ascii="Garamond" w:hAnsi="Garamond" w:cs="Arial"/>
+          <w:bCs/>
+          <w:i/>
+          <w:iCs/>
+          <w:color w:val="000000" w:themeColor="text1"/>
+          <w:sz w:val="22"/>
+          <w:szCs w:val="22"/>
+        </w:rPr>
+        <w:t xml:space="preserve">NumPy, </w:t>
+      </w:r>
+      <w:r>
+        <w:rPr>
+          <w:rFonts w:ascii="Garamond" w:hAnsi="Garamond" w:cs="Arial"/>
+          <w:bCs/>
+          <w:i/>
+          <w:iCs/>
+          <w:color w:val="000000" w:themeColor="text1"/>
+          <w:sz w:val="22"/>
+          <w:szCs w:val="22"/>
+        </w:rPr>
+        <w:t>P</w:t>
+      </w:r>
+      <w:r>
+        <w:rPr>
+          <w:rFonts w:ascii="Garamond" w:hAnsi="Garamond" w:cs="Arial"/>
+          <w:bCs/>
+          <w:i/>
+          <w:iCs/>
+          <w:color w:val="000000" w:themeColor="text1"/>
+          <w:sz w:val="22"/>
+          <w:szCs w:val="22"/>
+        </w:rPr>
+        <w:t>andas, seaborn, matplotlib, TensorFlow</w:t>
       </w:r>
     </w:p>
     <w:p>
       <w:pPr>
-        <w:spacing w:line="240" w:lineRule="auto"/>
-        <w:ind w:right="302"/>
-        <w:rPr>
-          <w:rStyle w:val="Hyperlink"/>
-          <w:rFonts w:ascii="Garamond" w:hAnsi="Garamond" w:cs="Arial"/>
-          <w:bCs/>
-          <w:i/>
-          <w:iCs/>
-          <w:color w:val="000000" w:themeColor="text1"/>
-          <w:sz w:val="24"/>
-          <w:szCs w:val="24"/>
-          <w:u w:val="none"/>
-        </w:rPr>
-      </w:pPr>
-      <w:r>
-        <w:rPr>
-          <w:rFonts w:ascii="Garamond" w:hAnsi="Garamond" w:cs="Arial"/>
-          <w:b/>
-          <w:color w:val="000000" w:themeColor="text1"/>
-          <w:sz w:val="24"/>
-          <w:szCs w:val="24"/>
-        </w:rPr>
-        <w:t xml:space="preserve">Customer Segmentation &amp; </w:t>
-      </w:r>
-      <w:r>
-        <w:rPr>
-          <w:rFonts w:ascii="Garamond" w:hAnsi="Garamond" w:cs="Arial"/>
-          <w:b/>
-          <w:color w:val="000000" w:themeColor="text1"/>
-          <w:sz w:val="24"/>
-          <w:szCs w:val="24"/>
-        </w:rPr>
-        <w:t xml:space="preserve">Clustering </w:t>
-      </w:r>
-      <w:r>
-        <w:rPr>
-          <w:rFonts w:ascii="Garamond" w:hAnsi="Garamond" w:cs="Arial"/>
-          <w:b/>
-          <w:color w:val="000000" w:themeColor="text1"/>
-          <w:sz w:val="24"/>
-          <w:szCs w:val="24"/>
-        </w:rPr>
-        <w:t>Analysis</w:t>
-      </w:r>
-      <w:r>
-        <w:rPr>
-          <w:rFonts w:ascii="Garamond" w:hAnsi="Garamond" w:cs="Arial"/>
-          <w:bCs/>
-          <w:color w:val="000000" w:themeColor="text1"/>
-          <w:sz w:val="24"/>
-          <w:szCs w:val="24"/>
-        </w:rPr>
-        <w:t>|</w:t>
-      </w:r>
-      <w:r>
-        <w:rPr>
-          <w:rFonts w:ascii="Garamond" w:hAnsi="Garamond"/>
-        </w:rPr>
-        <w:t xml:space="preserve"> </w:t>
-      </w:r>
-      <w:r>
-        <w:rPr>
-          <w:rFonts w:ascii="Garamond" w:hAnsi="Garamond" w:cs="Arial"/>
-          <w:bCs/>
-          <w:i/>
-          <w:iCs/>
-          <w:color w:val="000000" w:themeColor="text1"/>
-          <w:sz w:val="24"/>
-          <w:szCs w:val="24"/>
-        </w:rPr>
-        <w:t xml:space="preserve">NumPy, </w:t>
-      </w:r>
-      <w:r>
-        <w:rPr>
-          <w:rFonts w:ascii="Garamond" w:hAnsi="Garamond" w:cs="Arial"/>
-          <w:bCs/>
-          <w:i/>
-          <w:iCs/>
-          <w:color w:val="000000" w:themeColor="text1"/>
-          <w:sz w:val="24"/>
-          <w:szCs w:val="24"/>
-        </w:rPr>
-        <w:t>P</w:t>
-      </w:r>
-      <w:r>
-        <w:rPr>
-          <w:rFonts w:ascii="Garamond" w:hAnsi="Garamond" w:cs="Arial"/>
-          <w:bCs/>
-          <w:i/>
-          <w:iCs/>
-          <w:color w:val="000000" w:themeColor="text1"/>
-          <w:sz w:val="24"/>
-          <w:szCs w:val="24"/>
-        </w:rPr>
-        <w:t>andas, seaborn, matplotlib, TensorFlow</w:t>
-      </w:r>
-    </w:p>
-    <w:p>
-      <w:pPr>
         <w:spacing w:before="0" w:line="240" w:lineRule="auto"/>
         <w:ind w:right="302"/>
         <w:rPr>
           <w:rFonts w:ascii="Garamond" w:hAnsi="Garamond" w:cs="Arial"/>
           <w:bCs/>
           <w:color w:val="000000" w:themeColor="text1"/>
-          <w:sz w:val="24"/>
-          <w:szCs w:val="24"/>
+          <w:sz w:val="22"/>
+          <w:szCs w:val="22"/>
         </w:rPr>
       </w:pPr>
       <w:hyperlink r:id="rId11" w:history="1">
@@ -1625,8 +2070,8 @@
             <w:rStyle w:val="Hyperlink"/>
             <w:rFonts w:ascii="Garamond" w:hAnsi="Garamond" w:cs="Arial"/>
             <w:bCs/>
-            <w:sz w:val="24"/>
-            <w:szCs w:val="24"/>
+            <w:sz w:val="22"/>
+            <w:szCs w:val="22"/>
           </w:rPr>
           <w:t>github.com/GHeart01/</w:t>
         </w:r>
@@ -1636,8 +2081,8 @@
             <w:rStyle w:val="Hyperlink"/>
             <w:rFonts w:ascii="Garamond" w:hAnsi="Garamond" w:cs="Arial"/>
             <w:bCs/>
-            <w:sz w:val="24"/>
-            <w:szCs w:val="24"/>
+            <w:sz w:val="22"/>
+            <w:szCs w:val="22"/>
           </w:rPr>
           <w:t>Wholesale_Customer_Clustering</w:t>
         </w:r>
@@ -1657,17 +2102,17 @@
           <w:rFonts w:ascii="Garamond" w:hAnsi="Garamond" w:cs="Arial"/>
           <w:bCs/>
           <w:color w:val="000000" w:themeColor="text1"/>
-          <w:sz w:val="22"/>
-          <w:szCs w:val="22"/>
-        </w:rPr>
-      </w:pPr>
-      <w:r>
-        <w:rPr>
-          <w:rFonts w:ascii="Garamond" w:hAnsi="Garamond" w:cs="Arial"/>
-          <w:bCs/>
-          <w:color w:val="000000" w:themeColor="text1"/>
-          <w:sz w:val="22"/>
-          <w:szCs w:val="22"/>
+          <w:sz w:val="21"/>
+          <w:szCs w:val="21"/>
+        </w:rPr>
+      </w:pPr>
+      <w:r>
+        <w:rPr>
+          <w:rFonts w:ascii="Garamond" w:hAnsi="Garamond" w:cs="Arial"/>
+          <w:bCs/>
+          <w:color w:val="000000" w:themeColor="text1"/>
+          <w:sz w:val="21"/>
+          <w:szCs w:val="21"/>
         </w:rPr>
         <w:t xml:space="preserve">Built </w:t>
       </w:r>
@@ -1676,8 +2121,8 @@
           <w:rFonts w:ascii="Garamond" w:hAnsi="Garamond" w:cs="Arial"/>
           <w:bCs/>
           <w:color w:val="000000" w:themeColor="text1"/>
-          <w:sz w:val="22"/>
-          <w:szCs w:val="22"/>
+          <w:sz w:val="21"/>
+          <w:szCs w:val="21"/>
         </w:rPr>
         <w:t>a</w:t>
       </w:r>
@@ -1686,8 +2131,8 @@
           <w:rFonts w:ascii="Garamond" w:hAnsi="Garamond" w:cs="Arial"/>
           <w:bCs/>
           <w:color w:val="000000" w:themeColor="text1"/>
-          <w:sz w:val="22"/>
-          <w:szCs w:val="22"/>
+          <w:sz w:val="21"/>
+          <w:szCs w:val="21"/>
         </w:rPr>
         <w:t xml:space="preserve"> customer segmentation pipeline using K</w:t>
       </w:r>
@@ -1696,8 +2141,8 @@
           <w:rFonts w:ascii="Garamond" w:hAnsi="Garamond" w:cs="Arial"/>
           <w:bCs/>
           <w:color w:val="000000" w:themeColor="text1"/>
-          <w:sz w:val="22"/>
-          <w:szCs w:val="22"/>
+          <w:sz w:val="21"/>
+          <w:szCs w:val="21"/>
         </w:rPr>
         <w:t>-</w:t>
       </w:r>
@@ -1706,8 +2151,8 @@
           <w:rFonts w:ascii="Garamond" w:hAnsi="Garamond" w:cs="Arial"/>
           <w:bCs/>
           <w:color w:val="000000" w:themeColor="text1"/>
-          <w:sz w:val="22"/>
-          <w:szCs w:val="22"/>
+          <w:sz w:val="21"/>
+          <w:szCs w:val="21"/>
         </w:rPr>
         <w:t>Means and Hierarchical Clustering to identify purchasing behavior patterns.</w:t>
       </w:r>
@@ -1716,8 +2161,8 @@
           <w:rFonts w:ascii="Garamond" w:hAnsi="Garamond" w:cs="Arial"/>
           <w:bCs/>
           <w:color w:val="000000" w:themeColor="text1"/>
-          <w:sz w:val="22"/>
-          <w:szCs w:val="22"/>
+          <w:sz w:val="21"/>
+          <w:szCs w:val="21"/>
         </w:rPr>
         <w:t xml:space="preserve"> Applied hyperparameter tuning across several different models to evaluate performance.</w:t>
       </w:r>
@@ -1735,17 +2180,17 @@
           <w:rFonts w:ascii="Garamond" w:hAnsi="Garamond" w:cs="Arial"/>
           <w:bCs/>
           <w:color w:val="000000" w:themeColor="text1"/>
-          <w:sz w:val="22"/>
-          <w:szCs w:val="22"/>
-        </w:rPr>
-      </w:pPr>
-      <w:r>
-        <w:rPr>
-          <w:rFonts w:ascii="Garamond" w:hAnsi="Garamond" w:cs="Arial"/>
-          <w:bCs/>
-          <w:color w:val="000000" w:themeColor="text1"/>
-          <w:sz w:val="22"/>
-          <w:szCs w:val="22"/>
+          <w:sz w:val="21"/>
+          <w:szCs w:val="21"/>
+        </w:rPr>
+      </w:pPr>
+      <w:r>
+        <w:rPr>
+          <w:rFonts w:ascii="Garamond" w:hAnsi="Garamond" w:cs="Arial"/>
+          <w:bCs/>
+          <w:color w:val="000000" w:themeColor="text1"/>
+          <w:sz w:val="21"/>
+          <w:szCs w:val="21"/>
         </w:rPr>
         <w:t xml:space="preserve">Evaluated clustering quality using silhouette scores </w:t>
       </w:r>
@@ -1754,8 +2199,8 @@
           <w:rFonts w:ascii="Garamond" w:hAnsi="Garamond" w:cs="Arial"/>
           <w:bCs/>
           <w:color w:val="000000" w:themeColor="text1"/>
-          <w:sz w:val="22"/>
-          <w:szCs w:val="22"/>
+          <w:sz w:val="21"/>
+          <w:szCs w:val="21"/>
         </w:rPr>
         <w:t>between</w:t>
       </w:r>
@@ -1764,8 +2209,8 @@
           <w:rFonts w:ascii="Garamond" w:hAnsi="Garamond" w:cs="Arial"/>
           <w:bCs/>
           <w:color w:val="000000" w:themeColor="text1"/>
-          <w:sz w:val="22"/>
-          <w:szCs w:val="22"/>
+          <w:sz w:val="21"/>
+          <w:szCs w:val="21"/>
         </w:rPr>
         <w:t xml:space="preserve"> </w:t>
       </w:r>
@@ -1774,8 +2219,8 @@
           <w:rFonts w:ascii="Garamond" w:hAnsi="Garamond" w:cs="Arial"/>
           <w:bCs/>
           <w:color w:val="000000" w:themeColor="text1"/>
-          <w:sz w:val="22"/>
-          <w:szCs w:val="22"/>
+          <w:sz w:val="21"/>
+          <w:szCs w:val="21"/>
         </w:rPr>
         <w:t xml:space="preserve">multiple </w:t>
       </w:r>
@@ -1784,8 +2229,8 @@
           <w:rFonts w:ascii="Garamond" w:hAnsi="Garamond" w:cs="Arial"/>
           <w:bCs/>
           <w:color w:val="000000" w:themeColor="text1"/>
-          <w:sz w:val="22"/>
-          <w:szCs w:val="22"/>
+          <w:sz w:val="21"/>
+          <w:szCs w:val="21"/>
         </w:rPr>
         <w:t>cluster counts</w:t>
       </w:r>
@@ -1794,28 +2239,18 @@
           <w:rFonts w:ascii="Garamond" w:hAnsi="Garamond" w:cs="Arial"/>
           <w:bCs/>
           <w:color w:val="000000" w:themeColor="text1"/>
-          <w:sz w:val="22"/>
-          <w:szCs w:val="22"/>
-        </w:rPr>
-        <w:t>,</w:t>
-      </w:r>
-      <w:r>
-        <w:rPr>
-          <w:rFonts w:ascii="Garamond" w:hAnsi="Garamond" w:cs="Arial"/>
-          <w:bCs/>
-          <w:color w:val="000000" w:themeColor="text1"/>
-          <w:sz w:val="22"/>
-          <w:szCs w:val="22"/>
-        </w:rPr>
-        <w:t xml:space="preserve"> p</w:t>
-      </w:r>
-      <w:r>
-        <w:rPr>
-          <w:rFonts w:ascii="Garamond" w:hAnsi="Garamond" w:cs="Arial"/>
-          <w:bCs/>
-          <w:color w:val="000000" w:themeColor="text1"/>
-          <w:sz w:val="22"/>
-          <w:szCs w:val="22"/>
+          <w:sz w:val="21"/>
+          <w:szCs w:val="21"/>
+        </w:rPr>
+        <w:t>, p</w:t>
+      </w:r>
+      <w:r>
+        <w:rPr>
+          <w:rFonts w:ascii="Garamond" w:hAnsi="Garamond" w:cs="Arial"/>
+          <w:bCs/>
+          <w:color w:val="000000" w:themeColor="text1"/>
+          <w:sz w:val="21"/>
+          <w:szCs w:val="21"/>
         </w:rPr>
         <w:t xml:space="preserve">rovided heatmap/pair plot </w:t>
       </w:r>
@@ -1824,8 +2259,8 @@
           <w:rFonts w:ascii="Garamond" w:hAnsi="Garamond" w:cs="Arial"/>
           <w:bCs/>
           <w:color w:val="000000" w:themeColor="text1"/>
-          <w:sz w:val="22"/>
-          <w:szCs w:val="22"/>
+          <w:sz w:val="21"/>
+          <w:szCs w:val="21"/>
         </w:rPr>
         <w:t xml:space="preserve">visualizations </w:t>
       </w:r>
@@ -1834,8 +2269,8 @@
           <w:rFonts w:ascii="Garamond" w:hAnsi="Garamond" w:cs="Arial"/>
           <w:bCs/>
           <w:color w:val="000000" w:themeColor="text1"/>
-          <w:sz w:val="22"/>
-          <w:szCs w:val="22"/>
+          <w:sz w:val="21"/>
+          <w:szCs w:val="21"/>
         </w:rPr>
         <w:t>to demonstrate feature relationships</w:t>
       </w:r>
@@ -1844,8 +2279,8 @@
           <w:rFonts w:ascii="Garamond" w:hAnsi="Garamond" w:cs="Arial"/>
           <w:bCs/>
           <w:color w:val="000000" w:themeColor="text1"/>
-          <w:sz w:val="22"/>
-          <w:szCs w:val="22"/>
+          <w:sz w:val="21"/>
+          <w:szCs w:val="21"/>
         </w:rPr>
         <w:t>.</w:t>
       </w:r>
@@ -1861,8 +2296,8 @@
           <w:rFonts w:ascii="Garamond" w:hAnsi="Garamond" w:cs="Times New Roman"/>
           <w:bCs/>
           <w:color w:val="C00000"/>
-          <w:sz w:val="24"/>
-          <w:szCs w:val="24"/>
+          <w:sz w:val="22"/>
+          <w:szCs w:val="22"/>
         </w:rPr>
       </w:pPr>
       <w:r>
@@ -1870,22 +2305,22 @@
           <w:rFonts w:ascii="Garamond" w:hAnsi="Garamond" w:cs="Times New Roman"/>
           <w:bCs/>
           <w:color w:val="C00000"/>
-          <w:sz w:val="24"/>
-          <w:szCs w:val="24"/>
+          <w:sz w:val="22"/>
+          <w:szCs w:val="22"/>
         </w:rPr>
         <w:t>EDUCATION</w:t>
       </w:r>
     </w:p>
     <w:p>
       <w:pPr>
-        <w:spacing w:before="0" w:line="276" w:lineRule="auto"/>
-        <w:ind w:left="8280" w:right="302" w:hanging="8280"/>
-        <w:rPr>
-          <w:rFonts w:ascii="Garamond" w:hAnsi="Garamond" w:cs="Arial"/>
-          <w:bCs/>
-          <w:color w:val="000000" w:themeColor="text1"/>
-          <w:sz w:val="24"/>
-          <w:szCs w:val="24"/>
+        <w:spacing w:before="0" w:line="240" w:lineRule="auto"/>
+        <w:ind w:left="8370" w:right="254" w:hanging="8370"/>
+        <w:rPr>
+          <w:rFonts w:ascii="Garamond" w:hAnsi="Garamond" w:cs="Arial"/>
+          <w:bCs/>
+          <w:color w:val="000000" w:themeColor="text1"/>
+          <w:sz w:val="22"/>
+          <w:szCs w:val="22"/>
         </w:rPr>
       </w:pPr>
       <w:r>
@@ -1893,8 +2328,8 @@
           <w:rFonts w:ascii="Garamond" w:hAnsi="Garamond" w:cs="Arial"/>
           <w:b/>
           <w:color w:val="000000" w:themeColor="text1"/>
-          <w:sz w:val="24"/>
-          <w:szCs w:val="24"/>
+          <w:sz w:val="22"/>
+          <w:szCs w:val="22"/>
         </w:rPr>
         <w:t xml:space="preserve">University of Colorado Boulder </w:t>
       </w:r>
@@ -1903,21 +2338,30 @@
           <w:rFonts w:ascii="Garamond" w:hAnsi="Garamond" w:cs="Arial"/>
           <w:bCs/>
           <w:color w:val="000000" w:themeColor="text1"/>
-          <w:sz w:val="24"/>
-          <w:szCs w:val="24"/>
-        </w:rPr>
-        <w:t>| GPA: 3.9/4.0</w:t>
+          <w:sz w:val="22"/>
+          <w:szCs w:val="22"/>
+        </w:rPr>
+        <w:t>•</w:t>
+      </w:r>
+      <w:r>
+        <w:rPr>
+          <w:rFonts w:ascii="Garamond" w:hAnsi="Garamond" w:cs="Arial"/>
+          <w:bCs/>
+          <w:color w:val="000000" w:themeColor="text1"/>
+          <w:sz w:val="22"/>
+          <w:szCs w:val="22"/>
+        </w:rPr>
+        <w:t xml:space="preserve"> GPA: 3.9/4.0</w:t>
       </w:r>
       <w:r>
         <w:rPr>
           <w:rFonts w:ascii="Garamond" w:hAnsi="Garamond" w:cs="Arial"/>
           <w:b/>
           <w:color w:val="000000" w:themeColor="text1"/>
-          <w:sz w:val="24"/>
-          <w:szCs w:val="24"/>
+          <w:sz w:val="22"/>
+          <w:szCs w:val="22"/>
         </w:rPr>
         <w:tab/>
-        <w:t xml:space="preserve"> </w:t>
       </w:r>
       <w:r>
         <w:rPr>
@@ -1926,90 +2370,10 @@
           <w:i/>
           <w:iCs/>
           <w:color w:val="000000" w:themeColor="text1"/>
-          <w:sz w:val="24"/>
-          <w:szCs w:val="24"/>
-        </w:rPr>
-        <w:t>Expected May 2027</w:t>
-      </w:r>
-    </w:p>
-    <w:p>
-      <w:pPr>
-        <w:tabs>
-          <w:tab w:val="right" w:pos="10080"/>
-        </w:tabs>
-        <w:spacing w:before="0" w:line="276" w:lineRule="auto"/>
-        <w:ind w:left="9090" w:right="302" w:hanging="9090"/>
-        <w:rPr>
-          <w:rFonts w:ascii="Garamond" w:hAnsi="Garamond" w:cs="Arial"/>
-          <w:bCs/>
-          <w:color w:val="000000" w:themeColor="text1"/>
           <w:sz w:val="22"/>
           <w:szCs w:val="22"/>
         </w:rPr>
-      </w:pPr>
-      <w:r>
-        <w:rPr>
-          <w:rFonts w:ascii="Garamond" w:hAnsi="Garamond" w:cs="Arial"/>
-          <w:bCs/>
-          <w:color w:val="000000" w:themeColor="text1"/>
-          <w:sz w:val="22"/>
-          <w:szCs w:val="22"/>
-        </w:rPr>
-        <w:t>Master of Science in Computer Science</w:t>
-      </w:r>
-      <w:r>
-        <w:rPr>
-          <w:rFonts w:ascii="Garamond" w:hAnsi="Garamond" w:cs="Arial"/>
-          <w:bCs/>
-          <w:color w:val="000000" w:themeColor="text1"/>
-          <w:sz w:val="22"/>
-          <w:szCs w:val="22"/>
-        </w:rPr>
-        <w:tab/>
-        <w:t>Boulder, CO</w:t>
-      </w:r>
-    </w:p>
-    <w:p>
-      <w:pPr>
-        <w:spacing w:before="0" w:line="240" w:lineRule="auto"/>
-        <w:ind w:left="8100" w:right="302" w:hanging="8100"/>
-        <w:rPr>
-          <w:rFonts w:ascii="Garamond" w:hAnsi="Garamond" w:cs="Arial"/>
-          <w:b/>
-          <w:color w:val="000000" w:themeColor="text1"/>
-          <w:sz w:val="24"/>
-          <w:szCs w:val="24"/>
-        </w:rPr>
-      </w:pPr>
-      <w:r>
-        <w:rPr>
-          <w:rFonts w:ascii="Garamond" w:hAnsi="Garamond" w:cs="Arial"/>
-          <w:b/>
-          <w:color w:val="000000" w:themeColor="text1"/>
-          <w:sz w:val="24"/>
-          <w:szCs w:val="24"/>
-        </w:rPr>
-        <w:t xml:space="preserve">University of Texas Rio Grande Valley </w:t>
-      </w:r>
-      <w:r>
-        <w:rPr>
-          <w:rFonts w:ascii="Garamond" w:hAnsi="Garamond" w:cs="Arial"/>
-          <w:bCs/>
-          <w:color w:val="000000" w:themeColor="text1"/>
-          <w:sz w:val="24"/>
-          <w:szCs w:val="24"/>
-        </w:rPr>
-        <w:t>| GPA: 3.5/4.0</w:t>
-      </w:r>
-      <w:r>
-        <w:rPr>
-          <w:rFonts w:ascii="Garamond" w:hAnsi="Garamond" w:cs="Arial"/>
-          <w:bCs/>
-          <w:color w:val="000000" w:themeColor="text1"/>
-          <w:sz w:val="24"/>
-          <w:szCs w:val="24"/>
-        </w:rPr>
-        <w:tab/>
+        <w:t xml:space="preserve">Jan 2025 </w:t>
       </w:r>
       <w:r>
         <w:rPr>
@@ -2018,12 +2382,11 @@
           <w:i/>
           <w:iCs/>
           <w:color w:val="000000" w:themeColor="text1"/>
-          <w:sz w:val="24"/>
-          <w:szCs w:val="24"/>
-        </w:rPr>
-        <w:t xml:space="preserve">July 2017 </w:t>
-      </w:r>
-      <w:bookmarkStart w:id="1" w:name="_Hlk179577310"/>
+          <w:sz w:val="22"/>
+          <w:szCs w:val="22"/>
+        </w:rPr>
+        <w:t>–</w:t>
+      </w:r>
       <w:r>
         <w:rPr>
           <w:rFonts w:ascii="Garamond" w:hAnsi="Garamond" w:cs="Arial"/>
@@ -2031,12 +2394,11 @@
           <w:i/>
           <w:iCs/>
           <w:color w:val="000000" w:themeColor="text1"/>
-          <w:sz w:val="24"/>
-          <w:szCs w:val="24"/>
-        </w:rPr>
-        <w:t>–</w:t>
-      </w:r>
-      <w:bookmarkEnd w:id="1"/>
+          <w:sz w:val="22"/>
+          <w:szCs w:val="22"/>
+        </w:rPr>
+        <w:t xml:space="preserve"> May 202</w:t>
+      </w:r>
       <w:r>
         <w:rPr>
           <w:rFonts w:ascii="Garamond" w:hAnsi="Garamond" w:cs="Arial"/>
@@ -2044,10 +2406,10 @@
           <w:i/>
           <w:iCs/>
           <w:color w:val="000000" w:themeColor="text1"/>
-          <w:sz w:val="24"/>
-          <w:szCs w:val="24"/>
-        </w:rPr>
-        <w:t xml:space="preserve"> May 2020</w:t>
+          <w:sz w:val="22"/>
+          <w:szCs w:val="22"/>
+        </w:rPr>
+        <w:t>7</w:t>
       </w:r>
     </w:p>
     <w:p>
@@ -2056,10 +2418,63 @@
           <w:tab w:val="right" w:pos="10080"/>
         </w:tabs>
         <w:spacing w:before="0" w:line="240" w:lineRule="auto"/>
-        <w:ind w:left="8910" w:right="302" w:hanging="8910"/>
-        <w:rPr>
-          <w:rFonts w:ascii="Garamond" w:hAnsi="Garamond" w:cs="Arial"/>
-          <w:bCs/>
+        <w:ind w:left="9090" w:right="302" w:hanging="9090"/>
+        <w:rPr>
+          <w:rFonts w:ascii="Garamond" w:hAnsi="Garamond" w:cs="Arial"/>
+          <w:bCs/>
+          <w:color w:val="000000" w:themeColor="text1"/>
+          <w:sz w:val="21"/>
+          <w:szCs w:val="21"/>
+        </w:rPr>
+      </w:pPr>
+      <w:r>
+        <w:rPr>
+          <w:rFonts w:ascii="Garamond" w:hAnsi="Garamond" w:cs="Arial"/>
+          <w:bCs/>
+          <w:color w:val="000000" w:themeColor="text1"/>
+          <w:sz w:val="21"/>
+          <w:szCs w:val="21"/>
+        </w:rPr>
+        <w:t>Master of Science in Computer Science</w:t>
+      </w:r>
+      <w:r>
+        <w:rPr>
+          <w:rFonts w:ascii="Garamond" w:hAnsi="Garamond" w:cs="Arial"/>
+          <w:bCs/>
+          <w:color w:val="000000" w:themeColor="text1"/>
+          <w:sz w:val="21"/>
+          <w:szCs w:val="21"/>
+        </w:rPr>
+        <w:tab/>
+      </w:r>
+      <w:r>
+        <w:rPr>
+          <w:rFonts w:ascii="Garamond" w:hAnsi="Garamond" w:cs="Arial"/>
+          <w:bCs/>
+          <w:color w:val="000000" w:themeColor="text1"/>
+          <w:sz w:val="21"/>
+          <w:szCs w:val="21"/>
+        </w:rPr>
+        <w:t xml:space="preserve"> </w:t>
+      </w:r>
+      <w:r>
+        <w:rPr>
+          <w:rFonts w:ascii="Garamond" w:hAnsi="Garamond" w:cs="Arial"/>
+          <w:bCs/>
+          <w:color w:val="000000" w:themeColor="text1"/>
+          <w:sz w:val="21"/>
+          <w:szCs w:val="21"/>
+        </w:rPr>
+        <w:t>Boulder, CO</w:t>
+      </w:r>
+    </w:p>
+    <w:p>
+      <w:pPr>
+        <w:spacing w:before="0" w:line="240" w:lineRule="auto"/>
+        <w:ind w:left="8370" w:right="254" w:hanging="8370"/>
+        <w:rPr>
+          <w:rFonts w:ascii="Garamond" w:hAnsi="Garamond" w:cs="Arial"/>
+          <w:b/>
           <w:color w:val="000000" w:themeColor="text1"/>
           <w:sz w:val="22"/>
           <w:szCs w:val="22"/>
@@ -2068,12 +2483,12 @@
       <w:r>
         <w:rPr>
           <w:rFonts w:ascii="Garamond" w:hAnsi="Garamond" w:cs="Arial"/>
-          <w:bCs/>
+          <w:b/>
           <w:color w:val="000000" w:themeColor="text1"/>
           <w:sz w:val="22"/>
           <w:szCs w:val="22"/>
         </w:rPr>
-        <w:t>Bachelor of Science in Applied Mathematics</w:t>
+        <w:t xml:space="preserve">University of Texas Rio Grande Valley </w:t>
       </w:r>
       <w:r>
         <w:rPr>
@@ -2083,8 +2498,131 @@
           <w:sz w:val="22"/>
           <w:szCs w:val="22"/>
         </w:rPr>
+        <w:t>•</w:t>
+      </w:r>
+      <w:r>
+        <w:rPr>
+          <w:rFonts w:ascii="Garamond" w:hAnsi="Garamond" w:cs="Arial"/>
+          <w:bCs/>
+          <w:color w:val="000000" w:themeColor="text1"/>
+          <w:sz w:val="22"/>
+          <w:szCs w:val="22"/>
+        </w:rPr>
+        <w:t xml:space="preserve"> GPA: 3.5/4.0</w:t>
+      </w:r>
+      <w:r>
+        <w:rPr>
+          <w:rFonts w:ascii="Garamond" w:hAnsi="Garamond" w:cs="Arial"/>
+          <w:bCs/>
+          <w:color w:val="000000" w:themeColor="text1"/>
+          <w:sz w:val="22"/>
+          <w:szCs w:val="22"/>
+        </w:rPr>
         <w:tab/>
-        <w:t xml:space="preserve"> Edinburg, TX</w:t>
+      </w:r>
+      <w:r>
+        <w:rPr>
+          <w:rFonts w:ascii="Garamond" w:hAnsi="Garamond" w:cs="Arial"/>
+          <w:b/>
+          <w:i/>
+          <w:iCs/>
+          <w:color w:val="000000" w:themeColor="text1"/>
+          <w:sz w:val="22"/>
+          <w:szCs w:val="22"/>
+        </w:rPr>
+        <w:t xml:space="preserve">Jul 2017 </w:t>
+      </w:r>
+      <w:bookmarkStart w:id="1" w:name="_Hlk179577310"/>
+      <w:r>
+        <w:rPr>
+          <w:rFonts w:ascii="Garamond" w:hAnsi="Garamond" w:cs="Arial"/>
+          <w:b/>
+          <w:i/>
+          <w:iCs/>
+          <w:color w:val="000000" w:themeColor="text1"/>
+          <w:sz w:val="22"/>
+          <w:szCs w:val="22"/>
+        </w:rPr>
+        <w:t>–</w:t>
+      </w:r>
+      <w:bookmarkEnd w:id="1"/>
+      <w:r>
+        <w:rPr>
+          <w:rFonts w:ascii="Garamond" w:hAnsi="Garamond" w:cs="Arial"/>
+          <w:b/>
+          <w:i/>
+          <w:iCs/>
+          <w:color w:val="000000" w:themeColor="text1"/>
+          <w:sz w:val="22"/>
+          <w:szCs w:val="22"/>
+        </w:rPr>
+        <w:t xml:space="preserve"> May 2020</w:t>
+      </w:r>
+    </w:p>
+    <w:p>
+      <w:pPr>
+        <w:tabs>
+          <w:tab w:val="right" w:pos="10080"/>
+        </w:tabs>
+        <w:spacing w:before="0" w:line="240" w:lineRule="auto"/>
+        <w:ind w:left="9000" w:right="302" w:hanging="9000"/>
+        <w:rPr>
+          <w:rFonts w:ascii="Garamond" w:hAnsi="Garamond" w:cs="Arial"/>
+          <w:bCs/>
+          <w:color w:val="000000" w:themeColor="text1"/>
+          <w:sz w:val="21"/>
+          <w:szCs w:val="21"/>
+        </w:rPr>
+      </w:pPr>
+      <w:r>
+        <w:rPr>
+          <w:rFonts w:ascii="Garamond" w:hAnsi="Garamond" w:cs="Arial"/>
+          <w:bCs/>
+          <w:color w:val="000000" w:themeColor="text1"/>
+          <w:sz w:val="21"/>
+          <w:szCs w:val="21"/>
+        </w:rPr>
+        <w:t>Bachelor of Science in Applied Mathematics</w:t>
+      </w:r>
+      <w:r>
+        <w:rPr>
+          <w:rFonts w:ascii="Garamond" w:hAnsi="Garamond" w:cs="Arial"/>
+          <w:bCs/>
+          <w:color w:val="000000" w:themeColor="text1"/>
+          <w:sz w:val="21"/>
+          <w:szCs w:val="21"/>
+        </w:rPr>
+        <w:tab/>
+      </w:r>
+      <w:r>
+        <w:rPr>
+          <w:rFonts w:ascii="Garamond" w:hAnsi="Garamond" w:cs="Arial"/>
+          <w:bCs/>
+          <w:color w:val="000000" w:themeColor="text1"/>
+          <w:sz w:val="21"/>
+          <w:szCs w:val="21"/>
+        </w:rPr>
+        <w:t xml:space="preserve"> </w:t>
+      </w:r>
+      <w:r>
+        <w:rPr>
+          <w:rFonts w:ascii="Garamond" w:hAnsi="Garamond" w:cs="Arial"/>
+          <w:bCs/>
+          <w:color w:val="000000" w:themeColor="text1"/>
+          <w:sz w:val="21"/>
+          <w:szCs w:val="21"/>
+        </w:rPr>
+        <w:t xml:space="preserve">Edinburg, </w:t>
+      </w:r>
+      <w:r>
+        <w:rPr>
+          <w:rFonts w:ascii="Garamond" w:hAnsi="Garamond" w:cs="Arial"/>
+          <w:bCs/>
+          <w:color w:val="000000" w:themeColor="text1"/>
+          <w:sz w:val="21"/>
+          <w:szCs w:val="21"/>
+        </w:rPr>
+        <w:t>TX</w:t>
       </w:r>
     </w:p>
     <w:p>
@@ -2097,8 +2635,8 @@
           <w:rFonts w:ascii="Garamond" w:hAnsi="Garamond" w:cs="Times New Roman"/>
           <w:bCs/>
           <w:color w:val="C00000"/>
-          <w:sz w:val="24"/>
-          <w:szCs w:val="24"/>
+          <w:sz w:val="22"/>
+          <w:szCs w:val="22"/>
         </w:rPr>
       </w:pPr>
       <w:r>
@@ -2106,8 +2644,8 @@
           <w:rFonts w:ascii="Garamond" w:hAnsi="Garamond" w:cs="Times New Roman"/>
           <w:bCs/>
           <w:color w:val="C00000"/>
-          <w:sz w:val="24"/>
-          <w:szCs w:val="24"/>
+          <w:sz w:val="22"/>
+          <w:szCs w:val="22"/>
         </w:rPr>
         <w:t>SKILLS</w:t>
       </w:r>
@@ -2120,8 +2658,8 @@
           <w:rFonts w:ascii="Garamond" w:hAnsi="Garamond" w:cs="Arial"/>
           <w:b/>
           <w:color w:val="000000" w:themeColor="text1"/>
-          <w:sz w:val="22"/>
-          <w:szCs w:val="22"/>
+          <w:sz w:val="21"/>
+          <w:szCs w:val="21"/>
         </w:rPr>
       </w:pPr>
       <w:r>
@@ -2129,8 +2667,8 @@
           <w:rFonts w:ascii="Garamond" w:hAnsi="Garamond" w:cs="Arial"/>
           <w:b/>
           <w:color w:val="000000" w:themeColor="text1"/>
-          <w:sz w:val="22"/>
-          <w:szCs w:val="22"/>
+          <w:sz w:val="21"/>
+          <w:szCs w:val="21"/>
         </w:rPr>
         <w:t xml:space="preserve">Programming </w:t>
       </w:r>
@@ -2139,8 +2677,8 @@
           <w:rFonts w:ascii="Garamond" w:hAnsi="Garamond" w:cs="Arial"/>
           <w:b/>
           <w:color w:val="000000" w:themeColor="text1"/>
-          <w:sz w:val="22"/>
-          <w:szCs w:val="22"/>
+          <w:sz w:val="21"/>
+          <w:szCs w:val="21"/>
         </w:rPr>
         <w:t>Languages</w:t>
       </w:r>
@@ -2149,8 +2687,8 @@
           <w:rFonts w:ascii="Garamond" w:hAnsi="Garamond" w:cs="Arial"/>
           <w:b/>
           <w:color w:val="000000" w:themeColor="text1"/>
-          <w:sz w:val="22"/>
-          <w:szCs w:val="22"/>
+          <w:sz w:val="21"/>
+          <w:szCs w:val="21"/>
         </w:rPr>
         <w:t xml:space="preserve">: </w:t>
       </w:r>
@@ -2159,8 +2697,8 @@
           <w:rFonts w:ascii="Garamond" w:hAnsi="Garamond" w:cs="Arial"/>
           <w:bCs/>
           <w:color w:val="000000" w:themeColor="text1"/>
-          <w:sz w:val="22"/>
-          <w:szCs w:val="22"/>
+          <w:sz w:val="21"/>
+          <w:szCs w:val="21"/>
         </w:rPr>
         <w:t>Python, SQL, C++, JavaScript</w:t>
       </w:r>
@@ -2169,10 +2707,30 @@
           <w:rFonts w:ascii="Garamond" w:hAnsi="Garamond" w:cs="Arial"/>
           <w:bCs/>
           <w:color w:val="000000" w:themeColor="text1"/>
-          <w:sz w:val="22"/>
-          <w:szCs w:val="22"/>
+          <w:sz w:val="21"/>
+          <w:szCs w:val="21"/>
         </w:rPr>
         <w:t>, MATLAB</w:t>
+      </w:r>
+      <w:r>
+        <w:rPr>
+          <w:rFonts w:ascii="Garamond" w:hAnsi="Garamond" w:cs="Arial"/>
+          <w:bCs/>
+          <w:color w:val="000000" w:themeColor="text1"/>
+          <w:sz w:val="21"/>
+          <w:szCs w:val="21"/>
+        </w:rPr>
+        <w:t xml:space="preserve">, Bash, </w:t>
+      </w:r>
+      <w:r>
+        <w:rPr>
+          <w:rFonts w:ascii="Garamond" w:hAnsi="Garamond" w:cs="Arial"/>
+          <w:bCs/>
+          <w:color w:val="000000" w:themeColor="text1"/>
+          <w:sz w:val="21"/>
+          <w:szCs w:val="21"/>
+        </w:rPr>
+        <w:t>PowerShell</w:t>
       </w:r>
     </w:p>
     <w:p>
@@ -2183,8 +2741,8 @@
           <w:rFonts w:ascii="Garamond" w:hAnsi="Garamond" w:cs="Arial"/>
           <w:b/>
           <w:color w:val="000000" w:themeColor="text1"/>
-          <w:sz w:val="22"/>
-          <w:szCs w:val="22"/>
+          <w:sz w:val="21"/>
+          <w:szCs w:val="21"/>
         </w:rPr>
       </w:pPr>
       <w:r>
@@ -2192,8 +2750,8 @@
           <w:rFonts w:ascii="Garamond" w:hAnsi="Garamond" w:cs="Arial"/>
           <w:b/>
           <w:color w:val="000000" w:themeColor="text1"/>
-          <w:sz w:val="22"/>
-          <w:szCs w:val="22"/>
+          <w:sz w:val="21"/>
+          <w:szCs w:val="21"/>
         </w:rPr>
         <w:t>Frameworks &amp;</w:t>
       </w:r>
@@ -2202,8 +2760,8 @@
           <w:rFonts w:ascii="Garamond" w:hAnsi="Garamond" w:cs="Arial"/>
           <w:b/>
           <w:color w:val="000000" w:themeColor="text1"/>
-          <w:sz w:val="22"/>
-          <w:szCs w:val="22"/>
+          <w:sz w:val="21"/>
+          <w:szCs w:val="21"/>
         </w:rPr>
         <w:t xml:space="preserve"> </w:t>
       </w:r>
@@ -2212,18 +2770,58 @@
           <w:rFonts w:ascii="Garamond" w:hAnsi="Garamond" w:cs="Arial"/>
           <w:b/>
           <w:color w:val="000000" w:themeColor="text1"/>
-          <w:sz w:val="22"/>
-          <w:szCs w:val="22"/>
-        </w:rPr>
-        <w:t xml:space="preserve">Libraries: </w:t>
-      </w:r>
-      <w:r>
-        <w:rPr>
-          <w:rFonts w:ascii="Garamond" w:hAnsi="Garamond" w:cs="Arial"/>
-          <w:bCs/>
-          <w:color w:val="000000" w:themeColor="text1"/>
-          <w:sz w:val="22"/>
-          <w:szCs w:val="22"/>
+          <w:sz w:val="21"/>
+          <w:szCs w:val="21"/>
+        </w:rPr>
+        <w:t>Libraries:</w:t>
+      </w:r>
+      <w:r>
+        <w:rPr>
+          <w:rFonts w:ascii="Garamond" w:hAnsi="Garamond" w:cs="Arial"/>
+          <w:b/>
+          <w:color w:val="000000" w:themeColor="text1"/>
+          <w:sz w:val="21"/>
+          <w:szCs w:val="21"/>
+        </w:rPr>
+        <w:t xml:space="preserve"> </w:t>
+      </w:r>
+      <w:r>
+        <w:rPr>
+          <w:rFonts w:ascii="Garamond" w:hAnsi="Garamond" w:cs="Arial"/>
+          <w:bCs/>
+          <w:color w:val="000000" w:themeColor="text1"/>
+          <w:sz w:val="21"/>
+          <w:szCs w:val="21"/>
+        </w:rPr>
+        <w:t>PyQt6</w:t>
+      </w:r>
+      <w:r>
+        <w:rPr>
+          <w:rFonts w:ascii="Garamond" w:hAnsi="Garamond" w:cs="Arial"/>
+          <w:bCs/>
+          <w:color w:val="000000" w:themeColor="text1"/>
+          <w:sz w:val="21"/>
+          <w:szCs w:val="21"/>
+        </w:rPr>
+        <w:t>,</w:t>
+      </w:r>
+      <w:r>
+        <w:rPr>
+          <w:rFonts w:ascii="Garamond" w:hAnsi="Garamond" w:cs="Arial"/>
+          <w:bCs/>
+          <w:color w:val="000000" w:themeColor="text1"/>
+          <w:sz w:val="21"/>
+          <w:szCs w:val="21"/>
+        </w:rPr>
+        <w:t xml:space="preserve"> </w:t>
+      </w:r>
+      <w:r>
+        <w:rPr>
+          <w:rFonts w:ascii="Garamond" w:hAnsi="Garamond" w:cs="Arial"/>
+          <w:bCs/>
+          <w:color w:val="000000" w:themeColor="text1"/>
+          <w:sz w:val="21"/>
+          <w:szCs w:val="21"/>
         </w:rPr>
         <w:t>React,</w:t>
       </w:r>
@@ -2232,8 +2830,8 @@
           <w:rFonts w:ascii="Garamond" w:hAnsi="Garamond" w:cs="Arial"/>
           <w:bCs/>
           <w:color w:val="000000" w:themeColor="text1"/>
-          <w:sz w:val="22"/>
-          <w:szCs w:val="22"/>
+          <w:sz w:val="21"/>
+          <w:szCs w:val="21"/>
         </w:rPr>
         <w:t xml:space="preserve"> Node.js,</w:t>
       </w:r>
@@ -2242,8 +2840,8 @@
           <w:rFonts w:ascii="Garamond" w:hAnsi="Garamond" w:cs="Arial"/>
           <w:bCs/>
           <w:color w:val="000000" w:themeColor="text1"/>
-          <w:sz w:val="22"/>
-          <w:szCs w:val="22"/>
+          <w:sz w:val="21"/>
+          <w:szCs w:val="21"/>
         </w:rPr>
         <w:t xml:space="preserve"> pytest, Three.js</w:t>
       </w:r>
@@ -2252,28 +2850,18 @@
           <w:rFonts w:ascii="Garamond" w:hAnsi="Garamond" w:cs="Arial"/>
           <w:bCs/>
           <w:color w:val="000000" w:themeColor="text1"/>
-          <w:sz w:val="22"/>
-          <w:szCs w:val="22"/>
-        </w:rPr>
-        <w:t xml:space="preserve">, </w:t>
-      </w:r>
-      <w:r>
-        <w:rPr>
-          <w:rFonts w:ascii="Garamond" w:hAnsi="Garamond" w:cs="Arial"/>
-          <w:bCs/>
-          <w:color w:val="000000" w:themeColor="text1"/>
-          <w:sz w:val="22"/>
-          <w:szCs w:val="22"/>
-        </w:rPr>
-        <w:t xml:space="preserve">Pandas, NumPy, </w:t>
-      </w:r>
-      <w:r>
-        <w:rPr>
-          <w:rFonts w:ascii="Garamond" w:hAnsi="Garamond" w:cs="Arial"/>
-          <w:bCs/>
-          <w:color w:val="000000" w:themeColor="text1"/>
-          <w:sz w:val="22"/>
-          <w:szCs w:val="22"/>
+          <w:sz w:val="21"/>
+          <w:szCs w:val="21"/>
+        </w:rPr>
+        <w:t xml:space="preserve">, Pandas, NumPy, </w:t>
+      </w:r>
+      <w:r>
+        <w:rPr>
+          <w:rFonts w:ascii="Garamond" w:hAnsi="Garamond" w:cs="Arial"/>
+          <w:bCs/>
+          <w:color w:val="000000" w:themeColor="text1"/>
+          <w:sz w:val="21"/>
+          <w:szCs w:val="21"/>
         </w:rPr>
         <w:t>s</w:t>
       </w:r>
@@ -2282,8 +2870,8 @@
           <w:rFonts w:ascii="Garamond" w:hAnsi="Garamond" w:cs="Arial"/>
           <w:bCs/>
           <w:color w:val="000000" w:themeColor="text1"/>
-          <w:sz w:val="22"/>
-          <w:szCs w:val="22"/>
+          <w:sz w:val="21"/>
+          <w:szCs w:val="21"/>
         </w:rPr>
         <w:t xml:space="preserve">cikit-learn, TensorFlow, </w:t>
       </w:r>
@@ -2293,8 +2881,8 @@
           <w:rFonts w:ascii="Garamond" w:hAnsi="Garamond" w:cs="Arial"/>
           <w:bCs/>
           <w:color w:val="000000" w:themeColor="text1"/>
-          <w:sz w:val="22"/>
-          <w:szCs w:val="22"/>
+          <w:sz w:val="21"/>
+          <w:szCs w:val="21"/>
         </w:rPr>
         <w:t>Keras</w:t>
       </w:r>
@@ -2304,8 +2892,8 @@
           <w:rFonts w:ascii="Garamond" w:hAnsi="Garamond" w:cs="Arial"/>
           <w:bCs/>
           <w:color w:val="000000" w:themeColor="text1"/>
-          <w:sz w:val="22"/>
-          <w:szCs w:val="22"/>
+          <w:sz w:val="21"/>
+          <w:szCs w:val="21"/>
         </w:rPr>
         <w:t>, SciPy</w:t>
       </w:r>
@@ -2318,8 +2906,8 @@
           <w:rFonts w:ascii="Garamond" w:hAnsi="Garamond" w:cs="Arial"/>
           <w:bCs/>
           <w:color w:val="000000" w:themeColor="text1"/>
-          <w:sz w:val="22"/>
-          <w:szCs w:val="22"/>
+          <w:sz w:val="21"/>
+          <w:szCs w:val="21"/>
         </w:rPr>
       </w:pPr>
       <w:r>
@@ -2327,8 +2915,8 @@
           <w:rFonts w:ascii="Garamond" w:hAnsi="Garamond" w:cs="Arial"/>
           <w:b/>
           <w:color w:val="000000" w:themeColor="text1"/>
-          <w:sz w:val="22"/>
-          <w:szCs w:val="22"/>
+          <w:sz w:val="21"/>
+          <w:szCs w:val="21"/>
         </w:rPr>
         <w:t>Database</w:t>
       </w:r>
@@ -2337,8 +2925,8 @@
           <w:rFonts w:ascii="Garamond" w:hAnsi="Garamond" w:cs="Arial"/>
           <w:b/>
           <w:color w:val="000000" w:themeColor="text1"/>
-          <w:sz w:val="22"/>
-          <w:szCs w:val="22"/>
+          <w:sz w:val="21"/>
+          <w:szCs w:val="21"/>
         </w:rPr>
         <w:t>s</w:t>
       </w:r>
@@ -2347,8 +2935,8 @@
           <w:rFonts w:ascii="Garamond" w:hAnsi="Garamond" w:cs="Arial"/>
           <w:b/>
           <w:color w:val="000000" w:themeColor="text1"/>
-          <w:sz w:val="22"/>
-          <w:szCs w:val="22"/>
+          <w:sz w:val="21"/>
+          <w:szCs w:val="21"/>
         </w:rPr>
         <w:t>:</w:t>
       </w:r>
@@ -2357,8 +2945,8 @@
           <w:rFonts w:ascii="Garamond" w:hAnsi="Garamond" w:cs="Arial"/>
           <w:bCs/>
           <w:color w:val="000000" w:themeColor="text1"/>
-          <w:sz w:val="22"/>
-          <w:szCs w:val="22"/>
+          <w:sz w:val="21"/>
+          <w:szCs w:val="21"/>
         </w:rPr>
         <w:t xml:space="preserve"> PostgreSQL</w:t>
       </w:r>
@@ -2367,8 +2955,8 @@
           <w:rFonts w:ascii="Garamond" w:hAnsi="Garamond" w:cs="Arial"/>
           <w:bCs/>
           <w:color w:val="000000" w:themeColor="text1"/>
-          <w:sz w:val="22"/>
-          <w:szCs w:val="22"/>
+          <w:sz w:val="21"/>
+          <w:szCs w:val="21"/>
         </w:rPr>
         <w:t>, MySQL</w:t>
       </w:r>
@@ -2377,8 +2965,8 @@
           <w:rFonts w:ascii="Garamond" w:hAnsi="Garamond" w:cs="Arial"/>
           <w:bCs/>
           <w:color w:val="000000" w:themeColor="text1"/>
-          <w:sz w:val="22"/>
-          <w:szCs w:val="22"/>
+          <w:sz w:val="21"/>
+          <w:szCs w:val="21"/>
         </w:rPr>
         <w:t>, MS</w:t>
       </w:r>
@@ -2387,8 +2975,8 @@
           <w:rFonts w:ascii="Garamond" w:hAnsi="Garamond" w:cs="Arial"/>
           <w:bCs/>
           <w:color w:val="000000" w:themeColor="text1"/>
-          <w:sz w:val="22"/>
-          <w:szCs w:val="22"/>
+          <w:sz w:val="21"/>
+          <w:szCs w:val="21"/>
         </w:rPr>
         <w:t xml:space="preserve"> SQL Se</w:t>
       </w:r>
@@ -2397,8 +2985,8 @@
           <w:rFonts w:ascii="Garamond" w:hAnsi="Garamond" w:cs="Arial"/>
           <w:bCs/>
           <w:color w:val="000000" w:themeColor="text1"/>
-          <w:sz w:val="22"/>
-          <w:szCs w:val="22"/>
+          <w:sz w:val="21"/>
+          <w:szCs w:val="21"/>
         </w:rPr>
         <w:t>rver</w:t>
       </w:r>
@@ -2411,8 +2999,8 @@
           <w:rFonts w:ascii="Garamond" w:hAnsi="Garamond" w:cs="Arial"/>
           <w:bCs/>
           <w:color w:val="000000" w:themeColor="text1"/>
-          <w:sz w:val="22"/>
-          <w:szCs w:val="22"/>
+          <w:sz w:val="21"/>
+          <w:szCs w:val="21"/>
         </w:rPr>
       </w:pPr>
       <w:r>
@@ -2420,8 +3008,8 @@
           <w:rFonts w:ascii="Garamond" w:hAnsi="Garamond" w:cs="Arial"/>
           <w:b/>
           <w:color w:val="000000" w:themeColor="text1"/>
-          <w:sz w:val="22"/>
-          <w:szCs w:val="22"/>
+          <w:sz w:val="21"/>
+          <w:szCs w:val="21"/>
         </w:rPr>
         <w:t>Cloud</w:t>
       </w:r>
@@ -2430,8 +3018,8 @@
           <w:rFonts w:ascii="Garamond" w:hAnsi="Garamond" w:cs="Arial"/>
           <w:b/>
           <w:color w:val="000000" w:themeColor="text1"/>
-          <w:sz w:val="22"/>
-          <w:szCs w:val="22"/>
+          <w:sz w:val="21"/>
+          <w:szCs w:val="21"/>
         </w:rPr>
         <w:t xml:space="preserve"> &amp; DevOps</w:t>
       </w:r>
@@ -2440,8 +3028,8 @@
           <w:rFonts w:ascii="Garamond" w:hAnsi="Garamond" w:cs="Arial"/>
           <w:b/>
           <w:color w:val="000000" w:themeColor="text1"/>
-          <w:sz w:val="22"/>
-          <w:szCs w:val="22"/>
+          <w:sz w:val="21"/>
+          <w:szCs w:val="21"/>
         </w:rPr>
         <w:t>:</w:t>
       </w:r>
@@ -2450,8 +3038,8 @@
           <w:rFonts w:ascii="Garamond" w:hAnsi="Garamond" w:cs="Arial"/>
           <w:bCs/>
           <w:color w:val="000000" w:themeColor="text1"/>
-          <w:sz w:val="22"/>
-          <w:szCs w:val="22"/>
+          <w:sz w:val="21"/>
+          <w:szCs w:val="21"/>
         </w:rPr>
         <w:t xml:space="preserve"> AWS </w:t>
       </w:r>
@@ -2461,8 +3049,8 @@
           <w:rFonts w:ascii="Garamond" w:hAnsi="Garamond" w:cs="Arial"/>
           <w:bCs/>
           <w:color w:val="000000" w:themeColor="text1"/>
-          <w:sz w:val="22"/>
-          <w:szCs w:val="22"/>
+          <w:sz w:val="21"/>
+          <w:szCs w:val="21"/>
         </w:rPr>
         <w:t>Lightsail</w:t>
       </w:r>
@@ -2472,8 +3060,8 @@
           <w:rFonts w:ascii="Garamond" w:hAnsi="Garamond" w:cs="Arial"/>
           <w:bCs/>
           <w:color w:val="000000" w:themeColor="text1"/>
-          <w:sz w:val="22"/>
-          <w:szCs w:val="22"/>
+          <w:sz w:val="21"/>
+          <w:szCs w:val="21"/>
         </w:rPr>
         <w:t>, Docker</w:t>
       </w:r>
@@ -2482,8 +3070,8 @@
           <w:rFonts w:ascii="Garamond" w:hAnsi="Garamond" w:cs="Arial"/>
           <w:bCs/>
           <w:color w:val="000000" w:themeColor="text1"/>
-          <w:sz w:val="22"/>
-          <w:szCs w:val="22"/>
+          <w:sz w:val="21"/>
+          <w:szCs w:val="21"/>
         </w:rPr>
         <w:t>, Kubernetes</w:t>
       </w:r>
